--- a/por/docx/30.content.docx
+++ b/por/docx/30.content.docx
@@ -11,6 +11,15 @@
         <w:pStyle w:val="Heading2"/>
       </w:pPr>
       <w:r>
+        <w:t>Resource: Notas de Estudo (Tyndale)</w:t>
+      </w:r>
+      <w:r/>
+    </w:p>
+    <w:p>
+      <w:pPr>
+        <w:pStyle w:val="Heading2"/>
+      </w:pPr>
+      <w:r>
         <w:t>License Information</w:t>
       </w:r>
       <w:r/>
@@ -21,7 +30,7 @@
         <w:rPr>
           <w:b/>
         </w:rPr>
-        <w:t>Study Notes (Tyndale)</w:t>
+        <w:t>Notas de Estudo (Tyndale)</w:t>
       </w:r>
       <w:r>
         <w:t xml:space="preserve"> (Portuguese) is based on</w:t>
@@ -74,7 +83,7 @@
         <w:pStyle w:val="Heading1"/>
       </w:pPr>
       <w:r>
-        <w:t>Study Notes (Tyndale)</w:t>
+        <w:t>Notas de Estudo (Tyndale)</w:t>
       </w:r>
     </w:p>
     <w:p>
@@ -83,6 +92,51 @@
           <w:headerReference w:type="even" r:id="rId8"/>
           <w:headerReference w:type="default" r:id="rId9"/>
           <w:footerReference w:type="default" r:id="rId10"/>
+          <w:footnotePr>
+            <w:numRestart w:val="eachSect"/>
+          </w:footnotePr>
+          <w:type w:val="continuous"/>
+          <w:pgSz w:w="12240" w:h="15840" w:code="1"/>
+          <w:pgMar w:top="1440" w:right="1440" w:bottom="1440" w:left="1440" w:header="504" w:footer="504" w:gutter="0"/>
+          <w:cols w:space="708"/>
+          <w:titlePg/>
+          <w:docGrid w:linePitch="360"/>
+        </w:sectPr>
+      </w:pPr>
+    </w:p>
+    <w:p>
+      <w:r/>
+    </w:p>
+    <w:p>
+      <w:pPr>
+        <w:pStyle w:val="Heading2"/>
+      </w:pPr>
+      <w:r>
+        <w:t>AMO</w:t>
+      </w:r>
+      <w:r/>
+    </w:p>
+    <w:p>
+      <w:r/>
+      <w:r>
+        <w:rPr>
+          <w:i/>
+        </w:rPr>
+        <w:t>Amós 1.1, Amós 1.2, Amós 1.3, Amós 1.3–5, Amós 1.3–2.16, Amós 1.4, Amós 1.5, Amós 1.6, Amós 1.7, Amós 1.8, Amós 1.9, Amós 1.10, Amós 1.11, Amós 1.12, Amós 1.13, Amós 1.14, Amós 1.15, Amós 2.1, Amós 2.2–3, Amós 2.4, Amós 2.4–5, Amós 2.5, Amós 2.6, Amós 2.6–16, Amós 2.7, Amós 2.8, Amós 2.9, Amós 2.11–12, Amós 2.14–16, Amós 2.15, Amós 2.16, Amós 3.1, Amós 3.1–2, Amós 3.1–5.17, Amós 3.2, Amós 3.3, Amós 3.3–6, Amós 3.4, Amós 3.5, Amós 3.6, Amós 3.8, Amós 3.9, Amós 3.10, Amós 3.11, Amós 3.12, Amós 3.13, Amós 3.14, Amós 3.15, Amós 4.1, Amós 4.1–3, Amós 4.2, Amós 4.3, Amós 4.4, Amós 4.4–5, Amós 4.5, Amós 4.6–11, Amós 4.10, Amós 4.11, Amós 4.12, Amós 4.13, Amós 5.1, Amós 5.1–3, Amós 5.2, Amós 5.3, Amós 5.4, Amós 5.5, Amós 5.6, Amós 5.8–9, Amós 5.10, Amós 5.11, Amós 5.13, Amós 5.14, Amós 5.15, Amós 5.16, Amós 5.16–17, Amós 5.18, Amós 5.18–6.14, Amós 5.21–27, Amós 5.22, Amós 5.24, Amós 5.25, Amós 5.25–26, Amós 5.26–27, Amós 6.1, Amós 6.2, Amós 6.3, Amós 6.4, Amós 6.5–6, Amós 6.6, Amós 6.8, Amós 6.9–10, Amós 6.10, Amós 6.12, Amós 6.13, Amós 6.14, Amós 7.1, Amós 7.1–6, Amós 7.1–9.10, Amós 7.2, Amós 7.3–6, Amós 7.4, Amós 7.7–9, Amós 7.8, Amós 7.9, Amós 7.10–17, Amós 7.11, Amós 7.12, Amós 7.13, Amós 7.14, Amós 7.15, Amós 7.16, Amós 7.17, Amós 8.1, Amós 8.2, Amós 8.4–14, Amós 8.5, Amós 8.7, Amós 8.9, Amós 8.11–14, Amós 8.12, Amós 8.14, Amós 9.1, Amós 9.2, Amós 9.2–4, Amós 9.3, Amós 9.5–6, Amós 9.7, Amós 9.8, Amós 9.9–10, Amós 9.11–12, Amós 9.11–15, Amós 9.12, Amós 9.13, Amós 9.13–15, Amós 9.14–15</w:t>
+      </w:r>
+      <w:r/>
+    </w:p>
+    <w:p>
+      <w:r/>
+      <w:r>
+        <w:t xml:space="preserve"> </w:t>
+      </w:r>
+      <w:r/>
+      <w:r/>
+    </w:p>
+    <w:p>
+      <w:pPr>
+        <w:sectPr>
           <w:footnotePr>
             <w:numRestart w:val="eachSect"/>
           </w:footnotePr>

--- a/por/docx/30.content.docx
+++ b/por/docx/30.content.docx
@@ -163,13 +163,6 @@
         <w:rPr>
           <w:lang w:val="pt_PT" w:bidi="pt_PT"/>
         </w:rPr>
-      </w:r>
-      <w:r>
-        <w:rPr>
-          <w:i/>
-          <w:lang w:val="pt_PT" w:bidi="pt_PT"/>
-        </w:rPr>
-        <w:t>Amós 1.1, Amós 1.2, Amós 1.3, Amós 1.3–5, Amós 1.3–2.16, Amós 1.4, Amós 1.5, Amós 1.6, Amós 1.7, Amós 1.8, Amós 1.9, Amós 1.10, Amós 1.11, Amós 1.12, Amós 1.13, Amós 1.14, Amós 1.15, Amós 2.1, Amós 2.2–3, Amós 2.4, Amós 2.4–5, Amós 2.5, Amós 2.6, Amós 2.6–16, Amós 2.7, Amós 2.8, Amós 2.9, Amós 2.11–12, Amós 2.14–16, Amós 2.15, Amós 2.16, Amós 3.1, Amós 3.1–2, Amós 3.1–5.17, Amós 3.2, Amós 3.3, Amós 3.3–6, Amós 3.4, Amós 3.5, Amós 3.6, Amós 3.8, Amós 3.9, Amós 3.10, Amós 3.11, Amós 3.12, Amós 3.13, Amós 3.14, Amós 3.15, Amós 4.1, Amós 4.1–3, Amós 4.2, Amós 4.3, Amós 4.4, Amós 4.4–5, Amós 4.5, Amós 4.6–11, Amós 4.10, Amós 4.11, Amós 4.12, Amós 4.13, Amós 5.1, Amós 5.1–3, Amós 5.2, Amós 5.3, Amós 5.4, Amós 5.5, Amós 5.6, Amós 5.8–9, Amós 5.10, Amós 5.11, Amós 5.13, Amós 5.14, Amós 5.15, Amós 5.16, Amós 5.16–17, Amós 5.18, Amós 5.18–6.14, Amós 5.21–27, Amós 5.22, Amós 5.24, Amós 5.25, Amós 5.25–26, Amós 5.26–27, Amós 6.1, Amós 6.2, Amós 6.3, Amós 6.4, Amós 6.5–6, Amós 6.6, Amós 6.8, Amós 6.9–10, Amós 6.10, Amós 6.12, Amós 6.13, Amós 6.14, Amós 7.1, Amós 7.1–6, Amós 7.1–9.10, Amós 7.2, Amós 7.3–6, Amós 7.4, Amós 7.7–9, Amós 7.8, Amós 7.9, Amós 7.10–17, Amós 7.11, Amós 7.12, Amós 7.13, Amós 7.14, Amós 7.15, Amós 7.16, Amós 7.17, Amós 8.1, Amós 8.2, Amós 8.4–14, Amós 8.5, Amós 8.7, Amós 8.9, Amós 8.11–14, Amós 8.12, Amós 8.14, Amós 9.1, Amós 9.2, Amós 9.2–4, Amós 9.3, Amós 9.5–6, Amós 9.7, Amós 9.8, Amós 9.9–10, Amós 9.11–12, Amós 9.11–15, Amós 9.12, Amós 9.13, Amós 9.13–15, Amós 9.14–15</w:t>
       </w:r>
       <w:r>
         <w:rPr>

--- a/por/docx/30.content.docx
+++ b/por/docx/30.content.docx
@@ -150,19 +150,6 @@
           <w:lang w:val="pt_PT" w:bidi="pt_PT"/>
         </w:rPr>
         <w:t>AMO</w:t>
-      </w:r>
-      <w:r>
-        <w:rPr>
-          <w:lang w:val="pt_PT" w:bidi="pt_PT"/>
-        </w:rPr>
-      </w:r>
-    </w:p>
-    <w:p>
-      <w:pPr/>
-      <w:r>
-        <w:rPr>
-          <w:lang w:val="pt_PT" w:bidi="pt_PT"/>
-        </w:rPr>
       </w:r>
       <w:r>
         <w:rPr>

--- a/por/docx/30.content.docx
+++ b/por/docx/30.content.docx
@@ -19,7 +19,7 @@
         <w:rPr>
           <w:lang w:val="pt_PT" w:bidi="pt_PT"/>
         </w:rPr>
-        <w:t>Resource: Notas de Estudo (Tyndale)</w:t>
+        <w:t>Resource: Tyndale Open Study Notes</w:t>
       </w:r>
       <w:r>
         <w:rPr>
@@ -112,7 +112,7 @@
         <w:rPr>
           <w:lang w:val="pt_PT" w:bidi="pt_PT"/>
         </w:rPr>
-        <w:t>Notas de Estudo (Tyndale)</w:t>
+        <w:t>Tyndale Open Study Notes</w:t>
       </w:r>
     </w:p>
     <w:p>

--- a/por/docx/30.content.docx
+++ b/por/docx/30.content.docx
@@ -19,7 +19,7 @@
         <w:rPr>
           <w:lang w:val="pt_PT" w:bidi="pt_PT"/>
         </w:rPr>
-        <w:t>Resource: Tyndale Open Study Notes</w:t>
+        <w:t>Resource: Aquifer Open Study Notes</w:t>
       </w:r>
       <w:r>
         <w:rPr>
@@ -112,7 +112,7 @@
         <w:rPr>
           <w:lang w:val="pt_PT" w:bidi="pt_PT"/>
         </w:rPr>
-        <w:t>Tyndale Open Study Notes</w:t>
+        <w:t>Aquifer Open Study Notes</w:t>
       </w:r>
     </w:p>
     <w:p>

--- a/por/docx/30.content.docx
+++ b/por/docx/30.content.docx
@@ -246,72 +246,48 @@
         </w:rPr>
         <w:t>): Esta forma padrão de introduzir uma mensagem profética (</w:t>
       </w:r>
-      <w:hyperlink r:id="rId13">
-        <w:r>
-          <w:rPr>
-            <w:lang w:val="pt_PT" w:bidi="pt_PT"/>
-          </w:rPr>
-          <w:rPr>
-            <w:color w:val="0000EE"/>
-            <w:u w:val="single"/>
-          </w:rPr>
-          <w:t>Jr 1.1</w:t>
-        </w:r>
-      </w:hyperlink>
+      <w:r>
+        <w:rPr>
+          <w:lang w:val="pt_PT" w:bidi="pt_PT"/>
+        </w:rPr>
+        <w:t>Jr 1.1</w:t>
+      </w:r>
       <w:r>
         <w:rPr>
           <w:lang w:val="pt_PT" w:bidi="pt_PT"/>
         </w:rPr>
         <w:t xml:space="preserve">; veja também </w:t>
       </w:r>
-      <w:hyperlink r:id="rId14">
-        <w:r>
-          <w:rPr>
-            <w:lang w:val="pt_PT" w:bidi="pt_PT"/>
-          </w:rPr>
-          <w:rPr>
-            <w:color w:val="0000EE"/>
-            <w:u w:val="single"/>
-          </w:rPr>
-          <w:t>Ag 1.12</w:t>
-        </w:r>
-      </w:hyperlink>
+      <w:r>
+        <w:rPr>
+          <w:lang w:val="pt_PT" w:bidi="pt_PT"/>
+        </w:rPr>
+        <w:t>Ag 1.12</w:t>
+      </w:r>
       <w:r>
         <w:rPr>
           <w:lang w:val="pt_PT" w:bidi="pt_PT"/>
         </w:rPr>
         <w:t>) enfatiza sua forma e conteúdo. • pastor (hebraico noqed): Esta palavra é usada apenas uma outra vez no Antigo Testamento, para descrever o rei de Moabe como um “criador de ovelhas” (</w:t>
       </w:r>
-      <w:hyperlink r:id="rId15">
-        <w:r>
-          <w:rPr>
-            <w:lang w:val="pt_PT" w:bidi="pt_PT"/>
-          </w:rPr>
-          <w:rPr>
-            <w:color w:val="0000EE"/>
-            <w:u w:val="single"/>
-          </w:rPr>
-          <w:t>2Rs 3.4</w:t>
-        </w:r>
-      </w:hyperlink>
+      <w:r>
+        <w:rPr>
+          <w:lang w:val="pt_PT" w:bidi="pt_PT"/>
+        </w:rPr>
+        <w:t>2Rs 3.4</w:t>
+      </w:r>
       <w:r>
         <w:rPr>
           <w:lang w:val="pt_PT" w:bidi="pt_PT"/>
         </w:rPr>
         <w:t xml:space="preserve">). Amós descreve sua vocação em </w:t>
       </w:r>
-      <w:hyperlink r:id="rId16">
-        <w:r>
-          <w:rPr>
-            <w:lang w:val="pt_PT" w:bidi="pt_PT"/>
-          </w:rPr>
-          <w:rPr>
-            <w:color w:val="0000EE"/>
-            <w:u w:val="single"/>
-          </w:rPr>
-          <w:t>Amós 7.14</w:t>
-        </w:r>
-      </w:hyperlink>
+      <w:r>
+        <w:rPr>
+          <w:lang w:val="pt_PT" w:bidi="pt_PT"/>
+        </w:rPr>
+        <w:t>Amós 7.14</w:t>
+      </w:r>
       <w:r>
         <w:rPr>
           <w:lang w:val="pt_PT" w:bidi="pt_PT"/>
@@ -330,144 +306,96 @@
         </w:rPr>
         <w:t xml:space="preserve">, “O Profeta Amós”). Amós não era um profeta profissional servindo à corte ou ao Templo. • Amós recebeu esta mensagem em visões — ou seja, por revelação divina (veja </w:t>
       </w:r>
-      <w:hyperlink r:id="rId17">
-        <w:r>
-          <w:rPr>
-            <w:lang w:val="pt_PT" w:bidi="pt_PT"/>
-          </w:rPr>
-          <w:rPr>
-            <w:color w:val="0000EE"/>
-            <w:u w:val="single"/>
-          </w:rPr>
-          <w:t>Is 1.1</w:t>
-        </w:r>
-      </w:hyperlink>
+      <w:r>
+        <w:rPr>
+          <w:lang w:val="pt_PT" w:bidi="pt_PT"/>
+        </w:rPr>
+        <w:t>Is 1.1</w:t>
+      </w:r>
       <w:r>
         <w:rPr>
           <w:lang w:val="pt_PT" w:bidi="pt_PT"/>
         </w:rPr>
         <w:t>). • Amós retrata o terremoto que ocorreu durante o reinado de Uzias (</w:t>
       </w:r>
-      <w:hyperlink r:id="rId18">
-        <w:r>
-          <w:rPr>
-            <w:lang w:val="pt_PT" w:bidi="pt_PT"/>
-          </w:rPr>
-          <w:rPr>
-            <w:color w:val="0000EE"/>
-            <w:u w:val="single"/>
-          </w:rPr>
-          <w:t>Zc 14.5</w:t>
-        </w:r>
-      </w:hyperlink>
+      <w:r>
+        <w:rPr>
+          <w:lang w:val="pt_PT" w:bidi="pt_PT"/>
+        </w:rPr>
+        <w:t>Zc 14.5</w:t>
+      </w:r>
       <w:r>
         <w:rPr>
           <w:lang w:val="pt_PT" w:bidi="pt_PT"/>
         </w:rPr>
         <w:t>) como um ato de julgamento de Deus (</w:t>
       </w:r>
-      <w:hyperlink r:id="rId19">
-        <w:r>
-          <w:rPr>
-            <w:lang w:val="pt_PT" w:bidi="pt_PT"/>
-          </w:rPr>
-          <w:rPr>
-            <w:color w:val="0000EE"/>
-            <w:u w:val="single"/>
-          </w:rPr>
-          <w:t>Am 3.14–15</w:t>
-        </w:r>
-      </w:hyperlink>
+      <w:r>
+        <w:rPr>
+          <w:lang w:val="pt_PT" w:bidi="pt_PT"/>
+        </w:rPr>
+        <w:t>Am 3.14–15</w:t>
+      </w:r>
       <w:r>
         <w:rPr>
           <w:lang w:val="pt_PT" w:bidi="pt_PT"/>
         </w:rPr>
         <w:t xml:space="preserve">; </w:t>
       </w:r>
-      <w:hyperlink r:id="rId20">
-        <w:r>
-          <w:rPr>
-            <w:lang w:val="pt_PT" w:bidi="pt_PT"/>
-          </w:rPr>
-          <w:rPr>
-            <w:color w:val="0000EE"/>
-            <w:u w:val="single"/>
-          </w:rPr>
-          <w:t>6.11</w:t>
-        </w:r>
-      </w:hyperlink>
+      <w:r>
+        <w:rPr>
+          <w:lang w:val="pt_PT" w:bidi="pt_PT"/>
+        </w:rPr>
+        <w:t>6.11</w:t>
+      </w:r>
       <w:r>
         <w:rPr>
           <w:lang w:val="pt_PT" w:bidi="pt_PT"/>
         </w:rPr>
         <w:t xml:space="preserve">, </w:t>
       </w:r>
-      <w:hyperlink r:id="rId21">
-        <w:r>
-          <w:rPr>
-            <w:lang w:val="pt_PT" w:bidi="pt_PT"/>
-          </w:rPr>
-          <w:rPr>
-            <w:color w:val="0000EE"/>
-            <w:u w:val="single"/>
-          </w:rPr>
-          <w:t>14</w:t>
-        </w:r>
-      </w:hyperlink>
+      <w:r>
+        <w:rPr>
+          <w:lang w:val="pt_PT" w:bidi="pt_PT"/>
+        </w:rPr>
+        <w:t>14</w:t>
+      </w:r>
       <w:r>
         <w:rPr>
           <w:lang w:val="pt_PT" w:bidi="pt_PT"/>
         </w:rPr>
         <w:t xml:space="preserve">; </w:t>
       </w:r>
-      <w:hyperlink r:id="rId22">
-        <w:r>
-          <w:rPr>
-            <w:lang w:val="pt_PT" w:bidi="pt_PT"/>
-          </w:rPr>
-          <w:rPr>
-            <w:color w:val="0000EE"/>
-            <w:u w:val="single"/>
-          </w:rPr>
-          <w:t>8.8</w:t>
-        </w:r>
-      </w:hyperlink>
+      <w:r>
+        <w:rPr>
+          <w:lang w:val="pt_PT" w:bidi="pt_PT"/>
+        </w:rPr>
+        <w:t>8.8</w:t>
+      </w:r>
       <w:r>
         <w:rPr>
           <w:lang w:val="pt_PT" w:bidi="pt_PT"/>
         </w:rPr>
         <w:t xml:space="preserve">; </w:t>
       </w:r>
-      <w:hyperlink r:id="rId23">
-        <w:r>
-          <w:rPr>
-            <w:lang w:val="pt_PT" w:bidi="pt_PT"/>
-          </w:rPr>
-          <w:rPr>
-            <w:color w:val="0000EE"/>
-            <w:u w:val="single"/>
-          </w:rPr>
-          <w:t>9.1</w:t>
-        </w:r>
-      </w:hyperlink>
+      <w:r>
+        <w:rPr>
+          <w:lang w:val="pt_PT" w:bidi="pt_PT"/>
+        </w:rPr>
+        <w:t>9.1</w:t>
+      </w:r>
       <w:r>
         <w:rPr>
           <w:lang w:val="pt_PT" w:bidi="pt_PT"/>
         </w:rPr>
         <w:t>,</w:t>
       </w:r>
-      <w:hyperlink r:id="rId24">
-        <w:r>
-          <w:rPr>
-            <w:lang w:val="pt_PT" w:bidi="pt_PT"/>
-          </w:rPr>
-          <w:rPr>
-            <w:color w:val="0000EE"/>
-            <w:u w:val="single"/>
-          </w:rPr>
-          <w:t>9</w:t>
-        </w:r>
-      </w:hyperlink>
+      <w:r>
+        <w:rPr>
+          <w:lang w:val="pt_PT" w:bidi="pt_PT"/>
+        </w:rPr>
+        <w:t>9</w:t>
+      </w:r>
       <w:r>
         <w:rPr>
           <w:lang w:val="pt_PT" w:bidi="pt_PT"/>
@@ -583,36 +511,24 @@
         </w:rPr>
         <w:t xml:space="preserve"> Esta expressão é usada para descrever um ato repetido de rebelião contra a ordem natural estabelecida por Deus. A frase hebraica não indica uma contagem exata, mas um padrão de violações repetidas. • oprimiram meu povo: Debulhar grãos envolvia separar as cabeças dos grãos de suas cascas puxando trenós de madeira com dentes afiados sobre o grão cortado (</w:t>
       </w:r>
-      <w:hyperlink r:id="rId25">
-        <w:r>
-          <w:rPr>
-            <w:lang w:val="pt_PT" w:bidi="pt_PT"/>
-          </w:rPr>
-          <w:rPr>
-            <w:color w:val="0000EE"/>
-            <w:u w:val="single"/>
-          </w:rPr>
-          <w:t>Is 41.15</w:t>
-        </w:r>
-      </w:hyperlink>
+      <w:r>
+        <w:rPr>
+          <w:lang w:val="pt_PT" w:bidi="pt_PT"/>
+        </w:rPr>
+        <w:t>Is 41.15</w:t>
+      </w:r>
       <w:r>
         <w:rPr>
           <w:lang w:val="pt_PT" w:bidi="pt_PT"/>
         </w:rPr>
         <w:t xml:space="preserve">; veja </w:t>
       </w:r>
-      <w:hyperlink r:id="rId26">
-        <w:r>
-          <w:rPr>
-            <w:lang w:val="pt_PT" w:bidi="pt_PT"/>
-          </w:rPr>
-          <w:rPr>
-            <w:color w:val="0000EE"/>
-            <w:u w:val="single"/>
-          </w:rPr>
-          <w:t>Mq 4.13</w:t>
-        </w:r>
-      </w:hyperlink>
+      <w:r>
+        <w:rPr>
+          <w:lang w:val="pt_PT" w:bidi="pt_PT"/>
+        </w:rPr>
+        <w:t>Mq 4.13</w:t>
+      </w:r>
       <w:r>
         <w:rPr>
           <w:lang w:val="pt_PT" w:bidi="pt_PT"/>
@@ -667,18 +583,12 @@
         </w:rPr>
         <w:t>Damasco, a capital de Aram, foi brutal em seu tratamento com o povo de Gileade, território de Israel a leste do Jordão. Quando Acabe morreu (853 a.C.), Damasco havia capturado Ramote em Gileade (</w:t>
       </w:r>
-      <w:hyperlink r:id="rId27">
-        <w:r>
-          <w:rPr>
-            <w:lang w:val="pt_PT" w:bidi="pt_PT"/>
-          </w:rPr>
-          <w:rPr>
-            <w:color w:val="0000EE"/>
-            <w:u w:val="single"/>
-          </w:rPr>
-          <w:t>1Rs 22.3</w:t>
-        </w:r>
-      </w:hyperlink>
+      <w:r>
+        <w:rPr>
+          <w:lang w:val="pt_PT" w:bidi="pt_PT"/>
+        </w:rPr>
+        <w:t>1Rs 22.3</w:t>
+      </w:r>
       <w:r>
         <w:rPr>
           <w:lang w:val="pt_PT" w:bidi="pt_PT"/>
@@ -781,108 +691,72 @@
         </w:rPr>
         <w:t xml:space="preserve">Enviarei fogo: Nos tempos antigos, cidades conquistadas eram queimadas por exércitos invasores (veja também </w:t>
       </w:r>
-      <w:hyperlink r:id="rId28">
-        <w:r>
-          <w:rPr>
-            <w:lang w:val="pt_PT" w:bidi="pt_PT"/>
-          </w:rPr>
-          <w:rPr>
-            <w:color w:val="0000EE"/>
-            <w:u w:val="single"/>
-          </w:rPr>
-          <w:t>1.7</w:t>
-        </w:r>
-      </w:hyperlink>
+      <w:r>
+        <w:rPr>
+          <w:lang w:val="pt_PT" w:bidi="pt_PT"/>
+        </w:rPr>
+        <w:t>1.7</w:t>
+      </w:r>
       <w:r>
         <w:rPr>
           <w:lang w:val="pt_PT" w:bidi="pt_PT"/>
         </w:rPr>
         <w:t>,</w:t>
       </w:r>
-      <w:hyperlink r:id="rId29">
-        <w:r>
-          <w:rPr>
-            <w:lang w:val="pt_PT" w:bidi="pt_PT"/>
-          </w:rPr>
-          <w:rPr>
-            <w:color w:val="0000EE"/>
-            <w:u w:val="single"/>
-          </w:rPr>
-          <w:t>10</w:t>
-        </w:r>
-      </w:hyperlink>
+      <w:r>
+        <w:rPr>
+          <w:lang w:val="pt_PT" w:bidi="pt_PT"/>
+        </w:rPr>
+        <w:t>10</w:t>
+      </w:r>
       <w:r>
         <w:rPr>
           <w:lang w:val="pt_PT" w:bidi="pt_PT"/>
         </w:rPr>
         <w:t>,</w:t>
       </w:r>
-      <w:hyperlink r:id="rId30">
-        <w:r>
-          <w:rPr>
-            <w:lang w:val="pt_PT" w:bidi="pt_PT"/>
-          </w:rPr>
-          <w:rPr>
-            <w:color w:val="0000EE"/>
-            <w:u w:val="single"/>
-          </w:rPr>
-          <w:t>12</w:t>
-        </w:r>
-      </w:hyperlink>
+      <w:r>
+        <w:rPr>
+          <w:lang w:val="pt_PT" w:bidi="pt_PT"/>
+        </w:rPr>
+        <w:t>12</w:t>
+      </w:r>
       <w:r>
         <w:rPr>
           <w:lang w:val="pt_PT" w:bidi="pt_PT"/>
         </w:rPr>
         <w:t>,</w:t>
       </w:r>
-      <w:hyperlink r:id="rId31">
-        <w:r>
-          <w:rPr>
-            <w:lang w:val="pt_PT" w:bidi="pt_PT"/>
-          </w:rPr>
-          <w:rPr>
-            <w:color w:val="0000EE"/>
-            <w:u w:val="single"/>
-          </w:rPr>
-          <w:t>14</w:t>
-        </w:r>
-      </w:hyperlink>
+      <w:r>
+        <w:rPr>
+          <w:lang w:val="pt_PT" w:bidi="pt_PT"/>
+        </w:rPr>
+        <w:t>14</w:t>
+      </w:r>
       <w:r>
         <w:rPr>
           <w:lang w:val="pt_PT" w:bidi="pt_PT"/>
         </w:rPr>
         <w:t xml:space="preserve">; </w:t>
       </w:r>
-      <w:hyperlink r:id="rId32">
-        <w:r>
-          <w:rPr>
-            <w:lang w:val="pt_PT" w:bidi="pt_PT"/>
-          </w:rPr>
-          <w:rPr>
-            <w:color w:val="0000EE"/>
-            <w:u w:val="single"/>
-          </w:rPr>
-          <w:t>2.2</w:t>
-        </w:r>
-      </w:hyperlink>
+      <w:r>
+        <w:rPr>
+          <w:lang w:val="pt_PT" w:bidi="pt_PT"/>
+        </w:rPr>
+        <w:t>2.2</w:t>
+      </w:r>
       <w:r>
         <w:rPr>
           <w:lang w:val="pt_PT" w:bidi="pt_PT"/>
         </w:rPr>
         <w:t>,</w:t>
       </w:r>
-      <w:hyperlink r:id="rId33">
-        <w:r>
-          <w:rPr>
-            <w:lang w:val="pt_PT" w:bidi="pt_PT"/>
-          </w:rPr>
-          <w:rPr>
-            <w:color w:val="0000EE"/>
-            <w:u w:val="single"/>
-          </w:rPr>
-          <w:t>5</w:t>
-        </w:r>
-      </w:hyperlink>
+      <w:r>
+        <w:rPr>
+          <w:lang w:val="pt_PT" w:bidi="pt_PT"/>
+        </w:rPr>
+        <w:t>5</w:t>
+      </w:r>
       <w:r>
         <w:rPr>
           <w:lang w:val="pt_PT" w:bidi="pt_PT"/>
@@ -963,90 +837,60 @@
         </w:rPr>
         <w:t xml:space="preserve"> (</w:t>
       </w:r>
-      <w:hyperlink r:id="rId34">
-        <w:r>
-          <w:rPr>
-            <w:lang w:val="pt_PT" w:bidi="pt_PT"/>
-          </w:rPr>
-          <w:rPr>
-            <w:color w:val="0000EE"/>
-            <w:u w:val="single"/>
-          </w:rPr>
-          <w:t>2Rs 19.12</w:t>
-        </w:r>
-      </w:hyperlink>
+      <w:r>
+        <w:rPr>
+          <w:lang w:val="pt_PT" w:bidi="pt_PT"/>
+        </w:rPr>
+        <w:t>2Rs 19.12</w:t>
+      </w:r>
       <w:r>
         <w:rPr>
           <w:lang w:val="pt_PT" w:bidi="pt_PT"/>
         </w:rPr>
         <w:t xml:space="preserve">; </w:t>
       </w:r>
-      <w:hyperlink r:id="rId35">
-        <w:r>
-          <w:rPr>
-            <w:lang w:val="pt_PT" w:bidi="pt_PT"/>
-          </w:rPr>
-          <w:rPr>
-            <w:color w:val="0000EE"/>
-            <w:u w:val="single"/>
-          </w:rPr>
-          <w:t>Ez 27.23</w:t>
-        </w:r>
-      </w:hyperlink>
+      <w:r>
+        <w:rPr>
+          <w:lang w:val="pt_PT" w:bidi="pt_PT"/>
+        </w:rPr>
+        <w:t>Ez 27.23</w:t>
+      </w:r>
       <w:r>
         <w:rPr>
           <w:lang w:val="pt_PT" w:bidi="pt_PT"/>
         </w:rPr>
         <w:t>). • Os arameus originalmente vieram de Quir (</w:t>
       </w:r>
-      <w:hyperlink r:id="rId36">
-        <w:r>
-          <w:rPr>
-            <w:lang w:val="pt_PT" w:bidi="pt_PT"/>
-          </w:rPr>
-          <w:rPr>
-            <w:color w:val="0000EE"/>
-            <w:u w:val="single"/>
-          </w:rPr>
-          <w:t>Am 9.7</w:t>
-        </w:r>
-      </w:hyperlink>
+      <w:r>
+        <w:rPr>
+          <w:lang w:val="pt_PT" w:bidi="pt_PT"/>
+        </w:rPr>
+        <w:t>Am 9.7</w:t>
+      </w:r>
       <w:r>
         <w:rPr>
           <w:lang w:val="pt_PT" w:bidi="pt_PT"/>
         </w:rPr>
         <w:t>), provavelmente no sul da Babilônia; Quir foi para onde a Assíria os deportou quando Damasco caiu (</w:t>
       </w:r>
-      <w:hyperlink r:id="rId37">
-        <w:r>
-          <w:rPr>
-            <w:lang w:val="pt_PT" w:bidi="pt_PT"/>
-          </w:rPr>
-          <w:rPr>
-            <w:color w:val="0000EE"/>
-            <w:u w:val="single"/>
-          </w:rPr>
-          <w:t>2Rs 16.9</w:t>
-        </w:r>
-      </w:hyperlink>
+      <w:r>
+        <w:rPr>
+          <w:lang w:val="pt_PT" w:bidi="pt_PT"/>
+        </w:rPr>
+        <w:t>2Rs 16.9</w:t>
+      </w:r>
       <w:r>
         <w:rPr>
           <w:lang w:val="pt_PT" w:bidi="pt_PT"/>
         </w:rPr>
         <w:t xml:space="preserve">). Assim como o Egito era um símbolo de cativeiro para Israel (veja </w:t>
       </w:r>
-      <w:hyperlink r:id="rId38">
-        <w:r>
-          <w:rPr>
-            <w:lang w:val="pt_PT" w:bidi="pt_PT"/>
-          </w:rPr>
-          <w:rPr>
-            <w:color w:val="0000EE"/>
-            <w:u w:val="single"/>
-          </w:rPr>
-          <w:t>Dt 28.68</w:t>
-        </w:r>
-      </w:hyperlink>
+      <w:r>
+        <w:rPr>
+          <w:lang w:val="pt_PT" w:bidi="pt_PT"/>
+        </w:rPr>
+        <w:t>Dt 28.68</w:t>
+      </w:r>
       <w:r>
         <w:rPr>
           <w:lang w:val="pt_PT" w:bidi="pt_PT"/>
@@ -1162,18 +1006,12 @@
         </w:rPr>
         <w:t>Enviarei fogo: Uzias conquistou a Filístia (</w:t>
       </w:r>
-      <w:hyperlink r:id="rId39">
-        <w:r>
-          <w:rPr>
-            <w:lang w:val="pt_PT" w:bidi="pt_PT"/>
-          </w:rPr>
-          <w:rPr>
-            <w:color w:val="0000EE"/>
-            <w:u w:val="single"/>
-          </w:rPr>
-          <w:t>2Cr 26.6</w:t>
-        </w:r>
-      </w:hyperlink>
+      <w:r>
+        <w:rPr>
+          <w:lang w:val="pt_PT" w:bidi="pt_PT"/>
+        </w:rPr>
+        <w:t>2Cr 26.6</w:t>
+      </w:r>
       <w:r>
         <w:rPr>
           <w:lang w:val="pt_PT" w:bidi="pt_PT"/>
@@ -1228,54 +1066,36 @@
         </w:rPr>
         <w:t>As cidades filisteias de Asdode e Asquelom estavam na costa ou perto dela, enquanto Ecrom ficava no interior. Gate não é mencionada aqui, pois já havia sido conquistada anteriormente por Hazael (</w:t>
       </w:r>
-      <w:hyperlink r:id="rId40">
-        <w:r>
-          <w:rPr>
-            <w:lang w:val="pt_PT" w:bidi="pt_PT"/>
-          </w:rPr>
-          <w:rPr>
-            <w:color w:val="0000EE"/>
-            <w:u w:val="single"/>
-          </w:rPr>
-          <w:t>2Rs 12.17</w:t>
-        </w:r>
-      </w:hyperlink>
+      <w:r>
+        <w:rPr>
+          <w:lang w:val="pt_PT" w:bidi="pt_PT"/>
+        </w:rPr>
+        <w:t>2Rs 12.17</w:t>
+      </w:r>
       <w:r>
         <w:rPr>
           <w:lang w:val="pt_PT" w:bidi="pt_PT"/>
         </w:rPr>
         <w:t>) e depois por Uzias (</w:t>
       </w:r>
-      <w:hyperlink r:id="rId39">
-        <w:r>
-          <w:rPr>
-            <w:lang w:val="pt_PT" w:bidi="pt_PT"/>
-          </w:rPr>
-          <w:rPr>
-            <w:color w:val="0000EE"/>
-            <w:u w:val="single"/>
-          </w:rPr>
-          <w:t>2Cr 26.6</w:t>
-        </w:r>
-      </w:hyperlink>
+      <w:r>
+        <w:rPr>
+          <w:lang w:val="pt_PT" w:bidi="pt_PT"/>
+        </w:rPr>
+        <w:t>2Cr 26.6</w:t>
+      </w:r>
       <w:r>
         <w:rPr>
           <w:lang w:val="pt_PT" w:bidi="pt_PT"/>
         </w:rPr>
         <w:t>). • os poucos filisteus ainda restantes: Os filisteus mantiveram sua identidade étnica durante o período assírio, mas essa distinção desapareceu na época dos persas (</w:t>
       </w:r>
-      <w:hyperlink r:id="rId41">
-        <w:r>
-          <w:rPr>
-            <w:lang w:val="pt_PT" w:bidi="pt_PT"/>
-          </w:rPr>
-          <w:rPr>
-            <w:color w:val="0000EE"/>
-            <w:u w:val="single"/>
-          </w:rPr>
-          <w:t>Zc 9.5–7</w:t>
-        </w:r>
-      </w:hyperlink>
+      <w:r>
+        <w:rPr>
+          <w:lang w:val="pt_PT" w:bidi="pt_PT"/>
+        </w:rPr>
+        <w:t>Zc 9.5–7</w:t>
+      </w:r>
       <w:r>
         <w:rPr>
           <w:lang w:val="pt_PT" w:bidi="pt_PT"/>
@@ -1330,18 +1150,12 @@
         </w:rPr>
         <w:t>Tiro e Sidom eram os principais portos marítimos da Fenícia. • O crime de Tiro, assim como o de Filístia (</w:t>
       </w:r>
-      <w:hyperlink r:id="rId42">
-        <w:r>
-          <w:rPr>
-            <w:lang w:val="pt_PT" w:bidi="pt_PT"/>
-          </w:rPr>
-          <w:rPr>
-            <w:color w:val="0000EE"/>
-            <w:u w:val="single"/>
-          </w:rPr>
-          <w:t>1.6–8</w:t>
-        </w:r>
-      </w:hyperlink>
+      <w:r>
+        <w:rPr>
+          <w:lang w:val="pt_PT" w:bidi="pt_PT"/>
+        </w:rPr>
+        <w:t>1.6–8</w:t>
+      </w:r>
       <w:r>
         <w:rPr>
           <w:lang w:val="pt_PT" w:bidi="pt_PT"/>
@@ -1361,90 +1175,60 @@
         </w:rPr>
         <w:t xml:space="preserve"> um cativeiro tornado mais amargo por um senso de traição (veja </w:t>
       </w:r>
-      <w:hyperlink r:id="rId43">
-        <w:r>
-          <w:rPr>
-            <w:lang w:val="pt_PT" w:bidi="pt_PT"/>
-          </w:rPr>
-          <w:rPr>
-            <w:color w:val="0000EE"/>
-            <w:u w:val="single"/>
-          </w:rPr>
-          <w:t>2Sm 5.11</w:t>
-        </w:r>
-      </w:hyperlink>
+      <w:r>
+        <w:rPr>
+          <w:lang w:val="pt_PT" w:bidi="pt_PT"/>
+        </w:rPr>
+        <w:t>2Sm 5.11</w:t>
+      </w:r>
       <w:r>
         <w:rPr>
           <w:lang w:val="pt_PT" w:bidi="pt_PT"/>
         </w:rPr>
         <w:t xml:space="preserve">; </w:t>
       </w:r>
-      <w:hyperlink r:id="rId44">
-        <w:r>
-          <w:rPr>
-            <w:lang w:val="pt_PT" w:bidi="pt_PT"/>
-          </w:rPr>
-          <w:rPr>
-            <w:color w:val="0000EE"/>
-            <w:u w:val="single"/>
-          </w:rPr>
-          <w:t>1Rs 5.1</w:t>
-        </w:r>
-      </w:hyperlink>
+      <w:r>
+        <w:rPr>
+          <w:lang w:val="pt_PT" w:bidi="pt_PT"/>
+        </w:rPr>
+        <w:t>1Rs 5.1</w:t>
+      </w:r>
       <w:r>
         <w:rPr>
           <w:lang w:val="pt_PT" w:bidi="pt_PT"/>
         </w:rPr>
         <w:t>,</w:t>
       </w:r>
-      <w:hyperlink r:id="rId45">
-        <w:r>
-          <w:rPr>
-            <w:lang w:val="pt_PT" w:bidi="pt_PT"/>
-          </w:rPr>
-          <w:rPr>
-            <w:color w:val="0000EE"/>
-            <w:u w:val="single"/>
-          </w:rPr>
-          <w:t>11</w:t>
-        </w:r>
-      </w:hyperlink>
+      <w:r>
+        <w:rPr>
+          <w:lang w:val="pt_PT" w:bidi="pt_PT"/>
+        </w:rPr>
+        <w:t>11</w:t>
+      </w:r>
       <w:r>
         <w:rPr>
           <w:lang w:val="pt_PT" w:bidi="pt_PT"/>
         </w:rPr>
         <w:t xml:space="preserve">; </w:t>
       </w:r>
-      <w:hyperlink r:id="rId46">
-        <w:r>
-          <w:rPr>
-            <w:lang w:val="pt_PT" w:bidi="pt_PT"/>
-          </w:rPr>
-          <w:rPr>
-            <w:color w:val="0000EE"/>
-            <w:u w:val="single"/>
-          </w:rPr>
-          <w:t>16.30–31</w:t>
-        </w:r>
-      </w:hyperlink>
+      <w:r>
+        <w:rPr>
+          <w:lang w:val="pt_PT" w:bidi="pt_PT"/>
+        </w:rPr>
+        <w:t>16.30–31</w:t>
+      </w:r>
       <w:r>
         <w:rPr>
           <w:lang w:val="pt_PT" w:bidi="pt_PT"/>
         </w:rPr>
         <w:t>). A reputação de Tiro era "qualquer coisa está à venda"; Isaías retratou a cidade como uma prostituta vendendo suas mercadorias (</w:t>
       </w:r>
-      <w:hyperlink r:id="rId47">
-        <w:r>
-          <w:rPr>
-            <w:lang w:val="pt_PT" w:bidi="pt_PT"/>
-          </w:rPr>
-          <w:rPr>
-            <w:color w:val="0000EE"/>
-            <w:u w:val="single"/>
-          </w:rPr>
-          <w:t>Is 23.15–17</w:t>
-        </w:r>
-      </w:hyperlink>
+      <w:r>
+        <w:rPr>
+          <w:lang w:val="pt_PT" w:bidi="pt_PT"/>
+        </w:rPr>
+        <w:t>Is 23.15–17</w:t>
+      </w:r>
       <w:r>
         <w:rPr>
           <w:lang w:val="pt_PT" w:bidi="pt_PT"/>
@@ -1499,18 +1283,12 @@
         </w:rPr>
         <w:t xml:space="preserve">fogo nas muralhas: A parte principal de Tiro foi construída em uma ilha, tornando-a quase impossível de capturar (veja </w:t>
       </w:r>
-      <w:hyperlink r:id="rId48">
-        <w:r>
-          <w:rPr>
-            <w:lang w:val="pt_PT" w:bidi="pt_PT"/>
-          </w:rPr>
-          <w:rPr>
-            <w:color w:val="0000EE"/>
-            <w:u w:val="single"/>
-          </w:rPr>
-          <w:t>Ez 26.1–28.19</w:t>
-        </w:r>
-      </w:hyperlink>
+      <w:r>
+        <w:rPr>
+          <w:lang w:val="pt_PT" w:bidi="pt_PT"/>
+        </w:rPr>
+        <w:t>Ez 26.1–28.19</w:t>
+      </w:r>
       <w:r>
         <w:rPr>
           <w:lang w:val="pt_PT" w:bidi="pt_PT"/>
@@ -1565,72 +1343,48 @@
         </w:rPr>
         <w:t xml:space="preserve">Edom foi outro traidor (veja </w:t>
       </w:r>
-      <w:hyperlink r:id="rId49">
-        <w:r>
-          <w:rPr>
-            <w:lang w:val="pt_PT" w:bidi="pt_PT"/>
-          </w:rPr>
-          <w:rPr>
-            <w:color w:val="0000EE"/>
-            <w:u w:val="single"/>
-          </w:rPr>
-          <w:t>1.9</w:t>
-        </w:r>
-      </w:hyperlink>
+      <w:r>
+        <w:rPr>
+          <w:lang w:val="pt_PT" w:bidi="pt_PT"/>
+        </w:rPr>
+        <w:t>1.9</w:t>
+      </w:r>
       <w:r>
         <w:rPr>
           <w:lang w:val="pt_PT" w:bidi="pt_PT"/>
         </w:rPr>
         <w:t xml:space="preserve">; </w:t>
       </w:r>
-      <w:hyperlink r:id="rId50">
-        <w:r>
-          <w:rPr>
-            <w:lang w:val="pt_PT" w:bidi="pt_PT"/>
-          </w:rPr>
-          <w:rPr>
-            <w:color w:val="0000EE"/>
-            <w:u w:val="single"/>
-          </w:rPr>
-          <w:t>Gn 36</w:t>
-        </w:r>
-      </w:hyperlink>
+      <w:r>
+        <w:rPr>
+          <w:lang w:val="pt_PT" w:bidi="pt_PT"/>
+        </w:rPr>
+        <w:t>Gn 36</w:t>
+      </w:r>
       <w:r>
         <w:rPr>
           <w:lang w:val="pt_PT" w:bidi="pt_PT"/>
         </w:rPr>
         <w:t xml:space="preserve">; veja também </w:t>
       </w:r>
-      <w:hyperlink r:id="rId51">
-        <w:r>
-          <w:rPr>
-            <w:lang w:val="pt_PT" w:bidi="pt_PT"/>
-          </w:rPr>
-          <w:rPr>
-            <w:color w:val="0000EE"/>
-            <w:u w:val="single"/>
-          </w:rPr>
-          <w:t>Gn 25.23–30</w:t>
-        </w:r>
-      </w:hyperlink>
+      <w:r>
+        <w:rPr>
+          <w:lang w:val="pt_PT" w:bidi="pt_PT"/>
+        </w:rPr>
+        <w:t>Gn 25.23–30</w:t>
+      </w:r>
       <w:r>
         <w:rPr>
           <w:lang w:val="pt_PT" w:bidi="pt_PT"/>
         </w:rPr>
         <w:t xml:space="preserve">; </w:t>
       </w:r>
-      <w:hyperlink r:id="rId52">
-        <w:r>
-          <w:rPr>
-            <w:lang w:val="pt_PT" w:bidi="pt_PT"/>
-          </w:rPr>
-          <w:rPr>
-            <w:color w:val="0000EE"/>
-            <w:u w:val="single"/>
-          </w:rPr>
-          <w:t>27.39–40</w:t>
-        </w:r>
-      </w:hyperlink>
+      <w:r>
+        <w:rPr>
+          <w:lang w:val="pt_PT" w:bidi="pt_PT"/>
+        </w:rPr>
+        <w:t>27.39–40</w:t>
+      </w:r>
       <w:r>
         <w:rPr>
           <w:lang w:val="pt_PT" w:bidi="pt_PT"/>
@@ -1650,72 +1404,48 @@
         </w:rPr>
         <w:t xml:space="preserve">) significa (veja </w:t>
       </w:r>
-      <w:hyperlink r:id="rId53">
-        <w:r>
-          <w:rPr>
-            <w:lang w:val="pt_PT" w:bidi="pt_PT"/>
-          </w:rPr>
-          <w:rPr>
-            <w:color w:val="0000EE"/>
-            <w:u w:val="single"/>
-          </w:rPr>
-          <w:t>Gn 25.25–30</w:t>
-        </w:r>
-      </w:hyperlink>
+      <w:r>
+        <w:rPr>
+          <w:lang w:val="pt_PT" w:bidi="pt_PT"/>
+        </w:rPr>
+        <w:t>Gn 25.25–30</w:t>
+      </w:r>
       <w:r>
         <w:rPr>
           <w:lang w:val="pt_PT" w:bidi="pt_PT"/>
         </w:rPr>
         <w:t xml:space="preserve">). “Irmãos” também pode se referir a partes de um tratado (veja </w:t>
       </w:r>
-      <w:hyperlink r:id="rId49">
-        <w:r>
-          <w:rPr>
-            <w:lang w:val="pt_PT" w:bidi="pt_PT"/>
-          </w:rPr>
-          <w:rPr>
-            <w:color w:val="0000EE"/>
-            <w:u w:val="single"/>
-          </w:rPr>
-          <w:t>Am 1.9</w:t>
-        </w:r>
-      </w:hyperlink>
+      <w:r>
+        <w:rPr>
+          <w:lang w:val="pt_PT" w:bidi="pt_PT"/>
+        </w:rPr>
+        <w:t>Am 1.9</w:t>
+      </w:r>
       <w:r>
         <w:rPr>
           <w:lang w:val="pt_PT" w:bidi="pt_PT"/>
         </w:rPr>
         <w:t>). Aparentemente, Edom exerceu pressão constante nas fronteiras de Israel e Judá, invadindo e saqueando em momentos de fraqueza (</w:t>
       </w:r>
-      <w:hyperlink r:id="rId54">
-        <w:r>
-          <w:rPr>
-            <w:lang w:val="pt_PT" w:bidi="pt_PT"/>
-          </w:rPr>
-          <w:rPr>
-            <w:color w:val="0000EE"/>
-            <w:u w:val="single"/>
-          </w:rPr>
-          <w:t>Jr 49.7–22</w:t>
-        </w:r>
-      </w:hyperlink>
+      <w:r>
+        <w:rPr>
+          <w:lang w:val="pt_PT" w:bidi="pt_PT"/>
+        </w:rPr>
+        <w:t>Jr 49.7–22</w:t>
+      </w:r>
       <w:r>
         <w:rPr>
           <w:lang w:val="pt_PT" w:bidi="pt_PT"/>
         </w:rPr>
         <w:t xml:space="preserve">; </w:t>
       </w:r>
-      <w:hyperlink r:id="rId55">
-        <w:r>
-          <w:rPr>
-            <w:lang w:val="pt_PT" w:bidi="pt_PT"/>
-          </w:rPr>
-          <w:rPr>
-            <w:color w:val="0000EE"/>
-            <w:u w:val="single"/>
-          </w:rPr>
-          <w:t>Ob 1.1–9</w:t>
-        </w:r>
-      </w:hyperlink>
+      <w:r>
+        <w:rPr>
+          <w:lang w:val="pt_PT" w:bidi="pt_PT"/>
+        </w:rPr>
+        <w:t>Ob 1.1–9</w:t>
+      </w:r>
       <w:r>
         <w:rPr>
           <w:lang w:val="pt_PT" w:bidi="pt_PT"/>
@@ -1783,36 +1513,24 @@
         </w:rPr>
         <w:t xml:space="preserve"> Edom perdeu sua capacidade para uma guerra contínua. Babilônia destruiu Edom logo após Judá em 553 a.C. (veja </w:t>
       </w:r>
-      <w:hyperlink r:id="rId56">
-        <w:r>
-          <w:rPr>
-            <w:lang w:val="pt_PT" w:bidi="pt_PT"/>
-          </w:rPr>
-          <w:rPr>
-            <w:color w:val="0000EE"/>
-            <w:u w:val="single"/>
-          </w:rPr>
-          <w:t>Jr 27</w:t>
-        </w:r>
-      </w:hyperlink>
+      <w:r>
+        <w:rPr>
+          <w:lang w:val="pt_PT" w:bidi="pt_PT"/>
+        </w:rPr>
+        <w:t>Jr 27</w:t>
+      </w:r>
       <w:r>
         <w:rPr>
           <w:lang w:val="pt_PT" w:bidi="pt_PT"/>
         </w:rPr>
         <w:t xml:space="preserve">; </w:t>
       </w:r>
-      <w:hyperlink r:id="rId54">
-        <w:r>
-          <w:rPr>
-            <w:lang w:val="pt_PT" w:bidi="pt_PT"/>
-          </w:rPr>
-          <w:rPr>
-            <w:color w:val="0000EE"/>
-            <w:u w:val="single"/>
-          </w:rPr>
-          <w:t>49.7–22</w:t>
-        </w:r>
-      </w:hyperlink>
+      <w:r>
+        <w:rPr>
+          <w:lang w:val="pt_PT" w:bidi="pt_PT"/>
+        </w:rPr>
+        <w:t>49.7–22</w:t>
+      </w:r>
       <w:r>
         <w:rPr>
           <w:lang w:val="pt_PT" w:bidi="pt_PT"/>
@@ -1879,234 +1597,156 @@
         </w:rPr>
         <w:t xml:space="preserve">Israel considerava o povo de Amom como parentes que também os traíram. Os amonitas (assim como os moabitas, </w:t>
       </w:r>
-      <w:hyperlink r:id="rId57">
-        <w:r>
-          <w:rPr>
-            <w:lang w:val="pt_PT" w:bidi="pt_PT"/>
-          </w:rPr>
-          <w:rPr>
-            <w:color w:val="0000EE"/>
-            <w:u w:val="single"/>
-          </w:rPr>
-          <w:t>2.1</w:t>
-        </w:r>
-      </w:hyperlink>
+      <w:r>
+        <w:rPr>
+          <w:lang w:val="pt_PT" w:bidi="pt_PT"/>
+        </w:rPr>
+        <w:t>2.1</w:t>
+      </w:r>
       <w:r>
         <w:rPr>
           <w:lang w:val="pt_PT" w:bidi="pt_PT"/>
         </w:rPr>
         <w:t>) eram descendentes de Ló, sobrinho de Abraão (</w:t>
       </w:r>
-      <w:hyperlink r:id="rId58">
-        <w:r>
-          <w:rPr>
-            <w:lang w:val="pt_PT" w:bidi="pt_PT"/>
-          </w:rPr>
-          <w:rPr>
-            <w:color w:val="0000EE"/>
-            <w:u w:val="single"/>
-          </w:rPr>
-          <w:t>Gn 19.37–38</w:t>
-        </w:r>
-      </w:hyperlink>
+      <w:r>
+        <w:rPr>
+          <w:lang w:val="pt_PT" w:bidi="pt_PT"/>
+        </w:rPr>
+        <w:t>Gn 19.37–38</w:t>
+      </w:r>
       <w:r>
         <w:rPr>
           <w:lang w:val="pt_PT" w:bidi="pt_PT"/>
         </w:rPr>
         <w:t xml:space="preserve">). Amom foi uma ameaça constante para Gileade (veja </w:t>
       </w:r>
-      <w:hyperlink r:id="rId59">
-        <w:r>
-          <w:rPr>
-            <w:lang w:val="pt_PT" w:bidi="pt_PT"/>
-          </w:rPr>
-          <w:rPr>
-            <w:color w:val="0000EE"/>
-            <w:u w:val="single"/>
-          </w:rPr>
-          <w:t>Jz 10.7–9</w:t>
-        </w:r>
-      </w:hyperlink>
+      <w:r>
+        <w:rPr>
+          <w:lang w:val="pt_PT" w:bidi="pt_PT"/>
+        </w:rPr>
+        <w:t>Jz 10.7–9</w:t>
+      </w:r>
       <w:r>
         <w:rPr>
           <w:lang w:val="pt_PT" w:bidi="pt_PT"/>
         </w:rPr>
         <w:t>). • Nos tempos antigos, exércitos conquistadores comumente rasgavam o ventre de mulheres grávidas (</w:t>
       </w:r>
-      <w:hyperlink r:id="rId60">
-        <w:r>
-          <w:rPr>
-            <w:lang w:val="pt_PT" w:bidi="pt_PT"/>
-          </w:rPr>
-          <w:rPr>
-            <w:color w:val="0000EE"/>
-            <w:u w:val="single"/>
-          </w:rPr>
-          <w:t>2Rs 8.12</w:t>
-        </w:r>
-      </w:hyperlink>
+      <w:r>
+        <w:rPr>
+          <w:lang w:val="pt_PT" w:bidi="pt_PT"/>
+        </w:rPr>
+        <w:t>2Rs 8.12</w:t>
+      </w:r>
       <w:r>
         <w:rPr>
           <w:lang w:val="pt_PT" w:bidi="pt_PT"/>
         </w:rPr>
         <w:t xml:space="preserve">; </w:t>
       </w:r>
-      <w:hyperlink r:id="rId61">
-        <w:r>
-          <w:rPr>
-            <w:lang w:val="pt_PT" w:bidi="pt_PT"/>
-          </w:rPr>
-          <w:rPr>
-            <w:color w:val="0000EE"/>
-            <w:u w:val="single"/>
-          </w:rPr>
-          <w:t>15.16</w:t>
-        </w:r>
-      </w:hyperlink>
+      <w:r>
+        <w:rPr>
+          <w:lang w:val="pt_PT" w:bidi="pt_PT"/>
+        </w:rPr>
+        <w:t>15.16</w:t>
+      </w:r>
       <w:r>
         <w:rPr>
           <w:lang w:val="pt_PT" w:bidi="pt_PT"/>
         </w:rPr>
         <w:t xml:space="preserve">; </w:t>
       </w:r>
-      <w:hyperlink r:id="rId62">
-        <w:r>
-          <w:rPr>
-            <w:lang w:val="pt_PT" w:bidi="pt_PT"/>
-          </w:rPr>
-          <w:rPr>
-            <w:color w:val="0000EE"/>
-            <w:u w:val="single"/>
-          </w:rPr>
-          <w:t>Os 13.16</w:t>
-        </w:r>
-      </w:hyperlink>
+      <w:r>
+        <w:rPr>
+          <w:lang w:val="pt_PT" w:bidi="pt_PT"/>
+        </w:rPr>
+        <w:t>Os 13.16</w:t>
+      </w:r>
       <w:r>
         <w:rPr>
           <w:lang w:val="pt_PT" w:bidi="pt_PT"/>
         </w:rPr>
         <w:t>); eles também estupravam as mulheres e massacravam as crianças das cidades que conquistavam (</w:t>
       </w:r>
-      <w:hyperlink r:id="rId63">
-        <w:r>
-          <w:rPr>
-            <w:lang w:val="pt_PT" w:bidi="pt_PT"/>
-          </w:rPr>
-          <w:rPr>
-            <w:color w:val="0000EE"/>
-            <w:u w:val="single"/>
-          </w:rPr>
-          <w:t>Is 13.16</w:t>
-        </w:r>
-      </w:hyperlink>
+      <w:r>
+        <w:rPr>
+          <w:lang w:val="pt_PT" w:bidi="pt_PT"/>
+        </w:rPr>
+        <w:t>Is 13.16</w:t>
+      </w:r>
       <w:r>
         <w:rPr>
           <w:lang w:val="pt_PT" w:bidi="pt_PT"/>
         </w:rPr>
         <w:t>,</w:t>
       </w:r>
-      <w:hyperlink r:id="rId64">
-        <w:r>
-          <w:rPr>
-            <w:lang w:val="pt_PT" w:bidi="pt_PT"/>
-          </w:rPr>
-          <w:rPr>
-            <w:color w:val="0000EE"/>
-            <w:u w:val="single"/>
-          </w:rPr>
-          <w:t>18</w:t>
-        </w:r>
-      </w:hyperlink>
+      <w:r>
+        <w:rPr>
+          <w:lang w:val="pt_PT" w:bidi="pt_PT"/>
+        </w:rPr>
+        <w:t>18</w:t>
+      </w:r>
       <w:r>
         <w:rPr>
           <w:lang w:val="pt_PT" w:bidi="pt_PT"/>
         </w:rPr>
         <w:t xml:space="preserve">; </w:t>
       </w:r>
-      <w:hyperlink r:id="rId65">
-        <w:r>
-          <w:rPr>
-            <w:lang w:val="pt_PT" w:bidi="pt_PT"/>
-          </w:rPr>
-          <w:rPr>
-            <w:color w:val="0000EE"/>
-            <w:u w:val="single"/>
-          </w:rPr>
-          <w:t>Lm 5.11</w:t>
-        </w:r>
-      </w:hyperlink>
+      <w:r>
+        <w:rPr>
+          <w:lang w:val="pt_PT" w:bidi="pt_PT"/>
+        </w:rPr>
+        <w:t>Lm 5.11</w:t>
+      </w:r>
       <w:r>
         <w:rPr>
           <w:lang w:val="pt_PT" w:bidi="pt_PT"/>
         </w:rPr>
         <w:t xml:space="preserve">; </w:t>
       </w:r>
-      <w:hyperlink r:id="rId66">
-        <w:r>
-          <w:rPr>
-            <w:lang w:val="pt_PT" w:bidi="pt_PT"/>
-          </w:rPr>
-          <w:rPr>
-            <w:color w:val="0000EE"/>
-            <w:u w:val="single"/>
-          </w:rPr>
-          <w:t>Os 10.14</w:t>
-        </w:r>
-      </w:hyperlink>
+      <w:r>
+        <w:rPr>
+          <w:lang w:val="pt_PT" w:bidi="pt_PT"/>
+        </w:rPr>
+        <w:t>Os 10.14</w:t>
+      </w:r>
       <w:r>
         <w:rPr>
           <w:lang w:val="pt_PT" w:bidi="pt_PT"/>
         </w:rPr>
         <w:t xml:space="preserve">; </w:t>
       </w:r>
-      <w:hyperlink r:id="rId62">
-        <w:r>
-          <w:rPr>
-            <w:lang w:val="pt_PT" w:bidi="pt_PT"/>
-          </w:rPr>
-          <w:rPr>
-            <w:color w:val="0000EE"/>
-            <w:u w:val="single"/>
-          </w:rPr>
-          <w:t>13.16</w:t>
-        </w:r>
-      </w:hyperlink>
+      <w:r>
+        <w:rPr>
+          <w:lang w:val="pt_PT" w:bidi="pt_PT"/>
+        </w:rPr>
+        <w:t>13.16</w:t>
+      </w:r>
       <w:r>
         <w:rPr>
           <w:lang w:val="pt_PT" w:bidi="pt_PT"/>
         </w:rPr>
         <w:t xml:space="preserve">; </w:t>
       </w:r>
-      <w:hyperlink r:id="rId67">
-        <w:r>
-          <w:rPr>
-            <w:lang w:val="pt_PT" w:bidi="pt_PT"/>
-          </w:rPr>
-          <w:rPr>
-            <w:color w:val="0000EE"/>
-            <w:u w:val="single"/>
-          </w:rPr>
-          <w:t>Na 3.10</w:t>
-        </w:r>
-      </w:hyperlink>
+      <w:r>
+        <w:rPr>
+          <w:lang w:val="pt_PT" w:bidi="pt_PT"/>
+        </w:rPr>
+        <w:t>Na 3.10</w:t>
+      </w:r>
       <w:r>
         <w:rPr>
           <w:lang w:val="pt_PT" w:bidi="pt_PT"/>
         </w:rPr>
         <w:t xml:space="preserve">; </w:t>
       </w:r>
-      <w:hyperlink r:id="rId68">
-        <w:r>
-          <w:rPr>
-            <w:lang w:val="pt_PT" w:bidi="pt_PT"/>
-          </w:rPr>
-          <w:rPr>
-            <w:color w:val="0000EE"/>
-            <w:u w:val="single"/>
-          </w:rPr>
-          <w:t>Zc 14.2</w:t>
-        </w:r>
-      </w:hyperlink>
+      <w:r>
+        <w:rPr>
+          <w:lang w:val="pt_PT" w:bidi="pt_PT"/>
+        </w:rPr>
+        <w:t>Zc 14.2</w:t>
+      </w:r>
       <w:r>
         <w:rPr>
           <w:lang w:val="pt_PT" w:bidi="pt_PT"/>
@@ -2161,36 +1801,24 @@
         </w:rPr>
         <w:t>Rabá era a principal cidade dos amonitas (</w:t>
       </w:r>
-      <w:hyperlink r:id="rId69">
-        <w:r>
-          <w:rPr>
-            <w:lang w:val="pt_PT" w:bidi="pt_PT"/>
-          </w:rPr>
-          <w:rPr>
-            <w:color w:val="0000EE"/>
-            <w:u w:val="single"/>
-          </w:rPr>
-          <w:t>2Sm 12.26</w:t>
-        </w:r>
-      </w:hyperlink>
+      <w:r>
+        <w:rPr>
+          <w:lang w:val="pt_PT" w:bidi="pt_PT"/>
+        </w:rPr>
+        <w:t>2Sm 12.26</w:t>
+      </w:r>
       <w:r>
         <w:rPr>
           <w:lang w:val="pt_PT" w:bidi="pt_PT"/>
         </w:rPr>
         <w:t>). • Amom (</w:t>
       </w:r>
-      <w:hyperlink r:id="rId70">
-        <w:r>
-          <w:rPr>
-            <w:lang w:val="pt_PT" w:bidi="pt_PT"/>
-          </w:rPr>
-          <w:rPr>
-            <w:color w:val="0000EE"/>
-            <w:u w:val="single"/>
-          </w:rPr>
-          <w:t>Am 1.13</w:t>
-        </w:r>
-      </w:hyperlink>
+      <w:r>
+        <w:rPr>
+          <w:lang w:val="pt_PT" w:bidi="pt_PT"/>
+        </w:rPr>
+        <w:t>Am 1.13</w:t>
+      </w:r>
       <w:r>
         <w:rPr>
           <w:lang w:val="pt_PT" w:bidi="pt_PT"/>
@@ -2245,54 +1873,36 @@
         </w:rPr>
         <w:t xml:space="preserve">seu rei: O termo hebraico malkam pode ser uma referência ao deus amonita Moleque. Nos tempos antigos, acreditava-se que o deus ou deuses de uma nação conquistada iam para o exílio junto com eles (veja </w:t>
       </w:r>
-      <w:hyperlink r:id="rId71">
-        <w:r>
-          <w:rPr>
-            <w:lang w:val="pt_PT" w:bidi="pt_PT"/>
-          </w:rPr>
-          <w:rPr>
-            <w:color w:val="0000EE"/>
-            <w:u w:val="single"/>
-          </w:rPr>
-          <w:t>5.26–27</w:t>
-        </w:r>
-      </w:hyperlink>
+      <w:r>
+        <w:rPr>
+          <w:lang w:val="pt_PT" w:bidi="pt_PT"/>
+        </w:rPr>
+        <w:t>5.26–27</w:t>
+      </w:r>
       <w:r>
         <w:rPr>
           <w:lang w:val="pt_PT" w:bidi="pt_PT"/>
         </w:rPr>
         <w:t xml:space="preserve">; </w:t>
       </w:r>
-      <w:hyperlink r:id="rId72">
-        <w:r>
-          <w:rPr>
-            <w:lang w:val="pt_PT" w:bidi="pt_PT"/>
-          </w:rPr>
-          <w:rPr>
-            <w:color w:val="0000EE"/>
-            <w:u w:val="single"/>
-          </w:rPr>
-          <w:t>1Sm 5.1–2</w:t>
-        </w:r>
-      </w:hyperlink>
+      <w:r>
+        <w:rPr>
+          <w:lang w:val="pt_PT" w:bidi="pt_PT"/>
+        </w:rPr>
+        <w:t>1Sm 5.1–2</w:t>
+      </w:r>
       <w:r>
         <w:rPr>
           <w:lang w:val="pt_PT" w:bidi="pt_PT"/>
         </w:rPr>
         <w:t xml:space="preserve">; </w:t>
       </w:r>
-      <w:hyperlink r:id="rId73">
-        <w:r>
-          <w:rPr>
-            <w:lang w:val="pt_PT" w:bidi="pt_PT"/>
-          </w:rPr>
-          <w:rPr>
-            <w:color w:val="0000EE"/>
-            <w:u w:val="single"/>
-          </w:rPr>
-          <w:t>Is 46.1</w:t>
-        </w:r>
-      </w:hyperlink>
+      <w:r>
+        <w:rPr>
+          <w:lang w:val="pt_PT" w:bidi="pt_PT"/>
+        </w:rPr>
+        <w:t>Is 46.1</w:t>
+      </w:r>
       <w:r>
         <w:rPr>
           <w:lang w:val="pt_PT" w:bidi="pt_PT"/>
@@ -2421,36 +2031,24 @@
         </w:rPr>
         <w:t xml:space="preserve"> uma importante cidade (</w:t>
       </w:r>
-      <w:hyperlink r:id="rId74">
-        <w:r>
-          <w:rPr>
-            <w:lang w:val="pt_PT" w:bidi="pt_PT"/>
-          </w:rPr>
-          <w:rPr>
-            <w:color w:val="0000EE"/>
-            <w:u w:val="single"/>
-          </w:rPr>
-          <w:t>Jr 48.20–24</w:t>
-        </w:r>
-      </w:hyperlink>
+      <w:r>
+        <w:rPr>
+          <w:lang w:val="pt_PT" w:bidi="pt_PT"/>
+        </w:rPr>
+        <w:t>Jr 48.20–24</w:t>
+      </w:r>
       <w:r>
         <w:rPr>
           <w:lang w:val="pt_PT" w:bidi="pt_PT"/>
         </w:rPr>
         <w:t xml:space="preserve">), é mencionada na Pedra Moabita como um santuário para Quemos, o deus de Moabe. Talvez os moabitas tenham queimado os restos mortais do rei de Edom ou o oferecido como sacrifício humano neste local. Devido à profanação do cadáver do rei edomita, Deus destruiria o rei de Moabe e seus oficiais. Este destino provavelmente lhes sobreveio através de uma invasão por Sargão II da Assíria (715/713 a.C.; cp. </w:t>
       </w:r>
-      <w:hyperlink r:id="rId75">
-        <w:r>
-          <w:rPr>
-            <w:lang w:val="pt_PT" w:bidi="pt_PT"/>
-          </w:rPr>
-          <w:rPr>
-            <w:color w:val="0000EE"/>
-            <w:u w:val="single"/>
-          </w:rPr>
-          <w:t>Is 15–16</w:t>
-        </w:r>
-      </w:hyperlink>
+      <w:r>
+        <w:rPr>
+          <w:lang w:val="pt_PT" w:bidi="pt_PT"/>
+        </w:rPr>
+        <w:t>Is 15–16</w:t>
+      </w:r>
       <w:r>
         <w:rPr>
           <w:lang w:val="pt_PT" w:bidi="pt_PT"/>
@@ -2470,54 +2068,36 @@
         </w:rPr>
         <w:t xml:space="preserve"> 10.9.7) sugere uma destruição adicional em 582 a.C. (veja também </w:t>
       </w:r>
-      <w:hyperlink r:id="rId76">
-        <w:r>
-          <w:rPr>
-            <w:lang w:val="pt_PT" w:bidi="pt_PT"/>
-          </w:rPr>
-          <w:rPr>
-            <w:color w:val="0000EE"/>
-            <w:u w:val="single"/>
-          </w:rPr>
-          <w:t>Jr 48</w:t>
-        </w:r>
-      </w:hyperlink>
+      <w:r>
+        <w:rPr>
+          <w:lang w:val="pt_PT" w:bidi="pt_PT"/>
+        </w:rPr>
+        <w:t>Jr 48</w:t>
+      </w:r>
       <w:r>
         <w:rPr>
           <w:lang w:val="pt_PT" w:bidi="pt_PT"/>
         </w:rPr>
         <w:t xml:space="preserve">; </w:t>
       </w:r>
-      <w:hyperlink r:id="rId77">
-        <w:r>
-          <w:rPr>
-            <w:lang w:val="pt_PT" w:bidi="pt_PT"/>
-          </w:rPr>
-          <w:rPr>
-            <w:color w:val="0000EE"/>
-            <w:u w:val="single"/>
-          </w:rPr>
-          <w:t>Ez 25.8–11</w:t>
-        </w:r>
-      </w:hyperlink>
+      <w:r>
+        <w:rPr>
+          <w:lang w:val="pt_PT" w:bidi="pt_PT"/>
+        </w:rPr>
+        <w:t>Ez 25.8–11</w:t>
+      </w:r>
       <w:r>
         <w:rPr>
           <w:lang w:val="pt_PT" w:bidi="pt_PT"/>
         </w:rPr>
         <w:t xml:space="preserve">; </w:t>
       </w:r>
-      <w:hyperlink r:id="rId78">
-        <w:r>
-          <w:rPr>
-            <w:lang w:val="pt_PT" w:bidi="pt_PT"/>
-          </w:rPr>
-          <w:rPr>
-            <w:color w:val="0000EE"/>
-            <w:u w:val="single"/>
-          </w:rPr>
-          <w:t>Sf 2.8–11</w:t>
-        </w:r>
-      </w:hyperlink>
+      <w:r>
+        <w:rPr>
+          <w:lang w:val="pt_PT" w:bidi="pt_PT"/>
+        </w:rPr>
+        <w:t>Sf 2.8–11</w:t>
+      </w:r>
       <w:r>
         <w:rPr>
           <w:lang w:val="pt_PT" w:bidi="pt_PT"/>
@@ -2572,72 +2152,48 @@
         </w:rPr>
         <w:t xml:space="preserve">rejeitou a instrução (Torá hebraica) do Senhor: As nações pagãs listadas até este ponto cometeram atrocidades que violaram um senso geral de decência humana, mas Judá foi além; eles tinham a palavra de Deus e ainda assim rejeitaram seus ensinamentos (veja </w:t>
       </w:r>
-      <w:hyperlink r:id="rId79">
-        <w:r>
-          <w:rPr>
-            <w:lang w:val="pt_PT" w:bidi="pt_PT"/>
-          </w:rPr>
-          <w:rPr>
-            <w:color w:val="0000EE"/>
-            <w:u w:val="single"/>
-          </w:rPr>
-          <w:t>Os 4.6</w:t>
-        </w:r>
-      </w:hyperlink>
+      <w:r>
+        <w:rPr>
+          <w:lang w:val="pt_PT" w:bidi="pt_PT"/>
+        </w:rPr>
+        <w:t>Os 4.6</w:t>
+      </w:r>
       <w:r>
         <w:rPr>
           <w:lang w:val="pt_PT" w:bidi="pt_PT"/>
         </w:rPr>
         <w:t xml:space="preserve">; </w:t>
       </w:r>
-      <w:hyperlink r:id="rId80">
-        <w:r>
-          <w:rPr>
-            <w:lang w:val="pt_PT" w:bidi="pt_PT"/>
-          </w:rPr>
-          <w:rPr>
-            <w:color w:val="0000EE"/>
-            <w:u w:val="single"/>
-          </w:rPr>
-          <w:t>8.1</w:t>
-        </w:r>
-      </w:hyperlink>
+      <w:r>
+        <w:rPr>
+          <w:lang w:val="pt_PT" w:bidi="pt_PT"/>
+        </w:rPr>
+        <w:t>8.1</w:t>
+      </w:r>
       <w:r>
         <w:rPr>
           <w:lang w:val="pt_PT" w:bidi="pt_PT"/>
         </w:rPr>
         <w:t xml:space="preserve">). Deus responsabiliza as pessoas na proporção do privilégio que receberam (veja </w:t>
       </w:r>
-      <w:hyperlink r:id="rId81">
-        <w:r>
-          <w:rPr>
-            <w:lang w:val="pt_PT" w:bidi="pt_PT"/>
-          </w:rPr>
-          <w:rPr>
-            <w:color w:val="0000EE"/>
-            <w:u w:val="single"/>
-          </w:rPr>
-          <w:t>Am 3.2</w:t>
-        </w:r>
-      </w:hyperlink>
+      <w:r>
+        <w:rPr>
+          <w:lang w:val="pt_PT" w:bidi="pt_PT"/>
+        </w:rPr>
+        <w:t>Am 3.2</w:t>
+      </w:r>
       <w:r>
         <w:rPr>
           <w:lang w:val="pt_PT" w:bidi="pt_PT"/>
         </w:rPr>
         <w:t xml:space="preserve">). • desviados pelas mesmas mentiras: Tendo descartado a verdadeira instrução de Deus, Judá voltou-se para um substituto encontrado no sincretismo pagão (a combinação de elementos de diferentes sistemas de crenças) e idolatria (veja </w:t>
       </w:r>
-      <w:hyperlink r:id="rId82">
-        <w:r>
-          <w:rPr>
-            <w:lang w:val="pt_PT" w:bidi="pt_PT"/>
-          </w:rPr>
-          <w:rPr>
-            <w:color w:val="0000EE"/>
-            <w:u w:val="single"/>
-          </w:rPr>
-          <w:t>1Rs 14.22–24</w:t>
-        </w:r>
-      </w:hyperlink>
+      <w:r>
+        <w:rPr>
+          <w:lang w:val="pt_PT" w:bidi="pt_PT"/>
+        </w:rPr>
+        <w:t>1Rs 14.22–24</w:t>
+      </w:r>
       <w:r>
         <w:rPr>
           <w:lang w:val="pt_PT" w:bidi="pt_PT"/>
@@ -2740,162 +2296,108 @@
         </w:rPr>
         <w:t>O paganismo de Judá trouxe o mesmo castigo que os pecados de seus vizinhos pagãos: fogo (</w:t>
       </w:r>
-      <w:hyperlink r:id="rId83">
-        <w:r>
-          <w:rPr>
-            <w:lang w:val="pt_PT" w:bidi="pt_PT"/>
-          </w:rPr>
-          <w:rPr>
-            <w:color w:val="0000EE"/>
-            <w:u w:val="single"/>
-          </w:rPr>
-          <w:t>1.4</w:t>
-        </w:r>
-      </w:hyperlink>
+      <w:r>
+        <w:rPr>
+          <w:lang w:val="pt_PT" w:bidi="pt_PT"/>
+        </w:rPr>
+        <w:t>1.4</w:t>
+      </w:r>
       <w:r>
         <w:rPr>
           <w:lang w:val="pt_PT" w:bidi="pt_PT"/>
         </w:rPr>
         <w:t>,</w:t>
       </w:r>
-      <w:hyperlink r:id="rId28">
-        <w:r>
-          <w:rPr>
-            <w:lang w:val="pt_PT" w:bidi="pt_PT"/>
-          </w:rPr>
-          <w:rPr>
-            <w:color w:val="0000EE"/>
-            <w:u w:val="single"/>
-          </w:rPr>
-          <w:t>7</w:t>
-        </w:r>
-      </w:hyperlink>
+      <w:r>
+        <w:rPr>
+          <w:lang w:val="pt_PT" w:bidi="pt_PT"/>
+        </w:rPr>
+        <w:t>7</w:t>
+      </w:r>
       <w:r>
         <w:rPr>
           <w:lang w:val="pt_PT" w:bidi="pt_PT"/>
         </w:rPr>
         <w:t>,</w:t>
       </w:r>
-      <w:hyperlink r:id="rId29">
-        <w:r>
-          <w:rPr>
-            <w:lang w:val="pt_PT" w:bidi="pt_PT"/>
-          </w:rPr>
-          <w:rPr>
-            <w:color w:val="0000EE"/>
-            <w:u w:val="single"/>
-          </w:rPr>
-          <w:t>10</w:t>
-        </w:r>
-      </w:hyperlink>
+      <w:r>
+        <w:rPr>
+          <w:lang w:val="pt_PT" w:bidi="pt_PT"/>
+        </w:rPr>
+        <w:t>10</w:t>
+      </w:r>
       <w:r>
         <w:rPr>
           <w:lang w:val="pt_PT" w:bidi="pt_PT"/>
         </w:rPr>
         <w:t>,</w:t>
       </w:r>
-      <w:hyperlink r:id="rId30">
-        <w:r>
-          <w:rPr>
-            <w:lang w:val="pt_PT" w:bidi="pt_PT"/>
-          </w:rPr>
-          <w:rPr>
-            <w:color w:val="0000EE"/>
-            <w:u w:val="single"/>
-          </w:rPr>
-          <w:t>12</w:t>
-        </w:r>
-      </w:hyperlink>
+      <w:r>
+        <w:rPr>
+          <w:lang w:val="pt_PT" w:bidi="pt_PT"/>
+        </w:rPr>
+        <w:t>12</w:t>
+      </w:r>
       <w:r>
         <w:rPr>
           <w:lang w:val="pt_PT" w:bidi="pt_PT"/>
         </w:rPr>
         <w:t>,</w:t>
       </w:r>
-      <w:hyperlink r:id="rId31">
-        <w:r>
-          <w:rPr>
-            <w:lang w:val="pt_PT" w:bidi="pt_PT"/>
-          </w:rPr>
-          <w:rPr>
-            <w:color w:val="0000EE"/>
-            <w:u w:val="single"/>
-          </w:rPr>
-          <w:t>14</w:t>
-        </w:r>
-      </w:hyperlink>
+      <w:r>
+        <w:rPr>
+          <w:lang w:val="pt_PT" w:bidi="pt_PT"/>
+        </w:rPr>
+        <w:t>14</w:t>
+      </w:r>
       <w:r>
         <w:rPr>
           <w:lang w:val="pt_PT" w:bidi="pt_PT"/>
         </w:rPr>
         <w:t xml:space="preserve">; </w:t>
       </w:r>
-      <w:hyperlink r:id="rId32">
-        <w:r>
-          <w:rPr>
-            <w:lang w:val="pt_PT" w:bidi="pt_PT"/>
-          </w:rPr>
-          <w:rPr>
-            <w:color w:val="0000EE"/>
-            <w:u w:val="single"/>
-          </w:rPr>
-          <w:t>2.2</w:t>
-        </w:r>
-      </w:hyperlink>
+      <w:r>
+        <w:rPr>
+          <w:lang w:val="pt_PT" w:bidi="pt_PT"/>
+        </w:rPr>
+        <w:t>2.2</w:t>
+      </w:r>
       <w:r>
         <w:rPr>
           <w:lang w:val="pt_PT" w:bidi="pt_PT"/>
         </w:rPr>
         <w:t xml:space="preserve">) que destruiria Jerusalém. Os babilônios queimaram Jerusalém quando a capturaram em 586 a.C. (veja </w:t>
       </w:r>
-      <w:hyperlink r:id="rId84">
-        <w:r>
-          <w:rPr>
-            <w:lang w:val="pt_PT" w:bidi="pt_PT"/>
-          </w:rPr>
-          <w:rPr>
-            <w:color w:val="0000EE"/>
-            <w:u w:val="single"/>
-          </w:rPr>
-          <w:t>2Rs 25.9</w:t>
-        </w:r>
-      </w:hyperlink>
+      <w:r>
+        <w:rPr>
+          <w:lang w:val="pt_PT" w:bidi="pt_PT"/>
+        </w:rPr>
+        <w:t>2Rs 25.9</w:t>
+      </w:r>
       <w:r>
         <w:rPr>
           <w:lang w:val="pt_PT" w:bidi="pt_PT"/>
         </w:rPr>
         <w:t xml:space="preserve">; </w:t>
       </w:r>
-      <w:hyperlink r:id="rId85">
-        <w:r>
-          <w:rPr>
-            <w:lang w:val="pt_PT" w:bidi="pt_PT"/>
-          </w:rPr>
-          <w:rPr>
-            <w:color w:val="0000EE"/>
-            <w:u w:val="single"/>
-          </w:rPr>
-          <w:t>Ne 2.17</w:t>
-        </w:r>
-      </w:hyperlink>
+      <w:r>
+        <w:rPr>
+          <w:lang w:val="pt_PT" w:bidi="pt_PT"/>
+        </w:rPr>
+        <w:t>Ne 2.17</w:t>
+      </w:r>
       <w:r>
         <w:rPr>
           <w:lang w:val="pt_PT" w:bidi="pt_PT"/>
         </w:rPr>
         <w:t xml:space="preserve">; </w:t>
       </w:r>
-      <w:hyperlink r:id="rId86">
-        <w:r>
-          <w:rPr>
-            <w:lang w:val="pt_PT" w:bidi="pt_PT"/>
-          </w:rPr>
-          <w:rPr>
-            <w:color w:val="0000EE"/>
-            <w:u w:val="single"/>
-          </w:rPr>
-          <w:t>4.2</w:t>
-        </w:r>
-      </w:hyperlink>
+      <w:r>
+        <w:rPr>
+          <w:lang w:val="pt_PT" w:bidi="pt_PT"/>
+        </w:rPr>
+        <w:t>4.2</w:t>
+      </w:r>
       <w:r>
         <w:rPr>
           <w:lang w:val="pt_PT" w:bidi="pt_PT"/>
@@ -2950,36 +2452,24 @@
         </w:rPr>
         <w:t>Pessoas honradas são os “justos”, aqueles que mantinham um relacionamento correto com Deus e com outras pessoas. O paralelo com os pobres sugere a ideia dos “necessitados justos”. A lei de Moisés incentivava aqueles que tinham muito a ajudar os necessitados emprestando livremente (</w:t>
       </w:r>
-      <w:hyperlink r:id="rId87">
-        <w:r>
-          <w:rPr>
-            <w:lang w:val="pt_PT" w:bidi="pt_PT"/>
-          </w:rPr>
-          <w:rPr>
-            <w:color w:val="0000EE"/>
-            <w:u w:val="single"/>
-          </w:rPr>
-          <w:t>Dt 15.7–11</w:t>
-        </w:r>
-      </w:hyperlink>
+      <w:r>
+        <w:rPr>
+          <w:lang w:val="pt_PT" w:bidi="pt_PT"/>
+        </w:rPr>
+        <w:t>Dt 15.7–11</w:t>
+      </w:r>
       <w:r>
         <w:rPr>
           <w:lang w:val="pt_PT" w:bidi="pt_PT"/>
         </w:rPr>
         <w:t>). Como último recurso, aqueles muito pobres para pagar suas dívidas poderiam se tornar servos para quitá-las através do trabalho (</w:t>
       </w:r>
-      <w:hyperlink r:id="rId88">
-        <w:r>
-          <w:rPr>
-            <w:lang w:val="pt_PT" w:bidi="pt_PT"/>
-          </w:rPr>
-          <w:rPr>
-            <w:color w:val="0000EE"/>
-            <w:u w:val="single"/>
-          </w:rPr>
-          <w:t>Lv 25.39–43</w:t>
-        </w:r>
-      </w:hyperlink>
+      <w:r>
+        <w:rPr>
+          <w:lang w:val="pt_PT" w:bidi="pt_PT"/>
+        </w:rPr>
+        <w:t>Lv 25.39–43</w:t>
+      </w:r>
       <w:r>
         <w:rPr>
           <w:lang w:val="pt_PT" w:bidi="pt_PT"/>
@@ -2999,36 +2489,24 @@
         </w:rPr>
         <w:t xml:space="preserve"> uma hipérbole para a ninharia que deviam (veja </w:t>
       </w:r>
-      <w:hyperlink r:id="rId89">
-        <w:r>
-          <w:rPr>
-            <w:lang w:val="pt_PT" w:bidi="pt_PT"/>
-          </w:rPr>
-          <w:rPr>
-            <w:color w:val="0000EE"/>
-            <w:u w:val="single"/>
-          </w:rPr>
-          <w:t>Am 8.6</w:t>
-        </w:r>
-      </w:hyperlink>
+      <w:r>
+        <w:rPr>
+          <w:lang w:val="pt_PT" w:bidi="pt_PT"/>
+        </w:rPr>
+        <w:t>Am 8.6</w:t>
+      </w:r>
       <w:r>
         <w:rPr>
           <w:lang w:val="pt_PT" w:bidi="pt_PT"/>
         </w:rPr>
         <w:t xml:space="preserve">). As sandálias eram uma garantia dada pela dívida ou um símbolo usado para selar um acordo (veja </w:t>
       </w:r>
-      <w:hyperlink r:id="rId90">
-        <w:r>
-          <w:rPr>
-            <w:lang w:val="pt_PT" w:bidi="pt_PT"/>
-          </w:rPr>
-          <w:rPr>
-            <w:color w:val="0000EE"/>
-            <w:u w:val="single"/>
-          </w:rPr>
-          <w:t>Rt 4.7</w:t>
-        </w:r>
-      </w:hyperlink>
+      <w:r>
+        <w:rPr>
+          <w:lang w:val="pt_PT" w:bidi="pt_PT"/>
+        </w:rPr>
+        <w:t>Rt 4.7</w:t>
+      </w:r>
       <w:r>
         <w:rPr>
           <w:lang w:val="pt_PT" w:bidi="pt_PT"/>
@@ -3083,18 +2561,12 @@
         </w:rPr>
         <w:t xml:space="preserve">Israel: Depois de conduzir o povo por uma lista de pecados cometidos pelos vizinhos de Israel, Amós chegou ao seu verdadeiro ponto: os israelitas sofreriam um destino semelhante (cp. o uso da retórica profética por Natã para induzir a autoacusação, </w:t>
       </w:r>
-      <w:hyperlink r:id="rId91">
-        <w:r>
-          <w:rPr>
-            <w:lang w:val="pt_PT" w:bidi="pt_PT"/>
-          </w:rPr>
-          <w:rPr>
-            <w:color w:val="0000EE"/>
-            <w:u w:val="single"/>
-          </w:rPr>
-          <w:t>2Sm 12.1–13</w:t>
-        </w:r>
-      </w:hyperlink>
+      <w:r>
+        <w:rPr>
+          <w:lang w:val="pt_PT" w:bidi="pt_PT"/>
+        </w:rPr>
+        <w:t>2Sm 12.1–13</w:t>
+      </w:r>
       <w:r>
         <w:rPr>
           <w:lang w:val="pt_PT" w:bidi="pt_PT"/>
@@ -3149,108 +2621,72 @@
         </w:rPr>
         <w:t xml:space="preserve">Pisar nas pessoas era tratá-las de forma impiedosa (veja também </w:t>
       </w:r>
-      <w:hyperlink r:id="rId92">
-        <w:r>
-          <w:rPr>
-            <w:lang w:val="pt_PT" w:bidi="pt_PT"/>
-          </w:rPr>
-          <w:rPr>
-            <w:color w:val="0000EE"/>
-            <w:u w:val="single"/>
-          </w:rPr>
-          <w:t>8.4</w:t>
-        </w:r>
-      </w:hyperlink>
+      <w:r>
+        <w:rPr>
+          <w:lang w:val="pt_PT" w:bidi="pt_PT"/>
+        </w:rPr>
+        <w:t>8.4</w:t>
+      </w:r>
       <w:r>
         <w:rPr>
           <w:lang w:val="pt_PT" w:bidi="pt_PT"/>
         </w:rPr>
         <w:t>). • Os indefesos e oprimidos eram explorados por um sistema socioeconômico que lhes negava a justiça garantida por lei (</w:t>
       </w:r>
-      <w:hyperlink r:id="rId93">
-        <w:r>
-          <w:rPr>
-            <w:lang w:val="pt_PT" w:bidi="pt_PT"/>
-          </w:rPr>
-          <w:rPr>
-            <w:color w:val="0000EE"/>
-            <w:u w:val="single"/>
-          </w:rPr>
-          <w:t>Êx 23.6–8</w:t>
-        </w:r>
-      </w:hyperlink>
+      <w:r>
+        <w:rPr>
+          <w:lang w:val="pt_PT" w:bidi="pt_PT"/>
+        </w:rPr>
+        <w:t>Êx 23.6–8</w:t>
+      </w:r>
       <w:r>
         <w:rPr>
           <w:lang w:val="pt_PT" w:bidi="pt_PT"/>
         </w:rPr>
         <w:t>). • O fato de pai e filho dormirem com a mesma mulher demonstrava a decadência moral dos israelitas; a lei de Moisés proibia essa prática (</w:t>
       </w:r>
-      <w:hyperlink r:id="rId94">
-        <w:r>
-          <w:rPr>
-            <w:lang w:val="pt_PT" w:bidi="pt_PT"/>
-          </w:rPr>
-          <w:rPr>
-            <w:color w:val="0000EE"/>
-            <w:u w:val="single"/>
-          </w:rPr>
-          <w:t>Lv 18.7–8</w:t>
-        </w:r>
-      </w:hyperlink>
+      <w:r>
+        <w:rPr>
+          <w:lang w:val="pt_PT" w:bidi="pt_PT"/>
+        </w:rPr>
+        <w:t>Lv 18.7–8</w:t>
+      </w:r>
       <w:r>
         <w:rPr>
           <w:lang w:val="pt_PT" w:bidi="pt_PT"/>
         </w:rPr>
         <w:t>,</w:t>
       </w:r>
-      <w:hyperlink r:id="rId95">
-        <w:r>
-          <w:rPr>
-            <w:lang w:val="pt_PT" w:bidi="pt_PT"/>
-          </w:rPr>
-          <w:rPr>
-            <w:color w:val="0000EE"/>
-            <w:u w:val="single"/>
-          </w:rPr>
-          <w:t>15</w:t>
-        </w:r>
-      </w:hyperlink>
+      <w:r>
+        <w:rPr>
+          <w:lang w:val="pt_PT" w:bidi="pt_PT"/>
+        </w:rPr>
+        <w:t>15</w:t>
+      </w:r>
       <w:r>
         <w:rPr>
           <w:lang w:val="pt_PT" w:bidi="pt_PT"/>
         </w:rPr>
         <w:t xml:space="preserve">; </w:t>
       </w:r>
-      <w:hyperlink r:id="rId96">
-        <w:r>
-          <w:rPr>
-            <w:lang w:val="pt_PT" w:bidi="pt_PT"/>
-          </w:rPr>
-          <w:rPr>
-            <w:color w:val="0000EE"/>
-            <w:u w:val="single"/>
-          </w:rPr>
-          <w:t>20.11–12</w:t>
-        </w:r>
-      </w:hyperlink>
+      <w:r>
+        <w:rPr>
+          <w:lang w:val="pt_PT" w:bidi="pt_PT"/>
+        </w:rPr>
+        <w:t>20.11–12</w:t>
+      </w:r>
       <w:r>
         <w:rPr>
           <w:lang w:val="pt_PT" w:bidi="pt_PT"/>
         </w:rPr>
         <w:t xml:space="preserve">). • Corrompendo meu santo nome: Ao adorar vários deuses da fertilidade, Israel e as nações vizinhas se envolviam em “prostituição sagrada” (veja </w:t>
       </w:r>
-      <w:hyperlink r:id="rId97">
-        <w:r>
-          <w:rPr>
-            <w:lang w:val="pt_PT" w:bidi="pt_PT"/>
-          </w:rPr>
-          <w:rPr>
-            <w:color w:val="0000EE"/>
-            <w:u w:val="single"/>
-          </w:rPr>
-          <w:t>Os 4.10–14</w:t>
-        </w:r>
-      </w:hyperlink>
+      <w:r>
+        <w:rPr>
+          <w:lang w:val="pt_PT" w:bidi="pt_PT"/>
+        </w:rPr>
+        <w:t>Os 4.10–14</w:t>
+      </w:r>
       <w:r>
         <w:rPr>
           <w:lang w:val="pt_PT" w:bidi="pt_PT"/>
@@ -3305,72 +2741,48 @@
         </w:rPr>
         <w:t>A ironia é que os opressores dos pobres ostentavam seus pecados em festivais religiosos. • A Torá permitia que um credor tomasse o manto de um homem pobre como garantia de uma dívida, mas não deveria ser mantido durante a noite, porque as noites eram frias (</w:t>
       </w:r>
-      <w:hyperlink r:id="rId98">
-        <w:r>
-          <w:rPr>
-            <w:lang w:val="pt_PT" w:bidi="pt_PT"/>
-          </w:rPr>
-          <w:rPr>
-            <w:color w:val="0000EE"/>
-            <w:u w:val="single"/>
-          </w:rPr>
-          <w:t>Êx 22.26–27</w:t>
-        </w:r>
-      </w:hyperlink>
+      <w:r>
+        <w:rPr>
+          <w:lang w:val="pt_PT" w:bidi="pt_PT"/>
+        </w:rPr>
+        <w:t>Êx 22.26–27</w:t>
+      </w:r>
       <w:r>
         <w:rPr>
           <w:lang w:val="pt_PT" w:bidi="pt_PT"/>
         </w:rPr>
         <w:t xml:space="preserve">; </w:t>
       </w:r>
-      <w:hyperlink r:id="rId99">
-        <w:r>
-          <w:rPr>
-            <w:lang w:val="pt_PT" w:bidi="pt_PT"/>
-          </w:rPr>
-          <w:rPr>
-            <w:color w:val="0000EE"/>
-            <w:u w:val="single"/>
-          </w:rPr>
-          <w:t>Dt 24.12–13</w:t>
-        </w:r>
-      </w:hyperlink>
+      <w:r>
+        <w:rPr>
+          <w:lang w:val="pt_PT" w:bidi="pt_PT"/>
+        </w:rPr>
+        <w:t>Dt 24.12–13</w:t>
+      </w:r>
       <w:r>
         <w:rPr>
           <w:lang w:val="pt_PT" w:bidi="pt_PT"/>
         </w:rPr>
         <w:t>). As roupas de uma viúva nunca deveriam ser tomadas como garantia de uma dívida (</w:t>
       </w:r>
-      <w:hyperlink r:id="rId100">
-        <w:r>
-          <w:rPr>
-            <w:lang w:val="pt_PT" w:bidi="pt_PT"/>
-          </w:rPr>
-          <w:rPr>
-            <w:color w:val="0000EE"/>
-            <w:u w:val="single"/>
-          </w:rPr>
-          <w:t>Dt 24.17</w:t>
-        </w:r>
-      </w:hyperlink>
+      <w:r>
+        <w:rPr>
+          <w:lang w:val="pt_PT" w:bidi="pt_PT"/>
+        </w:rPr>
+        <w:t>Dt 24.17</w:t>
+      </w:r>
       <w:r>
         <w:rPr>
           <w:lang w:val="pt_PT" w:bidi="pt_PT"/>
         </w:rPr>
         <w:t>). • Multas injustas: Os ricos subornavam juízes e usavam sua influência para impedir que os pobres, que não podiam se defender, obtivessem um julgamento justo (</w:t>
       </w:r>
-      <w:hyperlink r:id="rId101">
-        <w:r>
-          <w:rPr>
-            <w:lang w:val="pt_PT" w:bidi="pt_PT"/>
-          </w:rPr>
-          <w:rPr>
-            <w:color w:val="0000EE"/>
-            <w:u w:val="single"/>
-          </w:rPr>
-          <w:t>Am 5.12</w:t>
-        </w:r>
-      </w:hyperlink>
+      <w:r>
+        <w:rPr>
+          <w:lang w:val="pt_PT" w:bidi="pt_PT"/>
+        </w:rPr>
+        <w:t>Am 5.12</w:t>
+      </w:r>
       <w:r>
         <w:rPr>
           <w:lang w:val="pt_PT" w:bidi="pt_PT"/>
@@ -3425,36 +2837,24 @@
         </w:rPr>
         <w:t xml:space="preserve">Amorreus é usado aqui como um termo geral para denotar os habitantes de Canaã (veja </w:t>
       </w:r>
-      <w:hyperlink r:id="rId102">
-        <w:r>
-          <w:rPr>
-            <w:lang w:val="pt_PT" w:bidi="pt_PT"/>
-          </w:rPr>
-          <w:rPr>
-            <w:color w:val="0000EE"/>
-            <w:u w:val="single"/>
-          </w:rPr>
-          <w:t>Gn 15.16</w:t>
-        </w:r>
-      </w:hyperlink>
+      <w:r>
+        <w:rPr>
+          <w:lang w:val="pt_PT" w:bidi="pt_PT"/>
+        </w:rPr>
+        <w:t>Gn 15.16</w:t>
+      </w:r>
       <w:r>
         <w:rPr>
           <w:lang w:val="pt_PT" w:bidi="pt_PT"/>
         </w:rPr>
         <w:t xml:space="preserve">; </w:t>
       </w:r>
-      <w:hyperlink r:id="rId103">
-        <w:r>
-          <w:rPr>
-            <w:lang w:val="pt_PT" w:bidi="pt_PT"/>
-          </w:rPr>
-          <w:rPr>
-            <w:color w:val="0000EE"/>
-            <w:u w:val="single"/>
-          </w:rPr>
-          <w:t>Jz 6.10</w:t>
-        </w:r>
-      </w:hyperlink>
+      <w:r>
+        <w:rPr>
+          <w:lang w:val="pt_PT" w:bidi="pt_PT"/>
+        </w:rPr>
+        <w:t>Jz 6.10</w:t>
+      </w:r>
       <w:r>
         <w:rPr>
           <w:lang w:val="pt_PT" w:bidi="pt_PT"/>
@@ -3509,18 +2909,12 @@
         </w:rPr>
         <w:t>Além dos sacerdotes, Deus providenciou profetas para falar Sua palavra e vontade (</w:t>
       </w:r>
-      <w:hyperlink r:id="rId104">
-        <w:r>
-          <w:rPr>
-            <w:lang w:val="pt_PT" w:bidi="pt_PT"/>
-          </w:rPr>
-          <w:rPr>
-            <w:color w:val="0000EE"/>
-            <w:u w:val="single"/>
-          </w:rPr>
-          <w:t>Dt 18.15–19</w:t>
-        </w:r>
-      </w:hyperlink>
+      <w:r>
+        <w:rPr>
+          <w:lang w:val="pt_PT" w:bidi="pt_PT"/>
+        </w:rPr>
+        <w:t>Dt 18.15–19</w:t>
+      </w:r>
       <w:r>
         <w:rPr>
           <w:lang w:val="pt_PT" w:bidi="pt_PT"/>
@@ -3540,36 +2934,24 @@
         </w:rPr>
         <w:t xml:space="preserve"> que eram dedicados ao Senhor por votos que incluíam a abstenção de bebidas fermentadas (</w:t>
       </w:r>
-      <w:hyperlink r:id="rId105">
-        <w:r>
-          <w:rPr>
-            <w:lang w:val="pt_PT" w:bidi="pt_PT"/>
-          </w:rPr>
-          <w:rPr>
-            <w:color w:val="0000EE"/>
-            <w:u w:val="single"/>
-          </w:rPr>
-          <w:t>Nm 6.1–21</w:t>
-        </w:r>
-      </w:hyperlink>
+      <w:r>
+        <w:rPr>
+          <w:lang w:val="pt_PT" w:bidi="pt_PT"/>
+        </w:rPr>
+        <w:t>Nm 6.1–21</w:t>
+      </w:r>
       <w:r>
         <w:rPr>
           <w:lang w:val="pt_PT" w:bidi="pt_PT"/>
         </w:rPr>
         <w:t xml:space="preserve">). Israel mostrou seu desrespeito por Deus ao dizer tanto aos nazireus quanto aos profetas para ignorarem e violarem o chamado de Deus (veja </w:t>
       </w:r>
-      <w:hyperlink r:id="rId106">
-        <w:r>
-          <w:rPr>
-            <w:lang w:val="pt_PT" w:bidi="pt_PT"/>
-          </w:rPr>
-          <w:rPr>
-            <w:color w:val="0000EE"/>
-            <w:u w:val="single"/>
-          </w:rPr>
-          <w:t>Am 7.12–13</w:t>
-        </w:r>
-      </w:hyperlink>
+      <w:r>
+        <w:rPr>
+          <w:lang w:val="pt_PT" w:bidi="pt_PT"/>
+        </w:rPr>
+        <w:t>Am 7.12–13</w:t>
+      </w:r>
       <w:r>
         <w:rPr>
           <w:lang w:val="pt_PT" w:bidi="pt_PT"/>
@@ -3624,18 +3006,12 @@
         </w:rPr>
         <w:t xml:space="preserve">O capítulo conclui com uma descrição da batalha na qual Israel seria derrotado e fugiria (veja </w:t>
       </w:r>
-      <w:hyperlink r:id="rId107">
-        <w:r>
-          <w:rPr>
-            <w:lang w:val="pt_PT" w:bidi="pt_PT"/>
-          </w:rPr>
-          <w:rPr>
-            <w:color w:val="0000EE"/>
-            <w:u w:val="single"/>
-          </w:rPr>
-          <w:t>Sl 33.16–17</w:t>
-        </w:r>
-      </w:hyperlink>
+      <w:r>
+        <w:rPr>
+          <w:lang w:val="pt_PT" w:bidi="pt_PT"/>
+        </w:rPr>
+        <w:t>Sl 33.16–17</w:t>
+      </w:r>
       <w:r>
         <w:rPr>
           <w:lang w:val="pt_PT" w:bidi="pt_PT"/>
@@ -3738,36 +3114,24 @@
         </w:rPr>
         <w:t>Amós mais tarde chama esse dia de “dia do Senhor” (</w:t>
       </w:r>
-      <w:hyperlink r:id="rId108">
-        <w:r>
-          <w:rPr>
-            <w:lang w:val="pt_PT" w:bidi="pt_PT"/>
-          </w:rPr>
-          <w:rPr>
-            <w:color w:val="0000EE"/>
-            <w:u w:val="single"/>
-          </w:rPr>
-          <w:t>5.18</w:t>
-        </w:r>
-      </w:hyperlink>
+      <w:r>
+        <w:rPr>
+          <w:lang w:val="pt_PT" w:bidi="pt_PT"/>
+        </w:rPr>
+        <w:t>5.18</w:t>
+      </w:r>
       <w:r>
         <w:rPr>
           <w:lang w:val="pt_PT" w:bidi="pt_PT"/>
         </w:rPr>
         <w:t xml:space="preserve">); ambas as expressões indicam o tempo de julgamento sobre Israel (veja também </w:t>
       </w:r>
-      <w:hyperlink r:id="rId109">
-        <w:r>
-          <w:rPr>
-            <w:lang w:val="pt_PT" w:bidi="pt_PT"/>
-          </w:rPr>
-          <w:rPr>
-            <w:color w:val="0000EE"/>
-            <w:u w:val="single"/>
-          </w:rPr>
-          <w:t>8.3</w:t>
-        </w:r>
-      </w:hyperlink>
+      <w:r>
+        <w:rPr>
+          <w:lang w:val="pt_PT" w:bidi="pt_PT"/>
+        </w:rPr>
+        <w:t>8.3</w:t>
+      </w:r>
       <w:r>
         <w:rPr>
           <w:lang w:val="pt_PT" w:bidi="pt_PT"/>
@@ -3822,18 +3186,12 @@
         </w:rPr>
         <w:t xml:space="preserve">Amós começa com uma referência à bondade de Deus para com Israel quando os resgatou do Egito (veja </w:t>
       </w:r>
-      <w:hyperlink r:id="rId110">
-        <w:r>
-          <w:rPr>
-            <w:lang w:val="pt_PT" w:bidi="pt_PT"/>
-          </w:rPr>
-          <w:rPr>
-            <w:color w:val="0000EE"/>
-            <w:u w:val="single"/>
-          </w:rPr>
-          <w:t>2.10</w:t>
-        </w:r>
-      </w:hyperlink>
+      <w:r>
+        <w:rPr>
+          <w:lang w:val="pt_PT" w:bidi="pt_PT"/>
+        </w:rPr>
+        <w:t>2.10</w:t>
+      </w:r>
       <w:r>
         <w:rPr>
           <w:lang w:val="pt_PT" w:bidi="pt_PT"/>
@@ -3984,126 +3342,84 @@
         </w:rPr>
         <w:t>A palavra traduzida como íntimo indica um conhecimento pessoal e experiencial que frequentemente vai além da mera consciência intelectual. Pode indicar reconhecimento e reconhecimento formal (</w:t>
       </w:r>
-      <w:hyperlink r:id="rId111">
-        <w:r>
-          <w:rPr>
-            <w:lang w:val="pt_PT" w:bidi="pt_PT"/>
-          </w:rPr>
-          <w:rPr>
-            <w:color w:val="0000EE"/>
-            <w:u w:val="single"/>
-          </w:rPr>
-          <w:t>Êx 1.8</w:t>
-        </w:r>
-      </w:hyperlink>
+      <w:r>
+        <w:rPr>
+          <w:lang w:val="pt_PT" w:bidi="pt_PT"/>
+        </w:rPr>
+        <w:t>Êx 1.8</w:t>
+      </w:r>
       <w:r>
         <w:rPr>
           <w:lang w:val="pt_PT" w:bidi="pt_PT"/>
         </w:rPr>
         <w:t xml:space="preserve">; </w:t>
       </w:r>
-      <w:hyperlink r:id="rId112">
-        <w:r>
-          <w:rPr>
-            <w:lang w:val="pt_PT" w:bidi="pt_PT"/>
-          </w:rPr>
-          <w:rPr>
-            <w:color w:val="0000EE"/>
-            <w:u w:val="single"/>
-          </w:rPr>
-          <w:t>5.2</w:t>
-        </w:r>
-      </w:hyperlink>
+      <w:r>
+        <w:rPr>
+          <w:lang w:val="pt_PT" w:bidi="pt_PT"/>
+        </w:rPr>
+        <w:t>5.2</w:t>
+      </w:r>
       <w:r>
         <w:rPr>
           <w:lang w:val="pt_PT" w:bidi="pt_PT"/>
         </w:rPr>
         <w:t>), experiência pessoal (</w:t>
       </w:r>
-      <w:hyperlink r:id="rId113">
-        <w:r>
-          <w:rPr>
-            <w:lang w:val="pt_PT" w:bidi="pt_PT"/>
-          </w:rPr>
-          <w:rPr>
-            <w:color w:val="0000EE"/>
-            <w:u w:val="single"/>
-          </w:rPr>
-          <w:t>Gn 2.17</w:t>
-        </w:r>
-      </w:hyperlink>
+      <w:r>
+        <w:rPr>
+          <w:lang w:val="pt_PT" w:bidi="pt_PT"/>
+        </w:rPr>
+        <w:t>Gn 2.17</w:t>
+      </w:r>
       <w:r>
         <w:rPr>
           <w:lang w:val="pt_PT" w:bidi="pt_PT"/>
         </w:rPr>
         <w:t>) ou relações sexuais (</w:t>
       </w:r>
-      <w:hyperlink r:id="rId114">
-        <w:r>
-          <w:rPr>
-            <w:lang w:val="pt_PT" w:bidi="pt_PT"/>
-          </w:rPr>
-          <w:rPr>
-            <w:color w:val="0000EE"/>
-            <w:u w:val="single"/>
-          </w:rPr>
-          <w:t>Gn 4.1</w:t>
-        </w:r>
-      </w:hyperlink>
+      <w:r>
+        <w:rPr>
+          <w:lang w:val="pt_PT" w:bidi="pt_PT"/>
+        </w:rPr>
+        <w:t>Gn 4.1</w:t>
+      </w:r>
       <w:r>
         <w:rPr>
           <w:lang w:val="pt_PT" w:bidi="pt_PT"/>
         </w:rPr>
         <w:t>). Esta palavra é frequentemente usada para descrever o relacionamento de Deus com Israel (</w:t>
       </w:r>
-      <w:hyperlink r:id="rId115">
-        <w:r>
-          <w:rPr>
-            <w:lang w:val="pt_PT" w:bidi="pt_PT"/>
-          </w:rPr>
-          <w:rPr>
-            <w:color w:val="0000EE"/>
-            <w:u w:val="single"/>
-          </w:rPr>
-          <w:t>Os 5.3</w:t>
-        </w:r>
-      </w:hyperlink>
+      <w:r>
+        <w:rPr>
+          <w:lang w:val="pt_PT" w:bidi="pt_PT"/>
+        </w:rPr>
+        <w:t>Os 5.3</w:t>
+      </w:r>
       <w:r>
         <w:rPr>
           <w:lang w:val="pt_PT" w:bidi="pt_PT"/>
         </w:rPr>
         <w:t>) e o relacionamento ideal de Israel com Deus (</w:t>
       </w:r>
-      <w:hyperlink r:id="rId116">
-        <w:r>
-          <w:rPr>
-            <w:lang w:val="pt_PT" w:bidi="pt_PT"/>
-          </w:rPr>
-          <w:rPr>
-            <w:color w:val="0000EE"/>
-            <w:u w:val="single"/>
-          </w:rPr>
-          <w:t>Os 2.20</w:t>
-        </w:r>
-      </w:hyperlink>
+      <w:r>
+        <w:rPr>
+          <w:lang w:val="pt_PT" w:bidi="pt_PT"/>
+        </w:rPr>
+        <w:t>Os 2.20</w:t>
+      </w:r>
       <w:r>
         <w:rPr>
           <w:lang w:val="pt_PT" w:bidi="pt_PT"/>
         </w:rPr>
         <w:t>). Devido ao status privilegiado de Israel, Deus os responsabilizaria por todos os seus pecados, não apenas por alguns deles. Deus responsabiliza as pessoas de acordo com o que lhes foi dado (</w:t>
       </w:r>
-      <w:hyperlink r:id="rId117">
-        <w:r>
-          <w:rPr>
-            <w:lang w:val="pt_PT" w:bidi="pt_PT"/>
-          </w:rPr>
-          <w:rPr>
-            <w:color w:val="0000EE"/>
-            <w:u w:val="single"/>
-          </w:rPr>
-          <w:t>Lc 12.47–48</w:t>
-        </w:r>
-      </w:hyperlink>
+      <w:r>
+        <w:rPr>
+          <w:lang w:val="pt_PT" w:bidi="pt_PT"/>
+        </w:rPr>
+        <w:t>Lc 12.47–48</w:t>
+      </w:r>
       <w:r>
         <w:rPr>
           <w:lang w:val="pt_PT" w:bidi="pt_PT"/>
@@ -4350,72 +3666,48 @@
         </w:rPr>
         <w:t>Desastre... o Senhor planejou: Deus envia tanto o que é bom e agradável quanto o que é prejudicial e doloroso (</w:t>
       </w:r>
-      <w:hyperlink r:id="rId118">
-        <w:r>
-          <w:rPr>
-            <w:lang w:val="pt_PT" w:bidi="pt_PT"/>
-          </w:rPr>
-          <w:rPr>
-            <w:color w:val="0000EE"/>
-            <w:u w:val="single"/>
-          </w:rPr>
-          <w:t>Is 45.7</w:t>
-        </w:r>
-      </w:hyperlink>
+      <w:r>
+        <w:rPr>
+          <w:lang w:val="pt_PT" w:bidi="pt_PT"/>
+        </w:rPr>
+        <w:t>Is 45.7</w:t>
+      </w:r>
       <w:r>
         <w:rPr>
           <w:lang w:val="pt_PT" w:bidi="pt_PT"/>
         </w:rPr>
         <w:t xml:space="preserve">; </w:t>
       </w:r>
-      <w:hyperlink r:id="rId119">
-        <w:r>
-          <w:rPr>
-            <w:lang w:val="pt_PT" w:bidi="pt_PT"/>
-          </w:rPr>
-          <w:rPr>
-            <w:color w:val="0000EE"/>
-            <w:u w:val="single"/>
-          </w:rPr>
-          <w:t>Lm 3.38</w:t>
-        </w:r>
-      </w:hyperlink>
+      <w:r>
+        <w:rPr>
+          <w:lang w:val="pt_PT" w:bidi="pt_PT"/>
+        </w:rPr>
+        <w:t>Lm 3.38</w:t>
+      </w:r>
       <w:r>
         <w:rPr>
           <w:lang w:val="pt_PT" w:bidi="pt_PT"/>
         </w:rPr>
         <w:t xml:space="preserve">; veja </w:t>
       </w:r>
-      <w:hyperlink r:id="rId120">
-        <w:r>
-          <w:rPr>
-            <w:lang w:val="pt_PT" w:bidi="pt_PT"/>
-          </w:rPr>
-          <w:rPr>
-            <w:color w:val="0000EE"/>
-            <w:u w:val="single"/>
-          </w:rPr>
-          <w:t>Dt 28</w:t>
-        </w:r>
-      </w:hyperlink>
+      <w:r>
+        <w:rPr>
+          <w:lang w:val="pt_PT" w:bidi="pt_PT"/>
+        </w:rPr>
+        <w:t>Dt 28</w:t>
+      </w:r>
       <w:r>
         <w:rPr>
           <w:lang w:val="pt_PT" w:bidi="pt_PT"/>
         </w:rPr>
         <w:t xml:space="preserve">; </w:t>
       </w:r>
-      <w:hyperlink r:id="rId121">
-        <w:r>
-          <w:rPr>
-            <w:lang w:val="pt_PT" w:bidi="pt_PT"/>
-          </w:rPr>
-          <w:rPr>
-            <w:color w:val="0000EE"/>
-            <w:u w:val="single"/>
-          </w:rPr>
-          <w:t>Jó 2.10</w:t>
-        </w:r>
-      </w:hyperlink>
+      <w:r>
+        <w:rPr>
+          <w:lang w:val="pt_PT" w:bidi="pt_PT"/>
+        </w:rPr>
+        <w:t>Jó 2.10</w:t>
+      </w:r>
       <w:r>
         <w:rPr>
           <w:lang w:val="pt_PT" w:bidi="pt_PT"/>
@@ -4483,36 +3775,24 @@
         </w:rPr>
         <w:t xml:space="preserve"> rugiu do Monte Sião (</w:t>
       </w:r>
-      <w:hyperlink r:id="rId122">
-        <w:r>
-          <w:rPr>
-            <w:lang w:val="pt_PT" w:bidi="pt_PT"/>
-          </w:rPr>
-          <w:rPr>
-            <w:color w:val="0000EE"/>
-            <w:u w:val="single"/>
-          </w:rPr>
-          <w:t>1.2</w:t>
-        </w:r>
-      </w:hyperlink>
+      <w:r>
+        <w:rPr>
+          <w:lang w:val="pt_PT" w:bidi="pt_PT"/>
+        </w:rPr>
+        <w:t>1.2</w:t>
+      </w:r>
       <w:r>
         <w:rPr>
           <w:lang w:val="pt_PT" w:bidi="pt_PT"/>
         </w:rPr>
         <w:t xml:space="preserve">) e obrigou Amós a profetizar (veja </w:t>
       </w:r>
-      <w:hyperlink r:id="rId123">
-        <w:r>
-          <w:rPr>
-            <w:lang w:val="pt_PT" w:bidi="pt_PT"/>
-          </w:rPr>
-          <w:rPr>
-            <w:color w:val="0000EE"/>
-            <w:u w:val="single"/>
-          </w:rPr>
-          <w:t>7.14–16</w:t>
-        </w:r>
-      </w:hyperlink>
+      <w:r>
+        <w:rPr>
+          <w:lang w:val="pt_PT" w:bidi="pt_PT"/>
+        </w:rPr>
+        <w:t>7.14–16</w:t>
+      </w:r>
       <w:r>
         <w:rPr>
           <w:lang w:val="pt_PT" w:bidi="pt_PT"/>
@@ -4580,18 +3860,12 @@
         </w:rPr>
         <w:t xml:space="preserve"> uma das principais cidades de Filístia) e Egito. Ele os convida a cercar Samaria (a capital do reino de Israel) para ver seu caos e opressão. Israel parecia forte por fora, mas estava podre por dentro, repleto de lutas de classes. Os inimigos aproveitariam a fraqueza interna de Israel (veja </w:t>
       </w:r>
-      <w:hyperlink r:id="rId124">
-        <w:r>
-          <w:rPr>
-            <w:lang w:val="pt_PT" w:bidi="pt_PT"/>
-          </w:rPr>
-          <w:rPr>
-            <w:color w:val="0000EE"/>
-            <w:u w:val="single"/>
-          </w:rPr>
-          <w:t>3.11</w:t>
-        </w:r>
-      </w:hyperlink>
+      <w:r>
+        <w:rPr>
+          <w:lang w:val="pt_PT" w:bidi="pt_PT"/>
+        </w:rPr>
+        <w:t>3.11</w:t>
+      </w:r>
       <w:r>
         <w:rPr>
           <w:lang w:val="pt_PT" w:bidi="pt_PT"/>
@@ -4646,18 +3920,12 @@
         </w:rPr>
         <w:t xml:space="preserve">Os ricos de Israel adquiriram sua riqueza através de sua negligência e do tratamento brutal dos pobres e indefesos (veja </w:t>
       </w:r>
-      <w:hyperlink r:id="rId125">
-        <w:r>
-          <w:rPr>
-            <w:lang w:val="pt_PT" w:bidi="pt_PT"/>
-          </w:rPr>
-          <w:rPr>
-            <w:color w:val="0000EE"/>
-            <w:u w:val="single"/>
-          </w:rPr>
-          <w:t>2.6–8</w:t>
-        </w:r>
-      </w:hyperlink>
+      <w:r>
+        <w:rPr>
+          <w:lang w:val="pt_PT" w:bidi="pt_PT"/>
+        </w:rPr>
+        <w:t>2.6–8</w:t>
+      </w:r>
       <w:r>
         <w:rPr>
           <w:lang w:val="pt_PT" w:bidi="pt_PT"/>
@@ -4828,108 +4096,72 @@
         </w:rPr>
         <w:t xml:space="preserve">). Jacó foi o ancestral tanto de Israel quanto de Judá. • As testemunhas que são instruídas a ouvir podem ser as nações convocadas em </w:t>
       </w:r>
-      <w:hyperlink r:id="rId126">
-        <w:r>
-          <w:rPr>
-            <w:lang w:val="pt_PT" w:bidi="pt_PT"/>
-          </w:rPr>
-          <w:rPr>
-            <w:color w:val="0000EE"/>
-            <w:u w:val="single"/>
-          </w:rPr>
-          <w:t>3.9</w:t>
-        </w:r>
-      </w:hyperlink>
+      <w:r>
+        <w:rPr>
+          <w:lang w:val="pt_PT" w:bidi="pt_PT"/>
+        </w:rPr>
+        <w:t>3.9</w:t>
+      </w:r>
       <w:r>
         <w:rPr>
           <w:lang w:val="pt_PT" w:bidi="pt_PT"/>
         </w:rPr>
         <w:t xml:space="preserve">, os habitantes de Samaria ou grupos de profetas. • Senhor Deus dos Exércitos do céu: Este título, tradicionalmente "Senhor Deus dos Exércitos" (também em </w:t>
       </w:r>
-      <w:hyperlink r:id="rId127">
-        <w:r>
-          <w:rPr>
-            <w:lang w:val="pt_PT" w:bidi="pt_PT"/>
-          </w:rPr>
-          <w:rPr>
-            <w:color w:val="0000EE"/>
-            <w:u w:val="single"/>
-          </w:rPr>
-          <w:t>4.13</w:t>
-        </w:r>
-      </w:hyperlink>
+      <w:r>
+        <w:rPr>
+          <w:lang w:val="pt_PT" w:bidi="pt_PT"/>
+        </w:rPr>
+        <w:t>4.13</w:t>
+      </w:r>
       <w:r>
         <w:rPr>
           <w:lang w:val="pt_PT" w:bidi="pt_PT"/>
         </w:rPr>
         <w:t xml:space="preserve">; </w:t>
       </w:r>
-      <w:hyperlink r:id="rId128">
-        <w:r>
-          <w:rPr>
-            <w:lang w:val="pt_PT" w:bidi="pt_PT"/>
-          </w:rPr>
-          <w:rPr>
-            <w:color w:val="0000EE"/>
-            <w:u w:val="single"/>
-          </w:rPr>
-          <w:t>5.14–16</w:t>
-        </w:r>
-      </w:hyperlink>
+      <w:r>
+        <w:rPr>
+          <w:lang w:val="pt_PT" w:bidi="pt_PT"/>
+        </w:rPr>
+        <w:t>5.14–16</w:t>
+      </w:r>
       <w:r>
         <w:rPr>
           <w:lang w:val="pt_PT" w:bidi="pt_PT"/>
         </w:rPr>
         <w:t>,</w:t>
       </w:r>
-      <w:hyperlink r:id="rId129">
-        <w:r>
-          <w:rPr>
-            <w:lang w:val="pt_PT" w:bidi="pt_PT"/>
-          </w:rPr>
-          <w:rPr>
-            <w:color w:val="0000EE"/>
-            <w:u w:val="single"/>
-          </w:rPr>
-          <w:t>27</w:t>
-        </w:r>
-      </w:hyperlink>
+      <w:r>
+        <w:rPr>
+          <w:lang w:val="pt_PT" w:bidi="pt_PT"/>
+        </w:rPr>
+        <w:t>27</w:t>
+      </w:r>
       <w:r>
         <w:rPr>
           <w:lang w:val="pt_PT" w:bidi="pt_PT"/>
         </w:rPr>
         <w:t xml:space="preserve">; </w:t>
       </w:r>
-      <w:hyperlink r:id="rId130">
-        <w:r>
-          <w:rPr>
-            <w:lang w:val="pt_PT" w:bidi="pt_PT"/>
-          </w:rPr>
-          <w:rPr>
-            <w:color w:val="0000EE"/>
-            <w:u w:val="single"/>
-          </w:rPr>
-          <w:t>6.8</w:t>
-        </w:r>
-      </w:hyperlink>
+      <w:r>
+        <w:rPr>
+          <w:lang w:val="pt_PT" w:bidi="pt_PT"/>
+        </w:rPr>
+        <w:t>6.8</w:t>
+      </w:r>
       <w:r>
         <w:rPr>
           <w:lang w:val="pt_PT" w:bidi="pt_PT"/>
         </w:rPr>
         <w:t xml:space="preserve">), retrata Deus como comandante dos exércitos celestiais; este é o verdadeiro Deus do universo, não uma divindade local (veja também </w:t>
       </w:r>
-      <w:hyperlink r:id="rId131">
-        <w:r>
-          <w:rPr>
-            <w:lang w:val="pt_PT" w:bidi="pt_PT"/>
-          </w:rPr>
-          <w:rPr>
-            <w:color w:val="0000EE"/>
-            <w:u w:val="single"/>
-          </w:rPr>
-          <w:t>Êx 15.3</w:t>
-        </w:r>
-      </w:hyperlink>
+      <w:r>
+        <w:rPr>
+          <w:lang w:val="pt_PT" w:bidi="pt_PT"/>
+        </w:rPr>
+        <w:t>Êx 15.3</w:t>
+      </w:r>
       <w:r>
         <w:rPr>
           <w:lang w:val="pt_PT" w:bidi="pt_PT"/>
@@ -4984,54 +4216,36 @@
         </w:rPr>
         <w:t>altares pagãos em Betel: O santuário em Betel, construído por Jeroboão I logo após sua inauguração (</w:t>
       </w:r>
-      <w:hyperlink r:id="rId132">
-        <w:r>
-          <w:rPr>
-            <w:lang w:val="pt_PT" w:bidi="pt_PT"/>
-          </w:rPr>
-          <w:rPr>
-            <w:color w:val="0000EE"/>
-            <w:u w:val="single"/>
-          </w:rPr>
-          <w:t>1Rs 12.26–33</w:t>
-        </w:r>
-      </w:hyperlink>
+      <w:r>
+        <w:rPr>
+          <w:lang w:val="pt_PT" w:bidi="pt_PT"/>
+        </w:rPr>
+        <w:t>1Rs 12.26–33</w:t>
+      </w:r>
       <w:r>
         <w:rPr>
           <w:lang w:val="pt_PT" w:bidi="pt_PT"/>
         </w:rPr>
         <w:t>), continuou através da dinastia de Jeú (</w:t>
       </w:r>
-      <w:hyperlink r:id="rId133">
-        <w:r>
-          <w:rPr>
-            <w:lang w:val="pt_PT" w:bidi="pt_PT"/>
-          </w:rPr>
-          <w:rPr>
-            <w:color w:val="0000EE"/>
-            <w:u w:val="single"/>
-          </w:rPr>
-          <w:t>2Rs 10.29</w:t>
-        </w:r>
-      </w:hyperlink>
+      <w:r>
+        <w:rPr>
+          <w:lang w:val="pt_PT" w:bidi="pt_PT"/>
+        </w:rPr>
+        <w:t>2Rs 10.29</w:t>
+      </w:r>
       <w:r>
         <w:rPr>
           <w:lang w:val="pt_PT" w:bidi="pt_PT"/>
         </w:rPr>
         <w:t>), de quem Jeroboão II descendia. Este santuário mesclava a adoração a Yahweh (o Senhor) com o símbolo pagão de um touro. Quando os altares foram destruídos, o santuário de Betel, o santuário oficial do rei (</w:t>
       </w:r>
-      <w:hyperlink r:id="rId134">
-        <w:r>
-          <w:rPr>
-            <w:lang w:val="pt_PT" w:bidi="pt_PT"/>
-          </w:rPr>
-          <w:rPr>
-            <w:color w:val="0000EE"/>
-            <w:u w:val="single"/>
-          </w:rPr>
-          <w:t>Am 7.13</w:t>
-        </w:r>
-      </w:hyperlink>
+      <w:r>
+        <w:rPr>
+          <w:lang w:val="pt_PT" w:bidi="pt_PT"/>
+        </w:rPr>
+        <w:t>Am 7.13</w:t>
+      </w:r>
       <w:r>
         <w:rPr>
           <w:lang w:val="pt_PT" w:bidi="pt_PT"/>
@@ -5147,36 +4361,24 @@
         </w:rPr>
         <w:t>): Basã era famosa por seus touros ferozes e gordos (</w:t>
       </w:r>
-      <w:hyperlink r:id="rId135">
-        <w:r>
-          <w:rPr>
-            <w:lang w:val="pt_PT" w:bidi="pt_PT"/>
-          </w:rPr>
-          <w:rPr>
-            <w:color w:val="0000EE"/>
-            <w:u w:val="single"/>
-          </w:rPr>
-          <w:t>Sl 22.12</w:t>
-        </w:r>
-      </w:hyperlink>
+      <w:r>
+        <w:rPr>
+          <w:lang w:val="pt_PT" w:bidi="pt_PT"/>
+        </w:rPr>
+        <w:t>Sl 22.12</w:t>
+      </w:r>
       <w:r>
         <w:rPr>
           <w:lang w:val="pt_PT" w:bidi="pt_PT"/>
         </w:rPr>
         <w:t xml:space="preserve">; </w:t>
       </w:r>
-      <w:hyperlink r:id="rId136">
-        <w:r>
-          <w:rPr>
-            <w:lang w:val="pt_PT" w:bidi="pt_PT"/>
-          </w:rPr>
-          <w:rPr>
-            <w:color w:val="0000EE"/>
-            <w:u w:val="single"/>
-          </w:rPr>
-          <w:t>Ez 39.18</w:t>
-        </w:r>
-      </w:hyperlink>
+      <w:r>
+        <w:rPr>
+          <w:lang w:val="pt_PT" w:bidi="pt_PT"/>
+        </w:rPr>
+        <w:t>Ez 39.18</w:t>
+      </w:r>
       <w:r>
         <w:rPr>
           <w:lang w:val="pt_PT" w:bidi="pt_PT"/>
@@ -5279,72 +4481,48 @@
         </w:rPr>
         <w:t xml:space="preserve">jurou isso por sua santidade: Santidade refere-se a Deus como existindo fora e independente da criação; sua natureza é totalmente diferente do que Ele criou. O juramento é semelhante a </w:t>
       </w:r>
-      <w:hyperlink r:id="rId130">
-        <w:r>
-          <w:rPr>
-            <w:lang w:val="pt_PT" w:bidi="pt_PT"/>
-          </w:rPr>
-          <w:rPr>
-            <w:color w:val="0000EE"/>
-            <w:u w:val="single"/>
-          </w:rPr>
-          <w:t>6.8</w:t>
-        </w:r>
-      </w:hyperlink>
+      <w:r>
+        <w:rPr>
+          <w:lang w:val="pt_PT" w:bidi="pt_PT"/>
+        </w:rPr>
+        <w:t>6.8</w:t>
+      </w:r>
       <w:r>
         <w:rPr>
           <w:lang w:val="pt_PT" w:bidi="pt_PT"/>
         </w:rPr>
         <w:t xml:space="preserve">; </w:t>
       </w:r>
-      <w:hyperlink r:id="rId137">
-        <w:r>
-          <w:rPr>
-            <w:lang w:val="pt_PT" w:bidi="pt_PT"/>
-          </w:rPr>
-          <w:rPr>
-            <w:color w:val="0000EE"/>
-            <w:u w:val="single"/>
-          </w:rPr>
-          <w:t>8.7</w:t>
-        </w:r>
-      </w:hyperlink>
+      <w:r>
+        <w:rPr>
+          <w:lang w:val="pt_PT" w:bidi="pt_PT"/>
+        </w:rPr>
+        <w:t>8.7</w:t>
+      </w:r>
       <w:r>
         <w:rPr>
           <w:lang w:val="pt_PT" w:bidi="pt_PT"/>
         </w:rPr>
         <w:t xml:space="preserve">. • anzóis: Os assírios eram conhecidos por seu tratamento desumano dos prisioneiros de guerra (veja </w:t>
       </w:r>
-      <w:hyperlink r:id="rId138">
-        <w:r>
-          <w:rPr>
-            <w:lang w:val="pt_PT" w:bidi="pt_PT"/>
-          </w:rPr>
-          <w:rPr>
-            <w:color w:val="0000EE"/>
-            <w:u w:val="single"/>
-          </w:rPr>
-          <w:t>2Cr 33.11</w:t>
-        </w:r>
-      </w:hyperlink>
+      <w:r>
+        <w:rPr>
+          <w:lang w:val="pt_PT" w:bidi="pt_PT"/>
+        </w:rPr>
+        <w:t>2Cr 33.11</w:t>
+      </w:r>
       <w:r>
         <w:rPr>
           <w:lang w:val="pt_PT" w:bidi="pt_PT"/>
         </w:rPr>
         <w:t xml:space="preserve">; cp. </w:t>
       </w:r>
-      <w:hyperlink r:id="rId139">
-        <w:r>
-          <w:rPr>
-            <w:lang w:val="pt_PT" w:bidi="pt_PT"/>
-          </w:rPr>
-          <w:rPr>
-            <w:color w:val="0000EE"/>
-            <w:u w:val="single"/>
-          </w:rPr>
-          <w:t>2Rs 19.28</w:t>
-        </w:r>
-      </w:hyperlink>
+      <w:r>
+        <w:rPr>
+          <w:lang w:val="pt_PT" w:bidi="pt_PT"/>
+        </w:rPr>
+        <w:t>2Rs 19.28</w:t>
+      </w:r>
       <w:r>
         <w:rPr>
           <w:lang w:val="pt_PT" w:bidi="pt_PT"/>
@@ -5473,54 +4651,36 @@
         </w:rPr>
         <w:t xml:space="preserve"> o local da famosa visão de Jacó da escada com anjos descendo e subindo (</w:t>
       </w:r>
-      <w:hyperlink r:id="rId140">
-        <w:r>
-          <w:rPr>
-            <w:lang w:val="pt_PT" w:bidi="pt_PT"/>
-          </w:rPr>
-          <w:rPr>
-            <w:color w:val="0000EE"/>
-            <w:u w:val="single"/>
-          </w:rPr>
-          <w:t>Gn 28.11–22</w:t>
-        </w:r>
-      </w:hyperlink>
+      <w:r>
+        <w:rPr>
+          <w:lang w:val="pt_PT" w:bidi="pt_PT"/>
+        </w:rPr>
+        <w:t>Gn 28.11–22</w:t>
+      </w:r>
       <w:r>
         <w:rPr>
           <w:lang w:val="pt_PT" w:bidi="pt_PT"/>
         </w:rPr>
         <w:t xml:space="preserve">), era a sede sul da religião estabelecida por Jeroboão I (veja </w:t>
       </w:r>
-      <w:hyperlink r:id="rId141">
-        <w:r>
-          <w:rPr>
-            <w:lang w:val="pt_PT" w:bidi="pt_PT"/>
-          </w:rPr>
-          <w:rPr>
-            <w:color w:val="0000EE"/>
-            <w:u w:val="single"/>
-          </w:rPr>
-          <w:t>Am 3.14</w:t>
-        </w:r>
-      </w:hyperlink>
+      <w:r>
+        <w:rPr>
+          <w:lang w:val="pt_PT" w:bidi="pt_PT"/>
+        </w:rPr>
+        <w:t>Am 3.14</w:t>
+      </w:r>
       <w:r>
         <w:rPr>
           <w:lang w:val="pt_PT" w:bidi="pt_PT"/>
         </w:rPr>
         <w:t xml:space="preserve">; </w:t>
       </w:r>
-      <w:hyperlink r:id="rId142">
-        <w:r>
-          <w:rPr>
-            <w:lang w:val="pt_PT" w:bidi="pt_PT"/>
-          </w:rPr>
-          <w:rPr>
-            <w:color w:val="0000EE"/>
-            <w:u w:val="single"/>
-          </w:rPr>
-          <w:t>1Rs 12.28–29</w:t>
-        </w:r>
-      </w:hyperlink>
+      <w:r>
+        <w:rPr>
+          <w:lang w:val="pt_PT" w:bidi="pt_PT"/>
+        </w:rPr>
+        <w:t>1Rs 12.28–29</w:t>
+      </w:r>
       <w:r>
         <w:rPr>
           <w:lang w:val="pt_PT" w:bidi="pt_PT"/>
@@ -5540,252 +4700,168 @@
         </w:rPr>
         <w:t xml:space="preserve"> o acampamento de Israel após atravessarem o Jordão (</w:t>
       </w:r>
-      <w:hyperlink r:id="rId143">
-        <w:r>
-          <w:rPr>
-            <w:lang w:val="pt_PT" w:bidi="pt_PT"/>
-          </w:rPr>
-          <w:rPr>
-            <w:color w:val="0000EE"/>
-            <w:u w:val="single"/>
-          </w:rPr>
-          <w:t>Js 4.19–5.9</w:t>
-        </w:r>
-      </w:hyperlink>
+      <w:r>
+        <w:rPr>
+          <w:lang w:val="pt_PT" w:bidi="pt_PT"/>
+        </w:rPr>
+        <w:t>Js 4.19–5.9</w:t>
+      </w:r>
       <w:r>
         <w:rPr>
           <w:lang w:val="pt_PT" w:bidi="pt_PT"/>
         </w:rPr>
         <w:t>), havia se tornado um santuário popular na época de Amós e Oseias (</w:t>
       </w:r>
-      <w:hyperlink r:id="rId144">
-        <w:r>
-          <w:rPr>
-            <w:lang w:val="pt_PT" w:bidi="pt_PT"/>
-          </w:rPr>
-          <w:rPr>
-            <w:color w:val="0000EE"/>
-            <w:u w:val="single"/>
-          </w:rPr>
-          <w:t>Os 4.15</w:t>
-        </w:r>
-      </w:hyperlink>
+      <w:r>
+        <w:rPr>
+          <w:lang w:val="pt_PT" w:bidi="pt_PT"/>
+        </w:rPr>
+        <w:t>Os 4.15</w:t>
+      </w:r>
       <w:r>
         <w:rPr>
           <w:lang w:val="pt_PT" w:bidi="pt_PT"/>
         </w:rPr>
         <w:t xml:space="preserve">; </w:t>
       </w:r>
-      <w:hyperlink r:id="rId145">
-        <w:r>
-          <w:rPr>
-            <w:lang w:val="pt_PT" w:bidi="pt_PT"/>
-          </w:rPr>
-          <w:rPr>
-            <w:color w:val="0000EE"/>
-            <w:u w:val="single"/>
-          </w:rPr>
-          <w:t>9.15</w:t>
-        </w:r>
-      </w:hyperlink>
+      <w:r>
+        <w:rPr>
+          <w:lang w:val="pt_PT" w:bidi="pt_PT"/>
+        </w:rPr>
+        <w:t>9.15</w:t>
+      </w:r>
       <w:r>
         <w:rPr>
           <w:lang w:val="pt_PT" w:bidi="pt_PT"/>
         </w:rPr>
         <w:t xml:space="preserve">; </w:t>
       </w:r>
-      <w:hyperlink r:id="rId146">
-        <w:r>
-          <w:rPr>
-            <w:lang w:val="pt_PT" w:bidi="pt_PT"/>
-          </w:rPr>
-          <w:rPr>
-            <w:color w:val="0000EE"/>
-            <w:u w:val="single"/>
-          </w:rPr>
-          <w:t>12.11</w:t>
-        </w:r>
-      </w:hyperlink>
+      <w:r>
+        <w:rPr>
+          <w:lang w:val="pt_PT" w:bidi="pt_PT"/>
+        </w:rPr>
+        <w:t>12.11</w:t>
+      </w:r>
       <w:r>
         <w:rPr>
           <w:lang w:val="pt_PT" w:bidi="pt_PT"/>
         </w:rPr>
         <w:t>). • sacrifícios cada manhã... dízimos a cada três dias: os homens israelitas deviam comparecer perante o Senhor no santuário três vezes por ano (</w:t>
       </w:r>
-      <w:hyperlink r:id="rId147">
-        <w:r>
-          <w:rPr>
-            <w:lang w:val="pt_PT" w:bidi="pt_PT"/>
-          </w:rPr>
-          <w:rPr>
-            <w:color w:val="0000EE"/>
-            <w:u w:val="single"/>
-          </w:rPr>
-          <w:t>Êx 23.14–19</w:t>
-        </w:r>
-      </w:hyperlink>
+      <w:r>
+        <w:rPr>
+          <w:lang w:val="pt_PT" w:bidi="pt_PT"/>
+        </w:rPr>
+        <w:t>Êx 23.14–19</w:t>
+      </w:r>
       <w:r>
         <w:rPr>
           <w:lang w:val="pt_PT" w:bidi="pt_PT"/>
         </w:rPr>
         <w:t xml:space="preserve">; </w:t>
       </w:r>
-      <w:hyperlink r:id="rId148">
-        <w:r>
-          <w:rPr>
-            <w:lang w:val="pt_PT" w:bidi="pt_PT"/>
-          </w:rPr>
-          <w:rPr>
-            <w:color w:val="0000EE"/>
-            <w:u w:val="single"/>
-          </w:rPr>
-          <w:t>34.23</w:t>
-        </w:r>
-      </w:hyperlink>
+      <w:r>
+        <w:rPr>
+          <w:lang w:val="pt_PT" w:bidi="pt_PT"/>
+        </w:rPr>
+        <w:t>34.23</w:t>
+      </w:r>
       <w:r>
         <w:rPr>
           <w:lang w:val="pt_PT" w:bidi="pt_PT"/>
         </w:rPr>
         <w:t xml:space="preserve">; </w:t>
       </w:r>
-      <w:hyperlink r:id="rId149">
-        <w:r>
-          <w:rPr>
-            <w:lang w:val="pt_PT" w:bidi="pt_PT"/>
-          </w:rPr>
-          <w:rPr>
-            <w:color w:val="0000EE"/>
-            <w:u w:val="single"/>
-          </w:rPr>
-          <w:t>Dt 16.16–17</w:t>
-        </w:r>
-      </w:hyperlink>
+      <w:r>
+        <w:rPr>
+          <w:lang w:val="pt_PT" w:bidi="pt_PT"/>
+        </w:rPr>
+        <w:t>Dt 16.16–17</w:t>
+      </w:r>
       <w:r>
         <w:rPr>
           <w:lang w:val="pt_PT" w:bidi="pt_PT"/>
         </w:rPr>
         <w:t>). Os dízimos eram geralmente pagos anualmente (</w:t>
       </w:r>
-      <w:hyperlink r:id="rId150">
-        <w:r>
-          <w:rPr>
-            <w:lang w:val="pt_PT" w:bidi="pt_PT"/>
-          </w:rPr>
-          <w:rPr>
-            <w:color w:val="0000EE"/>
-            <w:u w:val="single"/>
-          </w:rPr>
-          <w:t>Dt 14.22–29</w:t>
-        </w:r>
-      </w:hyperlink>
+      <w:r>
+        <w:rPr>
+          <w:lang w:val="pt_PT" w:bidi="pt_PT"/>
+        </w:rPr>
+        <w:t>Dt 14.22–29</w:t>
+      </w:r>
       <w:r>
         <w:rPr>
           <w:lang w:val="pt_PT" w:bidi="pt_PT"/>
         </w:rPr>
         <w:t xml:space="preserve">), com um dízimo especial pago a cada três anos (veja </w:t>
       </w:r>
-      <w:hyperlink r:id="rId151">
-        <w:r>
-          <w:rPr>
-            <w:lang w:val="pt_PT" w:bidi="pt_PT"/>
-          </w:rPr>
-          <w:rPr>
-            <w:color w:val="0000EE"/>
-            <w:u w:val="single"/>
-          </w:rPr>
-          <w:t>Dt 14.28</w:t>
-        </w:r>
-      </w:hyperlink>
+      <w:r>
+        <w:rPr>
+          <w:lang w:val="pt_PT" w:bidi="pt_PT"/>
+        </w:rPr>
+        <w:t>Dt 14.28</w:t>
+      </w:r>
       <w:r>
         <w:rPr>
           <w:lang w:val="pt_PT" w:bidi="pt_PT"/>
         </w:rPr>
         <w:t xml:space="preserve">; </w:t>
       </w:r>
-      <w:hyperlink r:id="rId152">
-        <w:r>
-          <w:rPr>
-            <w:lang w:val="pt_PT" w:bidi="pt_PT"/>
-          </w:rPr>
-          <w:rPr>
-            <w:color w:val="0000EE"/>
-            <w:u w:val="single"/>
-          </w:rPr>
-          <w:t>26.12</w:t>
-        </w:r>
-      </w:hyperlink>
+      <w:r>
+        <w:rPr>
+          <w:lang w:val="pt_PT" w:bidi="pt_PT"/>
+        </w:rPr>
+        <w:t>26.12</w:t>
+      </w:r>
       <w:r>
         <w:rPr>
           <w:lang w:val="pt_PT" w:bidi="pt_PT"/>
         </w:rPr>
         <w:t>). Amós está destacando que os israelitas eram religiosos ao ponto do absurdo, mas hesitavam em ser piedosos (</w:t>
       </w:r>
-      <w:hyperlink r:id="rId153">
-        <w:r>
-          <w:rPr>
-            <w:lang w:val="pt_PT" w:bidi="pt_PT"/>
-          </w:rPr>
-          <w:rPr>
-            <w:color w:val="0000EE"/>
-            <w:u w:val="single"/>
-          </w:rPr>
-          <w:t>Am 5.15</w:t>
-        </w:r>
-      </w:hyperlink>
+      <w:r>
+        <w:rPr>
+          <w:lang w:val="pt_PT" w:bidi="pt_PT"/>
+        </w:rPr>
+        <w:t>Am 5.15</w:t>
+      </w:r>
       <w:r>
         <w:rPr>
           <w:lang w:val="pt_PT" w:bidi="pt_PT"/>
         </w:rPr>
         <w:t xml:space="preserve">; </w:t>
       </w:r>
-      <w:hyperlink r:id="rId154">
-        <w:r>
-          <w:rPr>
-            <w:lang w:val="pt_PT" w:bidi="pt_PT"/>
-          </w:rPr>
-          <w:rPr>
-            <w:color w:val="0000EE"/>
-            <w:u w:val="single"/>
-          </w:rPr>
-          <w:t>Os 6.6</w:t>
-        </w:r>
-      </w:hyperlink>
+      <w:r>
+        <w:rPr>
+          <w:lang w:val="pt_PT" w:bidi="pt_PT"/>
+        </w:rPr>
+        <w:t>Os 6.6</w:t>
+      </w:r>
       <w:r>
         <w:rPr>
           <w:lang w:val="pt_PT" w:bidi="pt_PT"/>
         </w:rPr>
         <w:t xml:space="preserve">; </w:t>
       </w:r>
-      <w:hyperlink r:id="rId155">
-        <w:r>
-          <w:rPr>
-            <w:lang w:val="pt_PT" w:bidi="pt_PT"/>
-          </w:rPr>
-          <w:rPr>
-            <w:color w:val="0000EE"/>
-            <w:u w:val="single"/>
-          </w:rPr>
-          <w:t>Mq 6.8</w:t>
-        </w:r>
-      </w:hyperlink>
+      <w:r>
+        <w:rPr>
+          <w:lang w:val="pt_PT" w:bidi="pt_PT"/>
+        </w:rPr>
+        <w:t>Mq 6.8</w:t>
+      </w:r>
       <w:r>
         <w:rPr>
           <w:lang w:val="pt_PT" w:bidi="pt_PT"/>
         </w:rPr>
         <w:t xml:space="preserve">; veja </w:t>
       </w:r>
-      <w:hyperlink r:id="rId156">
-        <w:r>
-          <w:rPr>
-            <w:lang w:val="pt_PT" w:bidi="pt_PT"/>
-          </w:rPr>
-          <w:rPr>
-            <w:color w:val="0000EE"/>
-            <w:u w:val="single"/>
-          </w:rPr>
-          <w:t>Lc 11.42</w:t>
-        </w:r>
-      </w:hyperlink>
+      <w:r>
+        <w:rPr>
+          <w:lang w:val="pt_PT" w:bidi="pt_PT"/>
+        </w:rPr>
+        <w:t>Lc 11.42</w:t>
+      </w:r>
       <w:r>
         <w:rPr>
           <w:lang w:val="pt_PT" w:bidi="pt_PT"/>
@@ -5888,126 +4964,84 @@
         </w:rPr>
         <w:t>Pão fermentado (ou seja, fermentado naturalmente por levedura selvagem) era para consumo diário. O mais primitivo pão asmo (feito sem fermento) tornou-se um símbolo sagrado, comemorando a aflição de Israel como escravos no Egito (</w:t>
       </w:r>
-      <w:hyperlink r:id="rId157">
-        <w:r>
-          <w:rPr>
-            <w:lang w:val="pt_PT" w:bidi="pt_PT"/>
-          </w:rPr>
-          <w:rPr>
-            <w:color w:val="0000EE"/>
-            <w:u w:val="single"/>
-          </w:rPr>
-          <w:t>Dt 16.3</w:t>
-        </w:r>
-      </w:hyperlink>
+      <w:r>
+        <w:rPr>
+          <w:lang w:val="pt_PT" w:bidi="pt_PT"/>
+        </w:rPr>
+        <w:t>Dt 16.3</w:t>
+      </w:r>
       <w:r>
         <w:rPr>
           <w:lang w:val="pt_PT" w:bidi="pt_PT"/>
         </w:rPr>
         <w:t>), a Páscoa (</w:t>
       </w:r>
-      <w:hyperlink r:id="rId158">
-        <w:r>
-          <w:rPr>
-            <w:lang w:val="pt_PT" w:bidi="pt_PT"/>
-          </w:rPr>
-          <w:rPr>
-            <w:color w:val="0000EE"/>
-            <w:u w:val="single"/>
-          </w:rPr>
-          <w:t>Êx 12.17–20</w:t>
-        </w:r>
-      </w:hyperlink>
+      <w:r>
+        <w:rPr>
+          <w:lang w:val="pt_PT" w:bidi="pt_PT"/>
+        </w:rPr>
+        <w:t>Êx 12.17–20</w:t>
+      </w:r>
       <w:r>
         <w:rPr>
           <w:lang w:val="pt_PT" w:bidi="pt_PT"/>
         </w:rPr>
         <w:t>) e sua partida apressada daquela terra (</w:t>
       </w:r>
-      <w:hyperlink r:id="rId159">
-        <w:r>
-          <w:rPr>
-            <w:lang w:val="pt_PT" w:bidi="pt_PT"/>
-          </w:rPr>
-          <w:rPr>
-            <w:color w:val="0000EE"/>
-            <w:u w:val="single"/>
-          </w:rPr>
-          <w:t>Êx 12.34</w:t>
-        </w:r>
-      </w:hyperlink>
+      <w:r>
+        <w:rPr>
+          <w:lang w:val="pt_PT" w:bidi="pt_PT"/>
+        </w:rPr>
+        <w:t>Êx 12.34</w:t>
+      </w:r>
       <w:r>
         <w:rPr>
           <w:lang w:val="pt_PT" w:bidi="pt_PT"/>
         </w:rPr>
         <w:t xml:space="preserve">, </w:t>
       </w:r>
-      <w:hyperlink r:id="rId160">
-        <w:r>
-          <w:rPr>
-            <w:lang w:val="pt_PT" w:bidi="pt_PT"/>
-          </w:rPr>
-          <w:rPr>
-            <w:color w:val="0000EE"/>
-            <w:u w:val="single"/>
-          </w:rPr>
-          <w:t>39</w:t>
-        </w:r>
-      </w:hyperlink>
+      <w:r>
+        <w:rPr>
+          <w:lang w:val="pt_PT" w:bidi="pt_PT"/>
+        </w:rPr>
+        <w:t>39</w:t>
+      </w:r>
       <w:r>
         <w:rPr>
           <w:lang w:val="pt_PT" w:bidi="pt_PT"/>
         </w:rPr>
         <w:t>). O pão asmo assim tornou-se pão de altar (</w:t>
       </w:r>
-      <w:hyperlink r:id="rId161">
-        <w:r>
-          <w:rPr>
-            <w:lang w:val="pt_PT" w:bidi="pt_PT"/>
-          </w:rPr>
-          <w:rPr>
-            <w:color w:val="0000EE"/>
-            <w:u w:val="single"/>
-          </w:rPr>
-          <w:t>Lv 6.17</w:t>
-        </w:r>
-      </w:hyperlink>
+      <w:r>
+        <w:rPr>
+          <w:lang w:val="pt_PT" w:bidi="pt_PT"/>
+        </w:rPr>
+        <w:t>Lv 6.17</w:t>
+      </w:r>
       <w:r>
         <w:rPr>
           <w:lang w:val="pt_PT" w:bidi="pt_PT"/>
         </w:rPr>
         <w:t xml:space="preserve">; </w:t>
       </w:r>
-      <w:hyperlink r:id="rId162">
-        <w:r>
-          <w:rPr>
-            <w:lang w:val="pt_PT" w:bidi="pt_PT"/>
-          </w:rPr>
-          <w:rPr>
-            <w:color w:val="0000EE"/>
-            <w:u w:val="single"/>
-          </w:rPr>
-          <w:t>7.12</w:t>
-        </w:r>
-      </w:hyperlink>
+      <w:r>
+        <w:rPr>
+          <w:lang w:val="pt_PT" w:bidi="pt_PT"/>
+        </w:rPr>
+        <w:t>7.12</w:t>
+      </w:r>
       <w:r>
         <w:rPr>
           <w:lang w:val="pt_PT" w:bidi="pt_PT"/>
         </w:rPr>
         <w:t>). No entanto, pão feito com fermento poderia acompanhar uma oferta de paz de ação de graças (</w:t>
       </w:r>
-      <w:hyperlink r:id="rId163">
-        <w:r>
-          <w:rPr>
-            <w:lang w:val="pt_PT" w:bidi="pt_PT"/>
-          </w:rPr>
-          <w:rPr>
-            <w:color w:val="0000EE"/>
-            <w:u w:val="single"/>
-          </w:rPr>
-          <w:t>Lv 7.13</w:t>
-        </w:r>
-      </w:hyperlink>
+      <w:r>
+        <w:rPr>
+          <w:lang w:val="pt_PT" w:bidi="pt_PT"/>
+        </w:rPr>
+        <w:t>Lv 7.13</w:t>
+      </w:r>
       <w:r>
         <w:rPr>
           <w:lang w:val="pt_PT" w:bidi="pt_PT"/>
@@ -6110,108 +5144,72 @@
         </w:rPr>
         <w:t>Deus havia usado pragas para convencer o Egito a deixar Israel ir (</w:t>
       </w:r>
-      <w:hyperlink r:id="rId164">
-        <w:r>
-          <w:rPr>
-            <w:lang w:val="pt_PT" w:bidi="pt_PT"/>
-          </w:rPr>
-          <w:rPr>
-            <w:color w:val="0000EE"/>
-            <w:u w:val="single"/>
-          </w:rPr>
-          <w:t>Êx 7.14–12.30</w:t>
-        </w:r>
-      </w:hyperlink>
+      <w:r>
+        <w:rPr>
+          <w:lang w:val="pt_PT" w:bidi="pt_PT"/>
+        </w:rPr>
+        <w:t>Êx 7.14–12.30</w:t>
+      </w:r>
       <w:r>
         <w:rPr>
           <w:lang w:val="pt_PT" w:bidi="pt_PT"/>
         </w:rPr>
         <w:t xml:space="preserve">; </w:t>
       </w:r>
-      <w:hyperlink r:id="rId165">
-        <w:r>
-          <w:rPr>
-            <w:lang w:val="pt_PT" w:bidi="pt_PT"/>
-          </w:rPr>
-          <w:rPr>
-            <w:color w:val="0000EE"/>
-            <w:u w:val="single"/>
-          </w:rPr>
-          <w:t>9.2–3</w:t>
-        </w:r>
-      </w:hyperlink>
+      <w:r>
+        <w:rPr>
+          <w:lang w:val="pt_PT" w:bidi="pt_PT"/>
+        </w:rPr>
+        <w:t>9.2–3</w:t>
+      </w:r>
       <w:r>
         <w:rPr>
           <w:lang w:val="pt_PT" w:bidi="pt_PT"/>
         </w:rPr>
         <w:t xml:space="preserve">; </w:t>
       </w:r>
-      <w:hyperlink r:id="rId166">
-        <w:r>
-          <w:rPr>
-            <w:lang w:val="pt_PT" w:bidi="pt_PT"/>
-          </w:rPr>
-          <w:rPr>
-            <w:color w:val="0000EE"/>
-            <w:u w:val="single"/>
-          </w:rPr>
-          <w:t>Sl 91.6</w:t>
-        </w:r>
-      </w:hyperlink>
+      <w:r>
+        <w:rPr>
+          <w:lang w:val="pt_PT" w:bidi="pt_PT"/>
+        </w:rPr>
+        <w:t>Sl 91.6</w:t>
+      </w:r>
       <w:r>
         <w:rPr>
           <w:lang w:val="pt_PT" w:bidi="pt_PT"/>
         </w:rPr>
         <w:t xml:space="preserve">; </w:t>
       </w:r>
-      <w:hyperlink r:id="rId167">
-        <w:r>
-          <w:rPr>
-            <w:lang w:val="pt_PT" w:bidi="pt_PT"/>
-          </w:rPr>
-          <w:rPr>
-            <w:color w:val="0000EE"/>
-            <w:u w:val="single"/>
-          </w:rPr>
-          <w:t>Hb 3.5</w:t>
-        </w:r>
-      </w:hyperlink>
+      <w:r>
+        <w:rPr>
+          <w:lang w:val="pt_PT" w:bidi="pt_PT"/>
+        </w:rPr>
+        <w:t>Hb 3.5</w:t>
+      </w:r>
       <w:r>
         <w:rPr>
           <w:lang w:val="pt_PT" w:bidi="pt_PT"/>
         </w:rPr>
         <w:t>); Ele prometeu trazer as pragas do Egito sobre Israel se eles continuassem a se afastar Dele para adorar deuses pagãos (</w:t>
       </w:r>
-      <w:hyperlink r:id="rId168">
-        <w:r>
-          <w:rPr>
-            <w:lang w:val="pt_PT" w:bidi="pt_PT"/>
-          </w:rPr>
-          <w:rPr>
-            <w:color w:val="0000EE"/>
-            <w:u w:val="single"/>
-          </w:rPr>
-          <w:t>Dt 28.27</w:t>
-        </w:r>
-      </w:hyperlink>
+      <w:r>
+        <w:rPr>
+          <w:lang w:val="pt_PT" w:bidi="pt_PT"/>
+        </w:rPr>
+        <w:t>Dt 28.27</w:t>
+      </w:r>
       <w:r>
         <w:rPr>
           <w:lang w:val="pt_PT" w:bidi="pt_PT"/>
         </w:rPr>
         <w:t>,</w:t>
       </w:r>
-      <w:hyperlink r:id="rId169">
-        <w:r>
-          <w:rPr>
-            <w:lang w:val="pt_PT" w:bidi="pt_PT"/>
-          </w:rPr>
-          <w:rPr>
-            <w:color w:val="0000EE"/>
-            <w:u w:val="single"/>
-          </w:rPr>
-          <w:t>60</w:t>
-        </w:r>
-      </w:hyperlink>
+      <w:r>
+        <w:rPr>
+          <w:lang w:val="pt_PT" w:bidi="pt_PT"/>
+        </w:rPr>
+        <w:t>60</w:t>
+      </w:r>
       <w:r>
         <w:rPr>
           <w:lang w:val="pt_PT" w:bidi="pt_PT"/>
@@ -6266,54 +5264,36 @@
         </w:rPr>
         <w:t>Assim como as pragas no Egito (</w:t>
       </w:r>
-      <w:hyperlink r:id="rId170">
-        <w:r>
-          <w:rPr>
-            <w:lang w:val="pt_PT" w:bidi="pt_PT"/>
-          </w:rPr>
-          <w:rPr>
-            <w:color w:val="0000EE"/>
-            <w:u w:val="single"/>
-          </w:rPr>
-          <w:t>4.10</w:t>
-        </w:r>
-      </w:hyperlink>
+      <w:r>
+        <w:rPr>
+          <w:lang w:val="pt_PT" w:bidi="pt_PT"/>
+        </w:rPr>
+        <w:t>4.10</w:t>
+      </w:r>
       <w:r>
         <w:rPr>
           <w:lang w:val="pt_PT" w:bidi="pt_PT"/>
         </w:rPr>
         <w:t xml:space="preserve">), as pragas em Israel aumentaram em magnitude e intensidade (cp. </w:t>
       </w:r>
-      <w:hyperlink r:id="rId171">
-        <w:r>
-          <w:rPr>
-            <w:lang w:val="pt_PT" w:bidi="pt_PT"/>
-          </w:rPr>
-          <w:rPr>
-            <w:color w:val="0000EE"/>
-            <w:u w:val="single"/>
-          </w:rPr>
-          <w:t>4.12</w:t>
-        </w:r>
-      </w:hyperlink>
+      <w:r>
+        <w:rPr>
+          <w:lang w:val="pt_PT" w:bidi="pt_PT"/>
+        </w:rPr>
+        <w:t>4.12</w:t>
+      </w:r>
       <w:r>
         <w:rPr>
           <w:lang w:val="pt_PT" w:bidi="pt_PT"/>
         </w:rPr>
         <w:t>). • assim como destruí: A ideia de que Deus trataria seu próprio povo da mesma forma que tratou Sodoma e Gomorra (</w:t>
       </w:r>
-      <w:hyperlink r:id="rId172">
-        <w:r>
-          <w:rPr>
-            <w:lang w:val="pt_PT" w:bidi="pt_PT"/>
-          </w:rPr>
-          <w:rPr>
-            <w:color w:val="0000EE"/>
-            <w:u w:val="single"/>
-          </w:rPr>
-          <w:t>Gn 19.24–25</w:t>
-        </w:r>
-      </w:hyperlink>
+      <w:r>
+        <w:rPr>
+          <w:lang w:val="pt_PT" w:bidi="pt_PT"/>
+        </w:rPr>
+        <w:t>Gn 19.24–25</w:t>
+      </w:r>
       <w:r>
         <w:rPr>
           <w:lang w:val="pt_PT" w:bidi="pt_PT"/>
@@ -6368,18 +5348,12 @@
         </w:rPr>
         <w:t xml:space="preserve">Este é um dos dois grandes versículos temáticos em Amós (o segundo é </w:t>
       </w:r>
-      <w:hyperlink r:id="rId173">
-        <w:r>
-          <w:rPr>
-            <w:lang w:val="pt_PT" w:bidi="pt_PT"/>
-          </w:rPr>
-          <w:rPr>
-            <w:color w:val="0000EE"/>
-            <w:u w:val="single"/>
-          </w:rPr>
-          <w:t>5.24</w:t>
-        </w:r>
-      </w:hyperlink>
+      <w:r>
+        <w:rPr>
+          <w:lang w:val="pt_PT" w:bidi="pt_PT"/>
+        </w:rPr>
+        <w:t>5.24</w:t>
+      </w:r>
       <w:r>
         <w:rPr>
           <w:lang w:val="pt_PT" w:bidi="pt_PT"/>
@@ -6434,36 +5408,24 @@
         </w:rPr>
         <w:t xml:space="preserve">Este versículo parece ser um fragmento de hino, possivelmente cantado pelos adoradores em Betel (para outros fragmentos de hinos, veja </w:t>
       </w:r>
-      <w:hyperlink r:id="rId174">
-        <w:r>
-          <w:rPr>
-            <w:lang w:val="pt_PT" w:bidi="pt_PT"/>
-          </w:rPr>
-          <w:rPr>
-            <w:color w:val="0000EE"/>
-            <w:u w:val="single"/>
-          </w:rPr>
-          <w:t>5.8–9</w:t>
-        </w:r>
-      </w:hyperlink>
+      <w:r>
+        <w:rPr>
+          <w:lang w:val="pt_PT" w:bidi="pt_PT"/>
+        </w:rPr>
+        <w:t>5.8–9</w:t>
+      </w:r>
       <w:r>
         <w:rPr>
           <w:lang w:val="pt_PT" w:bidi="pt_PT"/>
         </w:rPr>
         <w:t xml:space="preserve">; </w:t>
       </w:r>
-      <w:hyperlink r:id="rId175">
-        <w:r>
-          <w:rPr>
-            <w:lang w:val="pt_PT" w:bidi="pt_PT"/>
-          </w:rPr>
-          <w:rPr>
-            <w:color w:val="0000EE"/>
-            <w:u w:val="single"/>
-          </w:rPr>
-          <w:t>9.5–6</w:t>
-        </w:r>
-      </w:hyperlink>
+      <w:r>
+        <w:rPr>
+          <w:lang w:val="pt_PT" w:bidi="pt_PT"/>
+        </w:rPr>
+        <w:t>9.5–6</w:t>
+      </w:r>
       <w:r>
         <w:rPr>
           <w:lang w:val="pt_PT" w:bidi="pt_PT"/>
@@ -6579,36 +5541,24 @@
         </w:rPr>
         <w:t>As acusações contra Israel haviam sido apresentadas (</w:t>
       </w:r>
-      <w:hyperlink r:id="rId176">
-        <w:r>
-          <w:rPr>
-            <w:lang w:val="pt_PT" w:bidi="pt_PT"/>
-          </w:rPr>
-          <w:rPr>
-            <w:color w:val="0000EE"/>
-            <w:u w:val="single"/>
-          </w:rPr>
-          <w:t>3.1–2</w:t>
-        </w:r>
-      </w:hyperlink>
+      <w:r>
+        <w:rPr>
+          <w:lang w:val="pt_PT" w:bidi="pt_PT"/>
+        </w:rPr>
+        <w:t>3.1–2</w:t>
+      </w:r>
       <w:r>
         <w:rPr>
           <w:lang w:val="pt_PT" w:bidi="pt_PT"/>
         </w:rPr>
         <w:t xml:space="preserve">; </w:t>
       </w:r>
-      <w:hyperlink r:id="rId177">
-        <w:r>
-          <w:rPr>
-            <w:lang w:val="pt_PT" w:bidi="pt_PT"/>
-          </w:rPr>
-          <w:rPr>
-            <w:color w:val="0000EE"/>
-            <w:u w:val="single"/>
-          </w:rPr>
-          <w:t>4.1–3</w:t>
-        </w:r>
-      </w:hyperlink>
+      <w:r>
+        <w:rPr>
+          <w:lang w:val="pt_PT" w:bidi="pt_PT"/>
+        </w:rPr>
+        <w:t>4.1–3</w:t>
+      </w:r>
       <w:r>
         <w:rPr>
           <w:lang w:val="pt_PT" w:bidi="pt_PT"/>
@@ -6663,54 +5613,36 @@
         </w:rPr>
         <w:t xml:space="preserve">Quando usado para descrever poderes políticos, virgem refere-se a um estado de não ter sido conquistado por uma potência estrangeira (e.g., Babilônia, </w:t>
       </w:r>
-      <w:hyperlink r:id="rId178">
-        <w:r>
-          <w:rPr>
-            <w:lang w:val="pt_PT" w:bidi="pt_PT"/>
-          </w:rPr>
-          <w:rPr>
-            <w:color w:val="0000EE"/>
-            <w:u w:val="single"/>
-          </w:rPr>
-          <w:t>Is 47.1</w:t>
-        </w:r>
-      </w:hyperlink>
+      <w:r>
+        <w:rPr>
+          <w:lang w:val="pt_PT" w:bidi="pt_PT"/>
+        </w:rPr>
+        <w:t>Is 47.1</w:t>
+      </w:r>
       <w:r>
         <w:rPr>
           <w:lang w:val="pt_PT" w:bidi="pt_PT"/>
         </w:rPr>
         <w:t xml:space="preserve">; Jerusalém, </w:t>
       </w:r>
-      <w:hyperlink r:id="rId179">
-        <w:r>
-          <w:rPr>
-            <w:lang w:val="pt_PT" w:bidi="pt_PT"/>
-          </w:rPr>
-          <w:rPr>
-            <w:color w:val="0000EE"/>
-            <w:u w:val="single"/>
-          </w:rPr>
-          <w:t>Lm 2.13</w:t>
-        </w:r>
-      </w:hyperlink>
+      <w:r>
+        <w:rPr>
+          <w:lang w:val="pt_PT" w:bidi="pt_PT"/>
+        </w:rPr>
+        <w:t>Lm 2.13</w:t>
+      </w:r>
       <w:r>
         <w:rPr>
           <w:lang w:val="pt_PT" w:bidi="pt_PT"/>
         </w:rPr>
         <w:t xml:space="preserve">; cp. </w:t>
       </w:r>
-      <w:hyperlink r:id="rId180">
-        <w:r>
-          <w:rPr>
-            <w:lang w:val="pt_PT" w:bidi="pt_PT"/>
-          </w:rPr>
-          <w:rPr>
-            <w:color w:val="0000EE"/>
-            <w:u w:val="single"/>
-          </w:rPr>
-          <w:t>Lm 1.1</w:t>
-        </w:r>
-      </w:hyperlink>
+      <w:r>
+        <w:rPr>
+          <w:lang w:val="pt_PT" w:bidi="pt_PT"/>
+        </w:rPr>
+        <w:t>Lm 1.1</w:t>
+      </w:r>
       <w:r>
         <w:rPr>
           <w:lang w:val="pt_PT" w:bidi="pt_PT"/>
@@ -6765,18 +5697,12 @@
         </w:rPr>
         <w:t xml:space="preserve">Este versículo é uma reversão das promessas feitas em </w:t>
       </w:r>
-      <w:hyperlink r:id="rId181">
-        <w:r>
-          <w:rPr>
-            <w:lang w:val="pt_PT" w:bidi="pt_PT"/>
-          </w:rPr>
-          <w:rPr>
-            <w:color w:val="0000EE"/>
-            <w:u w:val="single"/>
-          </w:rPr>
-          <w:t>Levítico 26.8</w:t>
-        </w:r>
-      </w:hyperlink>
+      <w:r>
+        <w:rPr>
+          <w:lang w:val="pt_PT" w:bidi="pt_PT"/>
+        </w:rPr>
+        <w:t>Levítico 26.8</w:t>
+      </w:r>
       <w:r>
         <w:rPr>
           <w:lang w:val="pt_PT" w:bidi="pt_PT"/>
@@ -6831,36 +5757,24 @@
         </w:rPr>
         <w:t xml:space="preserve">"Volte para mima fim de que tenham vida" implica uma condição: para viver, Israel deve buscar o Senhor (também em </w:t>
       </w:r>
-      <w:hyperlink r:id="rId182">
-        <w:r>
-          <w:rPr>
-            <w:lang w:val="pt_PT" w:bidi="pt_PT"/>
-          </w:rPr>
-          <w:rPr>
-            <w:color w:val="0000EE"/>
-            <w:u w:val="single"/>
-          </w:rPr>
-          <w:t>5.6</w:t>
-        </w:r>
-      </w:hyperlink>
+      <w:r>
+        <w:rPr>
+          <w:lang w:val="pt_PT" w:bidi="pt_PT"/>
+        </w:rPr>
+        <w:t>5.6</w:t>
+      </w:r>
       <w:r>
         <w:rPr>
           <w:lang w:val="pt_PT" w:bidi="pt_PT"/>
         </w:rPr>
         <w:t>). Caso contrário, a canção fúnebre (</w:t>
       </w:r>
-      <w:hyperlink r:id="rId183">
-        <w:r>
-          <w:rPr>
-            <w:lang w:val="pt_PT" w:bidi="pt_PT"/>
-          </w:rPr>
-          <w:rPr>
-            <w:color w:val="0000EE"/>
-            <w:u w:val="single"/>
-          </w:rPr>
-          <w:t>5.1–2</w:t>
-        </w:r>
-      </w:hyperlink>
+      <w:r>
+        <w:rPr>
+          <w:lang w:val="pt_PT" w:bidi="pt_PT"/>
+        </w:rPr>
+        <w:t>5.1–2</w:t>
+      </w:r>
       <w:r>
         <w:rPr>
           <w:lang w:val="pt_PT" w:bidi="pt_PT"/>
@@ -6927,36 +5841,24 @@
         </w:rPr>
         <w:t xml:space="preserve">) com laços à era patriarcal (e.g., Abraão, </w:t>
       </w:r>
-      <w:hyperlink r:id="rId184">
-        <w:r>
-          <w:rPr>
-            <w:lang w:val="pt_PT" w:bidi="pt_PT"/>
-          </w:rPr>
-          <w:rPr>
-            <w:color w:val="0000EE"/>
-            <w:u w:val="single"/>
-          </w:rPr>
-          <w:t>Gn 21.33</w:t>
-        </w:r>
-      </w:hyperlink>
+      <w:r>
+        <w:rPr>
+          <w:lang w:val="pt_PT" w:bidi="pt_PT"/>
+        </w:rPr>
+        <w:t>Gn 21.33</w:t>
+      </w:r>
       <w:r>
         <w:rPr>
           <w:lang w:val="pt_PT" w:bidi="pt_PT"/>
         </w:rPr>
         <w:t xml:space="preserve">; </w:t>
       </w:r>
-      <w:hyperlink r:id="rId185">
-        <w:r>
-          <w:rPr>
-            <w:lang w:val="pt_PT" w:bidi="pt_PT"/>
-          </w:rPr>
-          <w:rPr>
-            <w:color w:val="0000EE"/>
-            <w:u w:val="single"/>
-          </w:rPr>
-          <w:t>22.19</w:t>
-        </w:r>
-      </w:hyperlink>
+      <w:r>
+        <w:rPr>
+          <w:lang w:val="pt_PT" w:bidi="pt_PT"/>
+        </w:rPr>
+        <w:t>22.19</w:t>
+      </w:r>
       <w:r>
         <w:rPr>
           <w:lang w:val="pt_PT" w:bidi="pt_PT"/>
@@ -7036,36 +5938,24 @@
         </w:rPr>
         <w:t xml:space="preserve">; veja </w:t>
       </w:r>
-      <w:hyperlink r:id="rId115">
-        <w:r>
-          <w:rPr>
-            <w:lang w:val="pt_PT" w:bidi="pt_PT"/>
-          </w:rPr>
-          <w:rPr>
-            <w:color w:val="0000EE"/>
-            <w:u w:val="single"/>
-          </w:rPr>
-          <w:t>Os 5.3</w:t>
-        </w:r>
-      </w:hyperlink>
+      <w:r>
+        <w:rPr>
+          <w:lang w:val="pt_PT" w:bidi="pt_PT"/>
+        </w:rPr>
+        <w:t>Os 5.3</w:t>
+      </w:r>
       <w:r>
         <w:rPr>
           <w:lang w:val="pt_PT" w:bidi="pt_PT"/>
         </w:rPr>
         <w:t>,</w:t>
       </w:r>
-      <w:hyperlink r:id="rId186">
-        <w:r>
-          <w:rPr>
-            <w:lang w:val="pt_PT" w:bidi="pt_PT"/>
-          </w:rPr>
-          <w:rPr>
-            <w:color w:val="0000EE"/>
-            <w:u w:val="single"/>
-          </w:rPr>
-          <w:t>5</w:t>
-        </w:r>
-      </w:hyperlink>
+      <w:r>
+        <w:rPr>
+          <w:lang w:val="pt_PT" w:bidi="pt_PT"/>
+        </w:rPr>
+        <w:t>5</w:t>
+      </w:r>
       <w:r>
         <w:rPr>
           <w:lang w:val="pt_PT" w:bidi="pt_PT"/>
@@ -7120,36 +6010,24 @@
         </w:rPr>
         <w:t xml:space="preserve">Amós cita um fragmento de hino segundo (veja </w:t>
       </w:r>
-      <w:hyperlink r:id="rId127">
-        <w:r>
-          <w:rPr>
-            <w:lang w:val="pt_PT" w:bidi="pt_PT"/>
-          </w:rPr>
-          <w:rPr>
-            <w:color w:val="0000EE"/>
-            <w:u w:val="single"/>
-          </w:rPr>
-          <w:t>4.13</w:t>
-        </w:r>
-      </w:hyperlink>
+      <w:r>
+        <w:rPr>
+          <w:lang w:val="pt_PT" w:bidi="pt_PT"/>
+        </w:rPr>
+        <w:t>4.13</w:t>
+      </w:r>
       <w:r>
         <w:rPr>
           <w:lang w:val="pt_PT" w:bidi="pt_PT"/>
         </w:rPr>
         <w:t xml:space="preserve">; </w:t>
       </w:r>
-      <w:hyperlink r:id="rId175">
-        <w:r>
-          <w:rPr>
-            <w:lang w:val="pt_PT" w:bidi="pt_PT"/>
-          </w:rPr>
-          <w:rPr>
-            <w:color w:val="0000EE"/>
-            <w:u w:val="single"/>
-          </w:rPr>
-          <w:t>9.5–6</w:t>
-        </w:r>
-      </w:hyperlink>
+      <w:r>
+        <w:rPr>
+          <w:lang w:val="pt_PT" w:bidi="pt_PT"/>
+        </w:rPr>
+        <w:t>9.5–6</w:t>
+      </w:r>
       <w:r>
         <w:rPr>
           <w:lang w:val="pt_PT" w:bidi="pt_PT"/>
@@ -7204,36 +6082,24 @@
         </w:rPr>
         <w:t xml:space="preserve">Amós retoma o pensamento iniciado em </w:t>
       </w:r>
-      <w:hyperlink r:id="rId187">
-        <w:r>
-          <w:rPr>
-            <w:lang w:val="pt_PT" w:bidi="pt_PT"/>
-          </w:rPr>
-          <w:rPr>
-            <w:color w:val="0000EE"/>
-            <w:u w:val="single"/>
-          </w:rPr>
-          <w:t>5.7</w:t>
-        </w:r>
-      </w:hyperlink>
+      <w:r>
+        <w:rPr>
+          <w:lang w:val="pt_PT" w:bidi="pt_PT"/>
+        </w:rPr>
+        <w:t>5.7</w:t>
+      </w:r>
       <w:r>
         <w:rPr>
           <w:lang w:val="pt_PT" w:bidi="pt_PT"/>
         </w:rPr>
         <w:t>. Os tribunais de Israel, controlados pelos ricos, dependiam de juízes corruptos e testemunhas contratadas. Eles não se importavam com a verdade, mas apenas com o que era conveniente para sua própria causa (</w:t>
       </w:r>
-      <w:hyperlink r:id="rId101">
-        <w:r>
-          <w:rPr>
-            <w:lang w:val="pt_PT" w:bidi="pt_PT"/>
-          </w:rPr>
-          <w:rPr>
-            <w:color w:val="0000EE"/>
-            <w:u w:val="single"/>
-          </w:rPr>
-          <w:t>5.12</w:t>
-        </w:r>
-      </w:hyperlink>
+      <w:r>
+        <w:rPr>
+          <w:lang w:val="pt_PT" w:bidi="pt_PT"/>
+        </w:rPr>
+        <w:t>5.12</w:t>
+      </w:r>
       <w:r>
         <w:rPr>
           <w:lang w:val="pt_PT" w:bidi="pt_PT"/>
@@ -7336,18 +6202,12 @@
         </w:rPr>
         <w:t>As testemunhas alegaram que não viram nem ouviram nada. A veracidade havia se tornado uma responsabilidade (</w:t>
       </w:r>
-      <w:hyperlink r:id="rId188">
-        <w:r>
-          <w:rPr>
-            <w:lang w:val="pt_PT" w:bidi="pt_PT"/>
-          </w:rPr>
-          <w:rPr>
-            <w:color w:val="0000EE"/>
-            <w:u w:val="single"/>
-          </w:rPr>
-          <w:t>5.10</w:t>
-        </w:r>
-      </w:hyperlink>
+      <w:r>
+        <w:rPr>
+          <w:lang w:val="pt_PT" w:bidi="pt_PT"/>
+        </w:rPr>
+        <w:t>5.10</w:t>
+      </w:r>
       <w:r>
         <w:rPr>
           <w:lang w:val="pt_PT" w:bidi="pt_PT"/>
@@ -7402,36 +6262,24 @@
         </w:rPr>
         <w:t>Amós torna suas dicas anteriores (</w:t>
       </w:r>
-      <w:hyperlink r:id="rId189">
-        <w:r>
-          <w:rPr>
-            <w:lang w:val="pt_PT" w:bidi="pt_PT"/>
-          </w:rPr>
-          <w:rPr>
-            <w:color w:val="0000EE"/>
-            <w:u w:val="single"/>
-          </w:rPr>
-          <w:t>5.4</w:t>
-        </w:r>
-      </w:hyperlink>
+      <w:r>
+        <w:rPr>
+          <w:lang w:val="pt_PT" w:bidi="pt_PT"/>
+        </w:rPr>
+        <w:t>5.4</w:t>
+      </w:r>
       <w:r>
         <w:rPr>
           <w:lang w:val="pt_PT" w:bidi="pt_PT"/>
         </w:rPr>
         <w:t>,</w:t>
       </w:r>
-      <w:hyperlink r:id="rId182">
-        <w:r>
-          <w:rPr>
-            <w:lang w:val="pt_PT" w:bidi="pt_PT"/>
-          </w:rPr>
-          <w:rPr>
-            <w:color w:val="0000EE"/>
-            <w:u w:val="single"/>
-          </w:rPr>
-          <w:t>6</w:t>
-        </w:r>
-      </w:hyperlink>
+      <w:r>
+        <w:rPr>
+          <w:lang w:val="pt_PT" w:bidi="pt_PT"/>
+        </w:rPr>
+        <w:t>6</w:t>
+      </w:r>
       <w:r>
         <w:rPr>
           <w:lang w:val="pt_PT" w:bidi="pt_PT"/>
@@ -7595,18 +6443,12 @@
         </w:rPr>
         <w:t>chorando... lamentando... pranteando: A dor resultaria da destruição generalizada e inevitável que estava por vir (</w:t>
       </w:r>
-      <w:hyperlink r:id="rId183">
-        <w:r>
-          <w:rPr>
-            <w:lang w:val="pt_PT" w:bidi="pt_PT"/>
-          </w:rPr>
-          <w:rPr>
-            <w:color w:val="0000EE"/>
-            <w:u w:val="single"/>
-          </w:rPr>
-          <w:t>5.1–2</w:t>
-        </w:r>
-      </w:hyperlink>
+      <w:r>
+        <w:rPr>
+          <w:lang w:val="pt_PT" w:bidi="pt_PT"/>
+        </w:rPr>
+        <w:t>5.1–2</w:t>
+      </w:r>
       <w:r>
         <w:rPr>
           <w:lang w:val="pt_PT" w:bidi="pt_PT"/>
@@ -7661,144 +6503,96 @@
         </w:rPr>
         <w:t xml:space="preserve">Amós novamente confronta a visão distorcida dos israelitas sobre seu status de escolhidos (veja </w:t>
       </w:r>
-      <w:hyperlink r:id="rId81">
-        <w:r>
-          <w:rPr>
-            <w:lang w:val="pt_PT" w:bidi="pt_PT"/>
-          </w:rPr>
-          <w:rPr>
-            <w:color w:val="0000EE"/>
-            <w:u w:val="single"/>
-          </w:rPr>
-          <w:t>3.2</w:t>
-        </w:r>
-      </w:hyperlink>
+      <w:r>
+        <w:rPr>
+          <w:lang w:val="pt_PT" w:bidi="pt_PT"/>
+        </w:rPr>
+        <w:t>3.2</w:t>
+      </w:r>
       <w:r>
         <w:rPr>
           <w:lang w:val="pt_PT" w:bidi="pt_PT"/>
         </w:rPr>
         <w:t xml:space="preserve">). • A frase "Que tristeza aguarda vocês" denota desespero causado por uma grande tragédia. • O Dia do Senhor no Antigo Testamento (veja </w:t>
       </w:r>
-      <w:hyperlink r:id="rId190">
-        <w:r>
-          <w:rPr>
-            <w:lang w:val="pt_PT" w:bidi="pt_PT"/>
-          </w:rPr>
-          <w:rPr>
-            <w:color w:val="0000EE"/>
-            <w:u w:val="single"/>
-          </w:rPr>
-          <w:t>Is 13.6</w:t>
-        </w:r>
-      </w:hyperlink>
+      <w:r>
+        <w:rPr>
+          <w:lang w:val="pt_PT" w:bidi="pt_PT"/>
+        </w:rPr>
+        <w:t>Is 13.6</w:t>
+      </w:r>
       <w:r>
         <w:rPr>
           <w:lang w:val="pt_PT" w:bidi="pt_PT"/>
         </w:rPr>
         <w:t xml:space="preserve">, </w:t>
       </w:r>
-      <w:hyperlink r:id="rId191">
-        <w:r>
-          <w:rPr>
-            <w:lang w:val="pt_PT" w:bidi="pt_PT"/>
-          </w:rPr>
-          <w:rPr>
-            <w:color w:val="0000EE"/>
-            <w:u w:val="single"/>
-          </w:rPr>
-          <w:t>9</w:t>
-        </w:r>
-      </w:hyperlink>
+      <w:r>
+        <w:rPr>
+          <w:lang w:val="pt_PT" w:bidi="pt_PT"/>
+        </w:rPr>
+        <w:t>9</w:t>
+      </w:r>
       <w:r>
         <w:rPr>
           <w:lang w:val="pt_PT" w:bidi="pt_PT"/>
         </w:rPr>
         <w:t xml:space="preserve">) era um tempo em que Deus interviria no mundo para corrigir as coisas que haviam dado errado. A intervenção de Deus significaria vindicação para os justos, mas julgamento para os ímpios. Israel pensava que naquele dia (veja também </w:t>
       </w:r>
-      <w:hyperlink r:id="rId109">
-        <w:r>
-          <w:rPr>
-            <w:lang w:val="pt_PT" w:bidi="pt_PT"/>
-          </w:rPr>
-          <w:rPr>
-            <w:color w:val="0000EE"/>
-            <w:u w:val="single"/>
-          </w:rPr>
-          <w:t>Am 8.3</w:t>
-        </w:r>
-      </w:hyperlink>
+      <w:r>
+        <w:rPr>
+          <w:lang w:val="pt_PT" w:bidi="pt_PT"/>
+        </w:rPr>
+        <w:t>Am 8.3</w:t>
+      </w:r>
       <w:r>
         <w:rPr>
           <w:lang w:val="pt_PT" w:bidi="pt_PT"/>
         </w:rPr>
         <w:t>,</w:t>
       </w:r>
-      <w:hyperlink r:id="rId192">
-        <w:r>
-          <w:rPr>
-            <w:lang w:val="pt_PT" w:bidi="pt_PT"/>
-          </w:rPr>
-          <w:rPr>
-            <w:color w:val="0000EE"/>
-            <w:u w:val="single"/>
-          </w:rPr>
-          <w:t>9</w:t>
-        </w:r>
-      </w:hyperlink>
+      <w:r>
+        <w:rPr>
+          <w:lang w:val="pt_PT" w:bidi="pt_PT"/>
+        </w:rPr>
+        <w:t>9</w:t>
+      </w:r>
       <w:r>
         <w:rPr>
           <w:lang w:val="pt_PT" w:bidi="pt_PT"/>
         </w:rPr>
         <w:t>,</w:t>
       </w:r>
-      <w:hyperlink r:id="rId193">
-        <w:r>
-          <w:rPr>
-            <w:lang w:val="pt_PT" w:bidi="pt_PT"/>
-          </w:rPr>
-          <w:rPr>
-            <w:color w:val="0000EE"/>
-            <w:u w:val="single"/>
-          </w:rPr>
-          <w:t>13</w:t>
-        </w:r>
-      </w:hyperlink>
+      <w:r>
+        <w:rPr>
+          <w:lang w:val="pt_PT" w:bidi="pt_PT"/>
+        </w:rPr>
+        <w:t>13</w:t>
+      </w:r>
       <w:r>
         <w:rPr>
           <w:lang w:val="pt_PT" w:bidi="pt_PT"/>
         </w:rPr>
         <w:t xml:space="preserve">; </w:t>
       </w:r>
-      <w:hyperlink r:id="rId194">
-        <w:r>
-          <w:rPr>
-            <w:lang w:val="pt_PT" w:bidi="pt_PT"/>
-          </w:rPr>
-          <w:rPr>
-            <w:color w:val="0000EE"/>
-            <w:u w:val="single"/>
-          </w:rPr>
-          <w:t>9.11</w:t>
-        </w:r>
-      </w:hyperlink>
+      <w:r>
+        <w:rPr>
+          <w:lang w:val="pt_PT" w:bidi="pt_PT"/>
+        </w:rPr>
+        <w:t>9.11</w:t>
+      </w:r>
       <w:r>
         <w:rPr>
           <w:lang w:val="pt_PT" w:bidi="pt_PT"/>
         </w:rPr>
         <w:t>) Deus os salvaria. No entanto, porque os israelitas haviam sido ímpios, o dia do Senhor traria escuridão, não luz. A Assíria conquistou o reino do norte em 722 a.C. (</w:t>
       </w:r>
-      <w:hyperlink r:id="rId195">
-        <w:r>
-          <w:rPr>
-            <w:lang w:val="pt_PT" w:bidi="pt_PT"/>
-          </w:rPr>
-          <w:rPr>
-            <w:color w:val="0000EE"/>
-            <w:u w:val="single"/>
-          </w:rPr>
-          <w:t>2Rs 17.7–23</w:t>
-        </w:r>
-      </w:hyperlink>
+      <w:r>
+        <w:rPr>
+          <w:lang w:val="pt_PT" w:bidi="pt_PT"/>
+        </w:rPr>
+        <w:t>2Rs 17.7–23</w:t>
+      </w:r>
       <w:r>
         <w:rPr>
           <w:lang w:val="pt_PT" w:bidi="pt_PT"/>
@@ -7901,36 +6695,24 @@
         </w:rPr>
         <w:t xml:space="preserve">Amós novamente confronta a hipocrisia religiosa e a infidelidade espiritual dos israelitas (veja </w:t>
       </w:r>
-      <w:hyperlink r:id="rId196">
-        <w:r>
-          <w:rPr>
-            <w:lang w:val="pt_PT" w:bidi="pt_PT"/>
-          </w:rPr>
-          <w:rPr>
-            <w:color w:val="0000EE"/>
-            <w:u w:val="single"/>
-          </w:rPr>
-          <w:t>4.4–5</w:t>
-        </w:r>
-      </w:hyperlink>
+      <w:r>
+        <w:rPr>
+          <w:lang w:val="pt_PT" w:bidi="pt_PT"/>
+        </w:rPr>
+        <w:t>4.4–5</w:t>
+      </w:r>
       <w:r>
         <w:rPr>
           <w:lang w:val="pt_PT" w:bidi="pt_PT"/>
         </w:rPr>
         <w:t xml:space="preserve">; </w:t>
       </w:r>
-      <w:hyperlink r:id="rId197">
-        <w:r>
-          <w:rPr>
-            <w:lang w:val="pt_PT" w:bidi="pt_PT"/>
-          </w:rPr>
-          <w:rPr>
-            <w:color w:val="0000EE"/>
-            <w:u w:val="single"/>
-          </w:rPr>
-          <w:t>Is 1.10–20</w:t>
-        </w:r>
-      </w:hyperlink>
+      <w:r>
+        <w:rPr>
+          <w:lang w:val="pt_PT" w:bidi="pt_PT"/>
+        </w:rPr>
+        <w:t>Is 1.10–20</w:t>
+      </w:r>
       <w:r>
         <w:rPr>
           <w:lang w:val="pt_PT" w:bidi="pt_PT"/>
@@ -7985,18 +6767,12 @@
         </w:rPr>
         <w:t xml:space="preserve">Deus não aceitaria as ofertas (veja </w:t>
       </w:r>
-      <w:hyperlink r:id="rId198">
-        <w:r>
-          <w:rPr>
-            <w:lang w:val="pt_PT" w:bidi="pt_PT"/>
-          </w:rPr>
-          <w:rPr>
-            <w:color w:val="0000EE"/>
-            <w:u w:val="single"/>
-          </w:rPr>
-          <w:t>Lv 1–6</w:t>
-        </w:r>
-      </w:hyperlink>
+      <w:r>
+        <w:rPr>
+          <w:lang w:val="pt_PT" w:bidi="pt_PT"/>
+        </w:rPr>
+        <w:t>Lv 1–6</w:t>
+      </w:r>
       <w:r>
         <w:rPr>
           <w:lang w:val="pt_PT" w:bidi="pt_PT"/>
@@ -8051,18 +6827,12 @@
         </w:rPr>
         <w:t xml:space="preserve">Este é o segundo dos grandes versículos temáticos em Amós (veja </w:t>
       </w:r>
-      <w:hyperlink r:id="rId171">
-        <w:r>
-          <w:rPr>
-            <w:lang w:val="pt_PT" w:bidi="pt_PT"/>
-          </w:rPr>
-          <w:rPr>
-            <w:color w:val="0000EE"/>
-            <w:u w:val="single"/>
-          </w:rPr>
-          <w:t>4.12</w:t>
-        </w:r>
-      </w:hyperlink>
+      <w:r>
+        <w:rPr>
+          <w:lang w:val="pt_PT" w:bidi="pt_PT"/>
+        </w:rPr>
+        <w:t>4.12</w:t>
+      </w:r>
       <w:r>
         <w:rPr>
           <w:lang w:val="pt_PT" w:bidi="pt_PT"/>
@@ -8117,36 +6887,24 @@
         </w:rPr>
         <w:t>O relacionamento de Israel com Deus era baseado em verdadeira devoção que resultava em obediência (</w:t>
       </w:r>
-      <w:hyperlink r:id="rId199">
-        <w:r>
-          <w:rPr>
-            <w:lang w:val="pt_PT" w:bidi="pt_PT"/>
-          </w:rPr>
-          <w:rPr>
-            <w:color w:val="0000EE"/>
-            <w:u w:val="single"/>
-          </w:rPr>
-          <w:t>1Sm 15.22–23</w:t>
-        </w:r>
-      </w:hyperlink>
+      <w:r>
+        <w:rPr>
+          <w:lang w:val="pt_PT" w:bidi="pt_PT"/>
+        </w:rPr>
+        <w:t>1Sm 15.22–23</w:t>
+      </w:r>
       <w:r>
         <w:rPr>
           <w:lang w:val="pt_PT" w:bidi="pt_PT"/>
         </w:rPr>
         <w:t xml:space="preserve">). Sacrifícios representando arrependimento e fé poderiam reparar uma brecha causada pelo pecado, mas não eram um substituto para uma vida vivida de acordo com a palavra de Deus. • Quarenta anos no deserto foi a duração da peregrinação de Israel após a rebelião em Cades-Barneia (veja </w:t>
       </w:r>
-      <w:hyperlink r:id="rId200">
-        <w:r>
-          <w:rPr>
-            <w:lang w:val="pt_PT" w:bidi="pt_PT"/>
-          </w:rPr>
-          <w:rPr>
-            <w:color w:val="0000EE"/>
-            <w:u w:val="single"/>
-          </w:rPr>
-          <w:t>Nm 14.32–35</w:t>
-        </w:r>
-      </w:hyperlink>
+      <w:r>
+        <w:rPr>
+          <w:lang w:val="pt_PT" w:bidi="pt_PT"/>
+        </w:rPr>
+        <w:t>Nm 14.32–35</w:t>
+      </w:r>
       <w:r>
         <w:rPr>
           <w:lang w:val="pt_PT" w:bidi="pt_PT"/>
@@ -8249,36 +7007,24 @@
         </w:rPr>
         <w:t xml:space="preserve">Os nomes que aparecem em </w:t>
       </w:r>
-      <w:hyperlink r:id="rId201">
-        <w:r>
-          <w:rPr>
-            <w:lang w:val="pt_PT" w:bidi="pt_PT"/>
-          </w:rPr>
-          <w:rPr>
-            <w:color w:val="0000EE"/>
-            <w:u w:val="single"/>
-          </w:rPr>
-          <w:t>5.26</w:t>
-        </w:r>
-      </w:hyperlink>
+      <w:r>
+        <w:rPr>
+          <w:lang w:val="pt_PT" w:bidi="pt_PT"/>
+        </w:rPr>
+        <w:t>5.26</w:t>
+      </w:r>
       <w:r>
         <w:rPr>
           <w:lang w:val="pt_PT" w:bidi="pt_PT"/>
         </w:rPr>
         <w:t xml:space="preserve"> deram origem a várias conjecturas, mas muitos intérpretes os consideram como nomes de deuses pagãos não identificados. O deus rei pode muito bem ser Moleque, deus dos amonitas (veja </w:t>
       </w:r>
-      <w:hyperlink r:id="rId202">
-        <w:r>
-          <w:rPr>
-            <w:lang w:val="pt_PT" w:bidi="pt_PT"/>
-          </w:rPr>
-          <w:rPr>
-            <w:color w:val="0000EE"/>
-            <w:u w:val="single"/>
-          </w:rPr>
-          <w:t>1.15</w:t>
-        </w:r>
-      </w:hyperlink>
+      <w:r>
+        <w:rPr>
+          <w:lang w:val="pt_PT" w:bidi="pt_PT"/>
+        </w:rPr>
+        <w:t>1.15</w:t>
+      </w:r>
       <w:r>
         <w:rPr>
           <w:lang w:val="pt_PT" w:bidi="pt_PT"/>
@@ -8298,18 +7044,12 @@
         </w:rPr>
         <w:t xml:space="preserve">, caso em que o profeta está fazendo um contraste entre Israel ou Judá, que carregavam seus ídolos, e Deus, que carrega seu povo (veja </w:t>
       </w:r>
-      <w:hyperlink r:id="rId203">
-        <w:r>
-          <w:rPr>
-            <w:lang w:val="pt_PT" w:bidi="pt_PT"/>
-          </w:rPr>
-          <w:rPr>
-            <w:color w:val="0000EE"/>
-            <w:u w:val="single"/>
-          </w:rPr>
-          <w:t>Is 46.1–7</w:t>
-        </w:r>
-      </w:hyperlink>
+      <w:r>
+        <w:rPr>
+          <w:lang w:val="pt_PT" w:bidi="pt_PT"/>
+        </w:rPr>
+        <w:t>Is 46.1–7</w:t>
+      </w:r>
       <w:r>
         <w:rPr>
           <w:lang w:val="pt_PT" w:bidi="pt_PT"/>
@@ -8377,18 +7117,12 @@
         </w:rPr>
         <w:t xml:space="preserve">, indicando as cidadelas das duas cidades. O povo tanto da Judeia quanto de Israel era presunçoso e arrogante, acreditando que as fortalezas das cidades de Jerusalém e Samaria eram inexpugnáveis (veja também </w:t>
       </w:r>
-      <w:hyperlink r:id="rId204">
-        <w:r>
-          <w:rPr>
-            <w:lang w:val="pt_PT" w:bidi="pt_PT"/>
-          </w:rPr>
-          <w:rPr>
-            <w:color w:val="0000EE"/>
-            <w:u w:val="single"/>
-          </w:rPr>
-          <w:t>4.3</w:t>
-        </w:r>
-      </w:hyperlink>
+      <w:r>
+        <w:rPr>
+          <w:lang w:val="pt_PT" w:bidi="pt_PT"/>
+        </w:rPr>
+        <w:t>4.3</w:t>
+      </w:r>
       <w:r>
         <w:rPr>
           <w:lang w:val="pt_PT" w:bidi="pt_PT"/>
@@ -8443,36 +7177,24 @@
         </w:rPr>
         <w:t xml:space="preserve">Calné e Hamate eram cidades-estado arameias sob influência israelita (veja </w:t>
       </w:r>
-      <w:hyperlink r:id="rId205">
-        <w:r>
-          <w:rPr>
-            <w:lang w:val="pt_PT" w:bidi="pt_PT"/>
-          </w:rPr>
-          <w:rPr>
-            <w:color w:val="0000EE"/>
-            <w:u w:val="single"/>
-          </w:rPr>
-          <w:t>2Rs 14.28</w:t>
-        </w:r>
-      </w:hyperlink>
+      <w:r>
+        <w:rPr>
+          <w:lang w:val="pt_PT" w:bidi="pt_PT"/>
+        </w:rPr>
+        <w:t>2Rs 14.28</w:t>
+      </w:r>
       <w:r>
         <w:rPr>
           <w:lang w:val="pt_PT" w:bidi="pt_PT"/>
         </w:rPr>
         <w:t>). Calné caiu para a Assíria em 738 a.C., e Hamate foi forçada a pagar tributo logo depois. Uzias havia derrubado o muro de Gate (</w:t>
       </w:r>
-      <w:hyperlink r:id="rId39">
-        <w:r>
-          <w:rPr>
-            <w:lang w:val="pt_PT" w:bidi="pt_PT"/>
-          </w:rPr>
-          <w:rPr>
-            <w:color w:val="0000EE"/>
-            <w:u w:val="single"/>
-          </w:rPr>
-          <w:t>2Cr 26.6</w:t>
-        </w:r>
-      </w:hyperlink>
+      <w:r>
+        <w:rPr>
+          <w:lang w:val="pt_PT" w:bidi="pt_PT"/>
+        </w:rPr>
+        <w:t>2Cr 26.6</w:t>
+      </w:r>
       <w:r>
         <w:rPr>
           <w:lang w:val="pt_PT" w:bidi="pt_PT"/>
@@ -8736,54 +7458,36 @@
         </w:rPr>
         <w:t xml:space="preserve"> veja </w:t>
       </w:r>
-      <w:hyperlink r:id="rId206">
-        <w:r>
-          <w:rPr>
-            <w:lang w:val="pt_PT" w:bidi="pt_PT"/>
-          </w:rPr>
-          <w:rPr>
-            <w:color w:val="0000EE"/>
-            <w:u w:val="single"/>
-          </w:rPr>
-          <w:t>Êx 24.6</w:t>
-        </w:r>
-      </w:hyperlink>
+      <w:r>
+        <w:rPr>
+          <w:lang w:val="pt_PT" w:bidi="pt_PT"/>
+        </w:rPr>
+        <w:t>Êx 24.6</w:t>
+      </w:r>
       <w:r>
         <w:rPr>
           <w:lang w:val="pt_PT" w:bidi="pt_PT"/>
         </w:rPr>
         <w:t xml:space="preserve">); a mesma palavra identificava as bacias usadas para aspergir sangue ou água em cerimônias religiosas (veja </w:t>
       </w:r>
-      <w:hyperlink r:id="rId207">
-        <w:r>
-          <w:rPr>
-            <w:lang w:val="pt_PT" w:bidi="pt_PT"/>
-          </w:rPr>
-          <w:rPr>
-            <w:color w:val="0000EE"/>
-            <w:u w:val="single"/>
-          </w:rPr>
-          <w:t>2Rs 12.13</w:t>
-        </w:r>
-      </w:hyperlink>
+      <w:r>
+        <w:rPr>
+          <w:lang w:val="pt_PT" w:bidi="pt_PT"/>
+        </w:rPr>
+        <w:t>2Rs 12.13</w:t>
+      </w:r>
       <w:r>
         <w:rPr>
           <w:lang w:val="pt_PT" w:bidi="pt_PT"/>
         </w:rPr>
         <w:t xml:space="preserve">; </w:t>
       </w:r>
-      <w:hyperlink r:id="rId208">
-        <w:r>
-          <w:rPr>
-            <w:lang w:val="pt_PT" w:bidi="pt_PT"/>
-          </w:rPr>
-          <w:rPr>
-            <w:color w:val="0000EE"/>
-            <w:u w:val="single"/>
-          </w:rPr>
-          <w:t>25.15</w:t>
-        </w:r>
-      </w:hyperlink>
+      <w:r>
+        <w:rPr>
+          <w:lang w:val="pt_PT" w:bidi="pt_PT"/>
+        </w:rPr>
+        <w:t>25.15</w:t>
+      </w:r>
       <w:r>
         <w:rPr>
           <w:lang w:val="pt_PT" w:bidi="pt_PT"/>
@@ -8863,90 +7567,60 @@
         </w:rPr>
         <w:t xml:space="preserve">O juramento mais solene que o Senhor poderia fazer era pelo seu próprio nome (veja também </w:t>
       </w:r>
-      <w:hyperlink r:id="rId209">
-        <w:r>
-          <w:rPr>
-            <w:lang w:val="pt_PT" w:bidi="pt_PT"/>
-          </w:rPr>
-          <w:rPr>
-            <w:color w:val="0000EE"/>
-            <w:u w:val="single"/>
-          </w:rPr>
-          <w:t>Gn 22.16</w:t>
-        </w:r>
-      </w:hyperlink>
+      <w:r>
+        <w:rPr>
+          <w:lang w:val="pt_PT" w:bidi="pt_PT"/>
+        </w:rPr>
+        <w:t>Gn 22.16</w:t>
+      </w:r>
       <w:r>
         <w:rPr>
           <w:lang w:val="pt_PT" w:bidi="pt_PT"/>
         </w:rPr>
         <w:t xml:space="preserve">; </w:t>
       </w:r>
-      <w:hyperlink r:id="rId210">
-        <w:r>
-          <w:rPr>
-            <w:lang w:val="pt_PT" w:bidi="pt_PT"/>
-          </w:rPr>
-          <w:rPr>
-            <w:color w:val="0000EE"/>
-            <w:u w:val="single"/>
-          </w:rPr>
-          <w:t>Jr 51.14</w:t>
-        </w:r>
-      </w:hyperlink>
+      <w:r>
+        <w:rPr>
+          <w:lang w:val="pt_PT" w:bidi="pt_PT"/>
+        </w:rPr>
+        <w:t>Jr 51.14</w:t>
+      </w:r>
       <w:r>
         <w:rPr>
           <w:lang w:val="pt_PT" w:bidi="pt_PT"/>
         </w:rPr>
         <w:t xml:space="preserve">; cp. </w:t>
       </w:r>
-      <w:hyperlink r:id="rId211">
-        <w:r>
-          <w:rPr>
-            <w:lang w:val="pt_PT" w:bidi="pt_PT"/>
-          </w:rPr>
-          <w:rPr>
-            <w:color w:val="0000EE"/>
-            <w:u w:val="single"/>
-          </w:rPr>
-          <w:t>Am 4.2</w:t>
-        </w:r>
-      </w:hyperlink>
+      <w:r>
+        <w:rPr>
+          <w:lang w:val="pt_PT" w:bidi="pt_PT"/>
+        </w:rPr>
+        <w:t>Am 4.2</w:t>
+      </w:r>
       <w:r>
         <w:rPr>
           <w:lang w:val="pt_PT" w:bidi="pt_PT"/>
         </w:rPr>
         <w:t xml:space="preserve">; </w:t>
       </w:r>
-      <w:hyperlink r:id="rId212">
-        <w:r>
-          <w:rPr>
-            <w:lang w:val="pt_PT" w:bidi="pt_PT"/>
-          </w:rPr>
-          <w:rPr>
-            <w:color w:val="0000EE"/>
-            <w:u w:val="single"/>
-          </w:rPr>
-          <w:t>Sl 110.4</w:t>
-        </w:r>
-      </w:hyperlink>
+      <w:r>
+        <w:rPr>
+          <w:lang w:val="pt_PT" w:bidi="pt_PT"/>
+        </w:rPr>
+        <w:t>Sl 110.4</w:t>
+      </w:r>
       <w:r>
         <w:rPr>
           <w:lang w:val="pt_PT" w:bidi="pt_PT"/>
         </w:rPr>
         <w:t xml:space="preserve">; </w:t>
       </w:r>
-      <w:hyperlink r:id="rId213">
-        <w:r>
-          <w:rPr>
-            <w:lang w:val="pt_PT" w:bidi="pt_PT"/>
-          </w:rPr>
-          <w:rPr>
-            <w:color w:val="0000EE"/>
-            <w:u w:val="single"/>
-          </w:rPr>
-          <w:t>Hb 6.13–14</w:t>
-        </w:r>
-      </w:hyperlink>
+      <w:r>
+        <w:rPr>
+          <w:lang w:val="pt_PT" w:bidi="pt_PT"/>
+        </w:rPr>
+        <w:t>Hb 6.13–14</w:t>
+      </w:r>
       <w:r>
         <w:rPr>
           <w:lang w:val="pt_PT" w:bidi="pt_PT"/>
@@ -9004,18 +7678,12 @@
         </w:rPr>
         <w:t xml:space="preserve"> (</w:t>
       </w:r>
-      <w:hyperlink r:id="rId214">
-        <w:r>
-          <w:rPr>
-            <w:lang w:val="pt_PT" w:bidi="pt_PT"/>
-          </w:rPr>
-          <w:rPr>
-            <w:color w:val="0000EE"/>
-            <w:u w:val="single"/>
-          </w:rPr>
-          <w:t>Gn 27.36</w:t>
-        </w:r>
-      </w:hyperlink>
+      <w:r>
+        <w:rPr>
+          <w:lang w:val="pt_PT" w:bidi="pt_PT"/>
+        </w:rPr>
+        <w:t>Gn 27.36</w:t>
+      </w:r>
       <w:r>
         <w:rPr>
           <w:lang w:val="pt_PT" w:bidi="pt_PT"/>
@@ -9048,18 +7716,12 @@
         </w:rPr>
         <w:t xml:space="preserve"> (</w:t>
       </w:r>
-      <w:hyperlink r:id="rId215">
-        <w:r>
-          <w:rPr>
-            <w:lang w:val="pt_PT" w:bidi="pt_PT"/>
-          </w:rPr>
-          <w:rPr>
-            <w:color w:val="0000EE"/>
-            <w:u w:val="single"/>
-          </w:rPr>
-          <w:t>Gn 32.28</w:t>
-        </w:r>
-      </w:hyperlink>
+      <w:r>
+        <w:rPr>
+          <w:lang w:val="pt_PT" w:bidi="pt_PT"/>
+        </w:rPr>
+        <w:t>Gn 32.28</w:t>
+      </w:r>
       <w:r>
         <w:rPr>
           <w:lang w:val="pt_PT" w:bidi="pt_PT"/>
@@ -9127,18 +7789,12 @@
         </w:rPr>
         <w:t xml:space="preserve">Esses versos retratam de forma gráfica o massacre em massa por conquista militar prometido em </w:t>
       </w:r>
-      <w:hyperlink r:id="rId130">
-        <w:r>
-          <w:rPr>
-            <w:lang w:val="pt_PT" w:bidi="pt_PT"/>
-          </w:rPr>
-          <w:rPr>
-            <w:color w:val="0000EE"/>
-            <w:u w:val="single"/>
-          </w:rPr>
-          <w:t>6.8</w:t>
-        </w:r>
-      </w:hyperlink>
+      <w:r>
+        <w:rPr>
+          <w:lang w:val="pt_PT" w:bidi="pt_PT"/>
+        </w:rPr>
+        <w:t>6.8</w:t>
+      </w:r>
       <w:r>
         <w:rPr>
           <w:lang w:val="pt_PT" w:bidi="pt_PT"/>
@@ -9231,18 +7887,12 @@
         </w:rPr>
         <w:t xml:space="preserve"> (veja </w:t>
       </w:r>
-      <w:hyperlink r:id="rId216">
-        <w:r>
-          <w:rPr>
-            <w:lang w:val="pt_PT" w:bidi="pt_PT"/>
-          </w:rPr>
-          <w:rPr>
-            <w:color w:val="0000EE"/>
-            <w:u w:val="single"/>
-          </w:rPr>
-          <w:t>Jr 34.5</w:t>
-        </w:r>
-      </w:hyperlink>
+      <w:r>
+        <w:rPr>
+          <w:lang w:val="pt_PT" w:bidi="pt_PT"/>
+        </w:rPr>
+        <w:t>Jr 34.5</w:t>
+      </w:r>
       <w:r>
         <w:rPr>
           <w:lang w:val="pt_PT" w:bidi="pt_PT"/>
@@ -9262,36 +7912,24 @@
         </w:rPr>
         <w:t>, em vez de realizar uma cremação. No entanto, o contexto — a necessidade de dispor de múltiplos corpos para evitar a putrefação e doenças (</w:t>
       </w:r>
-      <w:hyperlink r:id="rId217">
-        <w:r>
-          <w:rPr>
-            <w:lang w:val="pt_PT" w:bidi="pt_PT"/>
-          </w:rPr>
-          <w:rPr>
-            <w:color w:val="0000EE"/>
-            <w:u w:val="single"/>
-          </w:rPr>
-          <w:t>Am 6.9</w:t>
-        </w:r>
-      </w:hyperlink>
+      <w:r>
+        <w:rPr>
+          <w:lang w:val="pt_PT" w:bidi="pt_PT"/>
+        </w:rPr>
+        <w:t>Am 6.9</w:t>
+      </w:r>
       <w:r>
         <w:rPr>
           <w:lang w:val="pt_PT" w:bidi="pt_PT"/>
         </w:rPr>
         <w:t xml:space="preserve">; veja </w:t>
       </w:r>
-      <w:hyperlink r:id="rId109">
-        <w:r>
-          <w:rPr>
-            <w:lang w:val="pt_PT" w:bidi="pt_PT"/>
-          </w:rPr>
-          <w:rPr>
-            <w:color w:val="0000EE"/>
-            <w:u w:val="single"/>
-          </w:rPr>
-          <w:t>8.3</w:t>
-        </w:r>
-      </w:hyperlink>
+      <w:r>
+        <w:rPr>
+          <w:lang w:val="pt_PT" w:bidi="pt_PT"/>
+        </w:rPr>
+        <w:t>8.3</w:t>
+      </w:r>
       <w:r>
         <w:rPr>
           <w:lang w:val="pt_PT" w:bidi="pt_PT"/>
@@ -9372,18 +8010,12 @@
         </w:rPr>
         <w:t xml:space="preserve">, uma sugestão igualmente absurda. • é assim que vocês são tolos: O ponto das comparações agora se torna óbvio, à medida que a própria absurdidade de Israel vem à tona no campo moral. • vocês transformam a justiça em veneno: O povo perverteu o que é justo e correto, transformando-o em algo tóxico e amargo (veja também </w:t>
       </w:r>
-      <w:hyperlink r:id="rId187">
-        <w:r>
-          <w:rPr>
-            <w:lang w:val="pt_PT" w:bidi="pt_PT"/>
-          </w:rPr>
-          <w:rPr>
-            <w:color w:val="0000EE"/>
-            <w:u w:val="single"/>
-          </w:rPr>
-          <w:t>5.7</w:t>
-        </w:r>
-      </w:hyperlink>
+      <w:r>
+        <w:rPr>
+          <w:lang w:val="pt_PT" w:bidi="pt_PT"/>
+        </w:rPr>
+        <w:t>5.7</w:t>
+      </w:r>
       <w:r>
         <w:rPr>
           <w:lang w:val="pt_PT" w:bidi="pt_PT"/>
@@ -9438,18 +8070,12 @@
         </w:rPr>
         <w:t>Lo-Debar e Carnaim faziam parte do território recuperado dos arameus por Jeroboão II (</w:t>
       </w:r>
-      <w:hyperlink r:id="rId218">
-        <w:r>
-          <w:rPr>
-            <w:lang w:val="pt_PT" w:bidi="pt_PT"/>
-          </w:rPr>
-          <w:rPr>
-            <w:color w:val="0000EE"/>
-            <w:u w:val="single"/>
-          </w:rPr>
-          <w:t>2Rs 14.25–28</w:t>
-        </w:r>
-      </w:hyperlink>
+      <w:r>
+        <w:rPr>
+          <w:lang w:val="pt_PT" w:bidi="pt_PT"/>
+        </w:rPr>
+        <w:t>2Rs 14.25–28</w:t>
+      </w:r>
       <w:r>
         <w:rPr>
           <w:lang w:val="pt_PT" w:bidi="pt_PT"/>
@@ -9504,18 +8130,12 @@
         </w:rPr>
         <w:t>Lebo-Hamate marcou a fronteira norte da influência de Salomão (</w:t>
       </w:r>
-      <w:hyperlink r:id="rId219">
-        <w:r>
-          <w:rPr>
-            <w:lang w:val="pt_PT" w:bidi="pt_PT"/>
-          </w:rPr>
-          <w:rPr>
-            <w:color w:val="0000EE"/>
-            <w:u w:val="single"/>
-          </w:rPr>
-          <w:t>1Rs 8.65</w:t>
-        </w:r>
-      </w:hyperlink>
+      <w:r>
+        <w:rPr>
+          <w:lang w:val="pt_PT" w:bidi="pt_PT"/>
+        </w:rPr>
+        <w:t>1Rs 8.65</w:t>
+      </w:r>
       <w:r>
         <w:rPr>
           <w:lang w:val="pt_PT" w:bidi="pt_PT"/>
@@ -9535,18 +8155,12 @@
         </w:rPr>
         <w:t xml:space="preserve"> veja a nota de rodapé em </w:t>
       </w:r>
-      <w:hyperlink r:id="rId220">
-        <w:r>
-          <w:rPr>
-            <w:lang w:val="pt_PT" w:bidi="pt_PT"/>
-          </w:rPr>
-          <w:rPr>
-            <w:color w:val="0000EE"/>
-            <w:u w:val="single"/>
-          </w:rPr>
-          <w:t>2Rs 14.25</w:t>
-        </w:r>
-      </w:hyperlink>
+      <w:r>
+        <w:rPr>
+          <w:lang w:val="pt_PT" w:bidi="pt_PT"/>
+        </w:rPr>
+        <w:t>2Rs 14.25</w:t>
+      </w:r>
       <w:r>
         <w:rPr>
           <w:lang w:val="pt_PT" w:bidi="pt_PT"/>
@@ -9601,36 +8215,24 @@
         </w:rPr>
         <w:t xml:space="preserve">Gafanhotos (veja </w:t>
       </w:r>
-      <w:hyperlink r:id="rId221">
-        <w:r>
-          <w:rPr>
-            <w:lang w:val="pt_PT" w:bidi="pt_PT"/>
-          </w:rPr>
-          <w:rPr>
-            <w:color w:val="0000EE"/>
-            <w:u w:val="single"/>
-          </w:rPr>
-          <w:t>4.9</w:t>
-        </w:r>
-      </w:hyperlink>
+      <w:r>
+        <w:rPr>
+          <w:lang w:val="pt_PT" w:bidi="pt_PT"/>
+        </w:rPr>
+        <w:t>4.9</w:t>
+      </w:r>
       <w:r>
         <w:rPr>
           <w:lang w:val="pt_PT" w:bidi="pt_PT"/>
         </w:rPr>
         <w:t>) foram uma das pragas trazidas sobre o Egito (</w:t>
       </w:r>
-      <w:hyperlink r:id="rId222">
-        <w:r>
-          <w:rPr>
-            <w:lang w:val="pt_PT" w:bidi="pt_PT"/>
-          </w:rPr>
-          <w:rPr>
-            <w:color w:val="0000EE"/>
-            <w:u w:val="single"/>
-          </w:rPr>
-          <w:t>Êx 10.4</w:t>
-        </w:r>
-      </w:hyperlink>
+      <w:r>
+        <w:rPr>
+          <w:lang w:val="pt_PT" w:bidi="pt_PT"/>
+        </w:rPr>
+        <w:t>Êx 10.4</w:t>
+      </w:r>
       <w:r>
         <w:rPr>
           <w:lang w:val="pt_PT" w:bidi="pt_PT"/>
@@ -9733,18 +8335,12 @@
         </w:rPr>
         <w:t xml:space="preserve">Esta seção contém cinco visões. É útil comparar a progressão dessas cinco visões com os julgamentos listados em </w:t>
       </w:r>
-      <w:hyperlink r:id="rId223">
-        <w:r>
-          <w:rPr>
-            <w:lang w:val="pt_PT" w:bidi="pt_PT"/>
-          </w:rPr>
-          <w:rPr>
-            <w:color w:val="0000EE"/>
-            <w:u w:val="single"/>
-          </w:rPr>
-          <w:t>4.6–11</w:t>
-        </w:r>
-      </w:hyperlink>
+      <w:r>
+        <w:rPr>
+          <w:lang w:val="pt_PT" w:bidi="pt_PT"/>
+        </w:rPr>
+        <w:t>4.6–11</w:t>
+      </w:r>
       <w:r>
         <w:rPr>
           <w:lang w:val="pt_PT" w:bidi="pt_PT"/>
@@ -9943,36 +8539,24 @@
         </w:rPr>
         <w:t>Esta visão começa como as duas anteriores (</w:t>
       </w:r>
-      <w:hyperlink r:id="rId224">
-        <w:r>
-          <w:rPr>
-            <w:lang w:val="pt_PT" w:bidi="pt_PT"/>
-          </w:rPr>
-          <w:rPr>
-            <w:color w:val="0000EE"/>
-            <w:u w:val="single"/>
-          </w:rPr>
-          <w:t>7.2–3</w:t>
-        </w:r>
-      </w:hyperlink>
+      <w:r>
+        <w:rPr>
+          <w:lang w:val="pt_PT" w:bidi="pt_PT"/>
+        </w:rPr>
+        <w:t>7.2–3</w:t>
+      </w:r>
       <w:r>
         <w:rPr>
           <w:lang w:val="pt_PT" w:bidi="pt_PT"/>
         </w:rPr>
         <w:t>,</w:t>
       </w:r>
-      <w:hyperlink r:id="rId225">
-        <w:r>
-          <w:rPr>
-            <w:lang w:val="pt_PT" w:bidi="pt_PT"/>
-          </w:rPr>
-          <w:rPr>
-            <w:color w:val="0000EE"/>
-            <w:u w:val="single"/>
-          </w:rPr>
-          <w:t>4–6</w:t>
-        </w:r>
-      </w:hyperlink>
+      <w:r>
+        <w:rPr>
+          <w:lang w:val="pt_PT" w:bidi="pt_PT"/>
+        </w:rPr>
+        <w:t>4–6</w:t>
+      </w:r>
       <w:r>
         <w:rPr>
           <w:lang w:val="pt_PT" w:bidi="pt_PT"/>
@@ -10027,36 +8611,24 @@
         </w:rPr>
         <w:t xml:space="preserve">A palavra hebraica traduzida como prumo (hebraico ’Anaque) é semelhante à palavra para gemido (’anakhah, veja </w:t>
       </w:r>
-      <w:hyperlink r:id="rId226">
-        <w:r>
-          <w:rPr>
-            <w:lang w:val="pt_PT" w:bidi="pt_PT"/>
-          </w:rPr>
-          <w:rPr>
-            <w:color w:val="0000EE"/>
-            <w:u w:val="single"/>
-          </w:rPr>
-          <w:t>Is 35.10</w:t>
-        </w:r>
-      </w:hyperlink>
+      <w:r>
+        <w:rPr>
+          <w:lang w:val="pt_PT" w:bidi="pt_PT"/>
+        </w:rPr>
+        <w:t>Is 35.10</w:t>
+      </w:r>
       <w:r>
         <w:rPr>
           <w:lang w:val="pt_PT" w:bidi="pt_PT"/>
         </w:rPr>
         <w:t xml:space="preserve">; </w:t>
       </w:r>
-      <w:hyperlink r:id="rId227">
-        <w:r>
-          <w:rPr>
-            <w:lang w:val="pt_PT" w:bidi="pt_PT"/>
-          </w:rPr>
-          <w:rPr>
-            <w:color w:val="0000EE"/>
-            <w:u w:val="single"/>
-          </w:rPr>
-          <w:t>Lm 1.22</w:t>
-        </w:r>
-      </w:hyperlink>
+      <w:r>
+        <w:rPr>
+          <w:lang w:val="pt_PT" w:bidi="pt_PT"/>
+        </w:rPr>
+        <w:t>Lm 1.22</w:t>
+      </w:r>
       <w:r>
         <w:rPr>
           <w:lang w:val="pt_PT" w:bidi="pt_PT"/>
@@ -10124,72 +8696,48 @@
         </w:rPr>
         <w:t>): Isaque representa os antepassados de Israel, os pais da nação. • dinastia do Rei Jeroboão: Jeroboão II morreu de causas naturais (</w:t>
       </w:r>
-      <w:hyperlink r:id="rId228">
-        <w:r>
-          <w:rPr>
-            <w:lang w:val="pt_PT" w:bidi="pt_PT"/>
-          </w:rPr>
-          <w:rPr>
-            <w:color w:val="0000EE"/>
-            <w:u w:val="single"/>
-          </w:rPr>
-          <w:t>2Rs 14.29</w:t>
-        </w:r>
-      </w:hyperlink>
+      <w:r>
+        <w:rPr>
+          <w:lang w:val="pt_PT" w:bidi="pt_PT"/>
+        </w:rPr>
+        <w:t>2Rs 14.29</w:t>
+      </w:r>
       <w:r>
         <w:rPr>
           <w:lang w:val="pt_PT" w:bidi="pt_PT"/>
         </w:rPr>
         <w:t>), mas o assassinato de seu filho e sucessor, Zacarias, após um reinado de menos de um ano (</w:t>
       </w:r>
-      <w:hyperlink r:id="rId229">
-        <w:r>
-          <w:rPr>
-            <w:lang w:val="pt_PT" w:bidi="pt_PT"/>
-          </w:rPr>
-          <w:rPr>
-            <w:color w:val="0000EE"/>
-            <w:u w:val="single"/>
-          </w:rPr>
-          <w:t>2Rs 15.8–10</w:t>
-        </w:r>
-      </w:hyperlink>
+      <w:r>
+        <w:rPr>
+          <w:lang w:val="pt_PT" w:bidi="pt_PT"/>
+        </w:rPr>
+        <w:t>2Rs 15.8–10</w:t>
+      </w:r>
       <w:r>
         <w:rPr>
           <w:lang w:val="pt_PT" w:bidi="pt_PT"/>
         </w:rPr>
         <w:t xml:space="preserve">; veja </w:t>
       </w:r>
-      <w:hyperlink r:id="rId230">
-        <w:r>
-          <w:rPr>
-            <w:lang w:val="pt_PT" w:bidi="pt_PT"/>
-          </w:rPr>
-          <w:rPr>
-            <w:color w:val="0000EE"/>
-            <w:u w:val="single"/>
-          </w:rPr>
-          <w:t>2Rs 10.28–31</w:t>
-        </w:r>
-      </w:hyperlink>
+      <w:r>
+        <w:rPr>
+          <w:lang w:val="pt_PT" w:bidi="pt_PT"/>
+        </w:rPr>
+        <w:t>2Rs 10.28–31</w:t>
+      </w:r>
       <w:r>
         <w:rPr>
           <w:lang w:val="pt_PT" w:bidi="pt_PT"/>
         </w:rPr>
         <w:t>), iniciou uma instabilidade no governo de Israel que nunca foi superada (</w:t>
       </w:r>
-      <w:hyperlink r:id="rId231">
-        <w:r>
-          <w:rPr>
-            <w:lang w:val="pt_PT" w:bidi="pt_PT"/>
-          </w:rPr>
-          <w:rPr>
-            <w:color w:val="0000EE"/>
-            <w:u w:val="single"/>
-          </w:rPr>
-          <w:t>2Rs 15.10–31</w:t>
-        </w:r>
-      </w:hyperlink>
+      <w:r>
+        <w:rPr>
+          <w:lang w:val="pt_PT" w:bidi="pt_PT"/>
+        </w:rPr>
+        <w:t>2Rs 15.10–31</w:t>
+      </w:r>
       <w:r>
         <w:rPr>
           <w:lang w:val="pt_PT" w:bidi="pt_PT"/>
@@ -10436,18 +8984,12 @@
         </w:rPr>
         <w:t xml:space="preserve">Amós não era um profeta profissional nem mesmo um discípulo em treinamento. Ele não tinha incentivo financeiro para deixar seu sustento a fim de profetizar. • pastor: A palavra hebraica aqui não é a mesma que em </w:t>
       </w:r>
-      <w:hyperlink r:id="rId232">
-        <w:r>
-          <w:rPr>
-            <w:lang w:val="pt_PT" w:bidi="pt_PT"/>
-          </w:rPr>
-          <w:rPr>
-            <w:color w:val="0000EE"/>
-            <w:u w:val="single"/>
-          </w:rPr>
-          <w:t>1.1</w:t>
-        </w:r>
-      </w:hyperlink>
+      <w:r>
+        <w:rPr>
+          <w:lang w:val="pt_PT" w:bidi="pt_PT"/>
+        </w:rPr>
+        <w:t>1.1</w:t>
+      </w:r>
       <w:r>
         <w:rPr>
           <w:lang w:val="pt_PT" w:bidi="pt_PT"/>
@@ -10514,36 +9056,24 @@
         </w:rPr>
         <w:t xml:space="preserve">Amós não foi motivado por ganho financeiro. Em vez disso, a voz do Senhor (veja </w:t>
       </w:r>
-      <w:hyperlink r:id="rId122">
-        <w:r>
-          <w:rPr>
-            <w:lang w:val="pt_PT" w:bidi="pt_PT"/>
-          </w:rPr>
-          <w:rPr>
-            <w:color w:val="0000EE"/>
-            <w:u w:val="single"/>
-          </w:rPr>
-          <w:t>1.2</w:t>
-        </w:r>
-      </w:hyperlink>
+      <w:r>
+        <w:rPr>
+          <w:lang w:val="pt_PT" w:bidi="pt_PT"/>
+        </w:rPr>
+        <w:t>1.2</w:t>
+      </w:r>
       <w:r>
         <w:rPr>
           <w:lang w:val="pt_PT" w:bidi="pt_PT"/>
         </w:rPr>
         <w:t xml:space="preserve">; </w:t>
       </w:r>
-      <w:hyperlink r:id="rId233">
-        <w:r>
-          <w:rPr>
-            <w:lang w:val="pt_PT" w:bidi="pt_PT"/>
-          </w:rPr>
-          <w:rPr>
-            <w:color w:val="0000EE"/>
-            <w:u w:val="single"/>
-          </w:rPr>
-          <w:t>3.8</w:t>
-        </w:r>
-      </w:hyperlink>
+      <w:r>
+        <w:rPr>
+          <w:lang w:val="pt_PT" w:bidi="pt_PT"/>
+        </w:rPr>
+        <w:t>3.8</w:t>
+      </w:r>
       <w:r>
         <w:rPr>
           <w:lang w:val="pt_PT" w:bidi="pt_PT"/>
@@ -10623,54 +9153,36 @@
         </w:rPr>
         <w:t xml:space="preserve">; compare </w:t>
       </w:r>
-      <w:hyperlink r:id="rId182">
-        <w:r>
-          <w:rPr>
-            <w:lang w:val="pt_PT" w:bidi="pt_PT"/>
-          </w:rPr>
-          <w:rPr>
-            <w:color w:val="0000EE"/>
-            <w:u w:val="single"/>
-          </w:rPr>
-          <w:t>5.6</w:t>
-        </w:r>
-      </w:hyperlink>
+      <w:r>
+        <w:rPr>
+          <w:lang w:val="pt_PT" w:bidi="pt_PT"/>
+        </w:rPr>
+        <w:t>5.6</w:t>
+      </w:r>
       <w:r>
         <w:rPr>
           <w:lang w:val="pt_PT" w:bidi="pt_PT"/>
         </w:rPr>
         <w:t xml:space="preserve">, </w:t>
       </w:r>
-      <w:hyperlink r:id="rId153">
-        <w:r>
-          <w:rPr>
-            <w:lang w:val="pt_PT" w:bidi="pt_PT"/>
-          </w:rPr>
-          <w:rPr>
-            <w:color w:val="0000EE"/>
-            <w:u w:val="single"/>
-          </w:rPr>
-          <w:t>15</w:t>
-        </w:r>
-      </w:hyperlink>
+      <w:r>
+        <w:rPr>
+          <w:lang w:val="pt_PT" w:bidi="pt_PT"/>
+        </w:rPr>
+        <w:t>15</w:t>
+      </w:r>
       <w:r>
         <w:rPr>
           <w:lang w:val="pt_PT" w:bidi="pt_PT"/>
         </w:rPr>
         <w:t xml:space="preserve">; </w:t>
       </w:r>
-      <w:hyperlink r:id="rId234">
-        <w:r>
-          <w:rPr>
-            <w:lang w:val="pt_PT" w:bidi="pt_PT"/>
-          </w:rPr>
-          <w:rPr>
-            <w:color w:val="0000EE"/>
-            <w:u w:val="single"/>
-          </w:rPr>
-          <w:t>6.6</w:t>
-        </w:r>
-      </w:hyperlink>
+      <w:r>
+        <w:rPr>
+          <w:lang w:val="pt_PT" w:bidi="pt_PT"/>
+        </w:rPr>
+        <w:t>6.6</w:t>
+      </w:r>
       <w:r>
         <w:rPr>
           <w:lang w:val="pt_PT" w:bidi="pt_PT"/>
@@ -10725,18 +9237,12 @@
         </w:rPr>
         <w:t>Como Amazias tentou silenciar Amós (</w:t>
       </w:r>
-      <w:hyperlink r:id="rId106">
-        <w:r>
-          <w:rPr>
-            <w:lang w:val="pt_PT" w:bidi="pt_PT"/>
-          </w:rPr>
-          <w:rPr>
-            <w:color w:val="0000EE"/>
-            <w:u w:val="single"/>
-          </w:rPr>
-          <w:t>7.12–13</w:t>
-        </w:r>
-      </w:hyperlink>
+      <w:r>
+        <w:rPr>
+          <w:lang w:val="pt_PT" w:bidi="pt_PT"/>
+        </w:rPr>
+        <w:t>7.12–13</w:t>
+      </w:r>
       <w:r>
         <w:rPr>
           <w:lang w:val="pt_PT" w:bidi="pt_PT"/>
@@ -10791,18 +9297,12 @@
         </w:rPr>
         <w:t xml:space="preserve">Esta visão retoma o sermão profético iniciado em </w:t>
       </w:r>
-      <w:hyperlink r:id="rId235">
-        <w:r>
-          <w:rPr>
-            <w:lang w:val="pt_PT" w:bidi="pt_PT"/>
-          </w:rPr>
-          <w:rPr>
-            <w:color w:val="0000EE"/>
-            <w:u w:val="single"/>
-          </w:rPr>
-          <w:t>7.1</w:t>
-        </w:r>
-      </w:hyperlink>
+      <w:r>
+        <w:rPr>
+          <w:lang w:val="pt_PT" w:bidi="pt_PT"/>
+        </w:rPr>
+        <w:t>7.1</w:t>
+      </w:r>
       <w:r>
         <w:rPr>
           <w:lang w:val="pt_PT" w:bidi="pt_PT"/>
@@ -10931,18 +9431,12 @@
         </w:rPr>
         <w:t xml:space="preserve">Esta seção amplia as acusações e julgamentos listados anteriormente (leia com </w:t>
       </w:r>
-      <w:hyperlink r:id="rId236">
-        <w:r>
-          <w:rPr>
-            <w:lang w:val="pt_PT" w:bidi="pt_PT"/>
-          </w:rPr>
-          <w:rPr>
-            <w:color w:val="0000EE"/>
-            <w:u w:val="single"/>
-          </w:rPr>
-          <w:t>2.6–6.14</w:t>
-        </w:r>
-      </w:hyperlink>
+      <w:r>
+        <w:rPr>
+          <w:lang w:val="pt_PT" w:bidi="pt_PT"/>
+        </w:rPr>
+        <w:t>2.6–6.14</w:t>
+      </w:r>
       <w:r>
         <w:rPr>
           <w:lang w:val="pt_PT" w:bidi="pt_PT"/>
@@ -10997,126 +9491,84 @@
         </w:rPr>
         <w:t>O trabalho era explicitamente proibido no dia do sábado (</w:t>
       </w:r>
-      <w:hyperlink r:id="rId237">
-        <w:r>
-          <w:rPr>
-            <w:lang w:val="pt_PT" w:bidi="pt_PT"/>
-          </w:rPr>
-          <w:rPr>
-            <w:color w:val="0000EE"/>
-            <w:u w:val="single"/>
-          </w:rPr>
-          <w:t>Êx 20.9–10</w:t>
-        </w:r>
-      </w:hyperlink>
+      <w:r>
+        <w:rPr>
+          <w:lang w:val="pt_PT" w:bidi="pt_PT"/>
+        </w:rPr>
+        <w:t>Êx 20.9–10</w:t>
+      </w:r>
       <w:r>
         <w:rPr>
           <w:lang w:val="pt_PT" w:bidi="pt_PT"/>
         </w:rPr>
         <w:t>); Amós sugere que as lojas também eram fechadas durante os festivais religiosos pagãos de lua nova. • Os comerciantes estavam enganando seus clientes medindo grãos com cereais menores e enganando seus fornecedores usando siclos pesados nas balanças. Essa prática era proibida pela lei de Deus (</w:t>
       </w:r>
-      <w:hyperlink r:id="rId238">
-        <w:r>
-          <w:rPr>
-            <w:lang w:val="pt_PT" w:bidi="pt_PT"/>
-          </w:rPr>
-          <w:rPr>
-            <w:color w:val="0000EE"/>
-            <w:u w:val="single"/>
-          </w:rPr>
-          <w:t>Lv 19.35–36</w:t>
-        </w:r>
-      </w:hyperlink>
+      <w:r>
+        <w:rPr>
+          <w:lang w:val="pt_PT" w:bidi="pt_PT"/>
+        </w:rPr>
+        <w:t>Lv 19.35–36</w:t>
+      </w:r>
       <w:r>
         <w:rPr>
           <w:lang w:val="pt_PT" w:bidi="pt_PT"/>
         </w:rPr>
         <w:t xml:space="preserve">; </w:t>
       </w:r>
-      <w:hyperlink r:id="rId239">
-        <w:r>
-          <w:rPr>
-            <w:lang w:val="pt_PT" w:bidi="pt_PT"/>
-          </w:rPr>
-          <w:rPr>
-            <w:color w:val="0000EE"/>
-            <w:u w:val="single"/>
-          </w:rPr>
-          <w:t>Dt 25.13–16</w:t>
-        </w:r>
-      </w:hyperlink>
+      <w:r>
+        <w:rPr>
+          <w:lang w:val="pt_PT" w:bidi="pt_PT"/>
+        </w:rPr>
+        <w:t>Dt 25.13–16</w:t>
+      </w:r>
       <w:r>
         <w:rPr>
           <w:lang w:val="pt_PT" w:bidi="pt_PT"/>
         </w:rPr>
         <w:t xml:space="preserve">; veja </w:t>
       </w:r>
-      <w:hyperlink r:id="rId240">
-        <w:r>
-          <w:rPr>
-            <w:lang w:val="pt_PT" w:bidi="pt_PT"/>
-          </w:rPr>
-          <w:rPr>
-            <w:color w:val="0000EE"/>
-            <w:u w:val="single"/>
-          </w:rPr>
-          <w:t>Pv 11.1</w:t>
-        </w:r>
-      </w:hyperlink>
+      <w:r>
+        <w:rPr>
+          <w:lang w:val="pt_PT" w:bidi="pt_PT"/>
+        </w:rPr>
+        <w:t>Pv 11.1</w:t>
+      </w:r>
       <w:r>
         <w:rPr>
           <w:lang w:val="pt_PT" w:bidi="pt_PT"/>
         </w:rPr>
         <w:t xml:space="preserve">; </w:t>
       </w:r>
-      <w:hyperlink r:id="rId241">
-        <w:r>
-          <w:rPr>
-            <w:lang w:val="pt_PT" w:bidi="pt_PT"/>
-          </w:rPr>
-          <w:rPr>
-            <w:color w:val="0000EE"/>
-            <w:u w:val="single"/>
-          </w:rPr>
-          <w:t>16.11</w:t>
-        </w:r>
-      </w:hyperlink>
+      <w:r>
+        <w:rPr>
+          <w:lang w:val="pt_PT" w:bidi="pt_PT"/>
+        </w:rPr>
+        <w:t>16.11</w:t>
+      </w:r>
       <w:r>
         <w:rPr>
           <w:lang w:val="pt_PT" w:bidi="pt_PT"/>
         </w:rPr>
         <w:t xml:space="preserve">; </w:t>
       </w:r>
-      <w:hyperlink r:id="rId242">
-        <w:r>
-          <w:rPr>
-            <w:lang w:val="pt_PT" w:bidi="pt_PT"/>
-          </w:rPr>
-          <w:rPr>
-            <w:color w:val="0000EE"/>
-            <w:u w:val="single"/>
-          </w:rPr>
-          <w:t>20.10</w:t>
-        </w:r>
-      </w:hyperlink>
+      <w:r>
+        <w:rPr>
+          <w:lang w:val="pt_PT" w:bidi="pt_PT"/>
+        </w:rPr>
+        <w:t>20.10</w:t>
+      </w:r>
       <w:r>
         <w:rPr>
           <w:lang w:val="pt_PT" w:bidi="pt_PT"/>
         </w:rPr>
         <w:t>,</w:t>
       </w:r>
-      <w:hyperlink r:id="rId243">
-        <w:r>
-          <w:rPr>
-            <w:lang w:val="pt_PT" w:bidi="pt_PT"/>
-          </w:rPr>
-          <w:rPr>
-            <w:color w:val="0000EE"/>
-            <w:u w:val="single"/>
-          </w:rPr>
-          <w:t>23</w:t>
-        </w:r>
-      </w:hyperlink>
+      <w:r>
+        <w:rPr>
+          <w:lang w:val="pt_PT" w:bidi="pt_PT"/>
+        </w:rPr>
+        <w:t>23</w:t>
+      </w:r>
       <w:r>
         <w:rPr>
           <w:lang w:val="pt_PT" w:bidi="pt_PT"/>
@@ -11171,90 +9623,60 @@
         </w:rPr>
         <w:t xml:space="preserve">O Orgulho de Israel: A mesma frase hebraica alude em </w:t>
       </w:r>
-      <w:hyperlink r:id="rId130">
-        <w:r>
-          <w:rPr>
-            <w:lang w:val="pt_PT" w:bidi="pt_PT"/>
-          </w:rPr>
-          <w:rPr>
-            <w:color w:val="0000EE"/>
-            <w:u w:val="single"/>
-          </w:rPr>
-          <w:t>6.8</w:t>
-        </w:r>
-      </w:hyperlink>
+      <w:r>
+        <w:rPr>
+          <w:lang w:val="pt_PT" w:bidi="pt_PT"/>
+        </w:rPr>
+        <w:t>6.8</w:t>
+      </w:r>
       <w:r>
         <w:rPr>
           <w:lang w:val="pt_PT" w:bidi="pt_PT"/>
         </w:rPr>
         <w:t xml:space="preserve"> à arrogância de Israel. Aqui, a frase é provavelmente um nome para Deus, que é o legítimo objeto do orgulho de Israel. Em outros lugares (</w:t>
       </w:r>
-      <w:hyperlink r:id="rId244">
-        <w:r>
-          <w:rPr>
-            <w:lang w:val="pt_PT" w:bidi="pt_PT"/>
-          </w:rPr>
-          <w:rPr>
-            <w:color w:val="0000EE"/>
-            <w:u w:val="single"/>
-          </w:rPr>
-          <w:t>Sl 47.4</w:t>
-        </w:r>
-      </w:hyperlink>
+      <w:r>
+        <w:rPr>
+          <w:lang w:val="pt_PT" w:bidi="pt_PT"/>
+        </w:rPr>
+        <w:t>Sl 47.4</w:t>
+      </w:r>
       <w:r>
         <w:rPr>
           <w:lang w:val="pt_PT" w:bidi="pt_PT"/>
         </w:rPr>
         <w:t xml:space="preserve">; </w:t>
       </w:r>
-      <w:hyperlink r:id="rId245">
-        <w:r>
-          <w:rPr>
-            <w:lang w:val="pt_PT" w:bidi="pt_PT"/>
-          </w:rPr>
-          <w:rPr>
-            <w:color w:val="0000EE"/>
-            <w:u w:val="single"/>
-          </w:rPr>
-          <w:t>Na 2.2</w:t>
-        </w:r>
-      </w:hyperlink>
+      <w:r>
+        <w:rPr>
+          <w:lang w:val="pt_PT" w:bidi="pt_PT"/>
+        </w:rPr>
+        <w:t>Na 2.2</w:t>
+      </w:r>
       <w:r>
         <w:rPr>
           <w:lang w:val="pt_PT" w:bidi="pt_PT"/>
         </w:rPr>
         <w:t xml:space="preserve">), esta frase refere-se à Terra Prometida sob um rei da linhagem de Davi (cp. </w:t>
       </w:r>
-      <w:hyperlink r:id="rId246">
-        <w:r>
-          <w:rPr>
-            <w:lang w:val="pt_PT" w:bidi="pt_PT"/>
-          </w:rPr>
-          <w:rPr>
-            <w:color w:val="0000EE"/>
-            <w:u w:val="single"/>
-          </w:rPr>
-          <w:t>Jr 13.9</w:t>
-        </w:r>
-      </w:hyperlink>
+      <w:r>
+        <w:rPr>
+          <w:lang w:val="pt_PT" w:bidi="pt_PT"/>
+        </w:rPr>
+        <w:t>Jr 13.9</w:t>
+      </w:r>
       <w:r>
         <w:rPr>
           <w:lang w:val="pt_PT" w:bidi="pt_PT"/>
         </w:rPr>
         <w:t xml:space="preserve">; </w:t>
       </w:r>
-      <w:hyperlink r:id="rId247">
-        <w:r>
-          <w:rPr>
-            <w:lang w:val="pt_PT" w:bidi="pt_PT"/>
-          </w:rPr>
-          <w:rPr>
-            <w:color w:val="0000EE"/>
-            <w:u w:val="single"/>
-          </w:rPr>
-          <w:t>Ez 32.12</w:t>
-        </w:r>
-      </w:hyperlink>
+      <w:r>
+        <w:rPr>
+          <w:lang w:val="pt_PT" w:bidi="pt_PT"/>
+        </w:rPr>
+        <w:t>Ez 32.12</w:t>
+      </w:r>
       <w:r>
         <w:rPr>
           <w:lang w:val="pt_PT" w:bidi="pt_PT"/>
@@ -11309,144 +9731,96 @@
         </w:rPr>
         <w:t>O Dia do Senhor inverteria o cosmos. Jeremias usou uma imagem semelhante para descrever a profanação de Judá à medida que os exércitos babilônicos se aproximavam (</w:t>
       </w:r>
-      <w:hyperlink r:id="rId248">
-        <w:r>
-          <w:rPr>
-            <w:lang w:val="pt_PT" w:bidi="pt_PT"/>
-          </w:rPr>
-          <w:rPr>
-            <w:color w:val="0000EE"/>
-            <w:u w:val="single"/>
-          </w:rPr>
-          <w:t>Jr 4.23</w:t>
-        </w:r>
-      </w:hyperlink>
+      <w:r>
+        <w:rPr>
+          <w:lang w:val="pt_PT" w:bidi="pt_PT"/>
+        </w:rPr>
+        <w:t>Jr 4.23</w:t>
+      </w:r>
       <w:r>
         <w:rPr>
           <w:lang w:val="pt_PT" w:bidi="pt_PT"/>
         </w:rPr>
         <w:t xml:space="preserve">; veja também </w:t>
       </w:r>
-      <w:hyperlink r:id="rId249">
-        <w:r>
-          <w:rPr>
-            <w:lang w:val="pt_PT" w:bidi="pt_PT"/>
-          </w:rPr>
-          <w:rPr>
-            <w:color w:val="0000EE"/>
-            <w:u w:val="single"/>
-          </w:rPr>
-          <w:t>Is 13.10</w:t>
-        </w:r>
-      </w:hyperlink>
+      <w:r>
+        <w:rPr>
+          <w:lang w:val="pt_PT" w:bidi="pt_PT"/>
+        </w:rPr>
+        <w:t>Is 13.10</w:t>
+      </w:r>
       <w:r>
         <w:rPr>
           <w:lang w:val="pt_PT" w:bidi="pt_PT"/>
         </w:rPr>
         <w:t xml:space="preserve">; </w:t>
       </w:r>
-      <w:hyperlink r:id="rId250">
-        <w:r>
-          <w:rPr>
-            <w:lang w:val="pt_PT" w:bidi="pt_PT"/>
-          </w:rPr>
-          <w:rPr>
-            <w:color w:val="0000EE"/>
-            <w:u w:val="single"/>
-          </w:rPr>
-          <w:t>34.4</w:t>
-        </w:r>
-      </w:hyperlink>
+      <w:r>
+        <w:rPr>
+          <w:lang w:val="pt_PT" w:bidi="pt_PT"/>
+        </w:rPr>
+        <w:t>34.4</w:t>
+      </w:r>
       <w:r>
         <w:rPr>
           <w:lang w:val="pt_PT" w:bidi="pt_PT"/>
         </w:rPr>
         <w:t xml:space="preserve">; </w:t>
       </w:r>
-      <w:hyperlink r:id="rId251">
-        <w:r>
-          <w:rPr>
-            <w:lang w:val="pt_PT" w:bidi="pt_PT"/>
-          </w:rPr>
-          <w:rPr>
-            <w:color w:val="0000EE"/>
-            <w:u w:val="single"/>
-          </w:rPr>
-          <w:t>50.3</w:t>
-        </w:r>
-      </w:hyperlink>
+      <w:r>
+        <w:rPr>
+          <w:lang w:val="pt_PT" w:bidi="pt_PT"/>
+        </w:rPr>
+        <w:t>50.3</w:t>
+      </w:r>
       <w:r>
         <w:rPr>
           <w:lang w:val="pt_PT" w:bidi="pt_PT"/>
         </w:rPr>
         <w:t xml:space="preserve">; </w:t>
       </w:r>
-      <w:hyperlink r:id="rId252">
-        <w:r>
-          <w:rPr>
-            <w:lang w:val="pt_PT" w:bidi="pt_PT"/>
-          </w:rPr>
-          <w:rPr>
-            <w:color w:val="0000EE"/>
-            <w:u w:val="single"/>
-          </w:rPr>
-          <w:t>Ez 32.7–8</w:t>
-        </w:r>
-      </w:hyperlink>
+      <w:r>
+        <w:rPr>
+          <w:lang w:val="pt_PT" w:bidi="pt_PT"/>
+        </w:rPr>
+        <w:t>Ez 32.7–8</w:t>
+      </w:r>
       <w:r>
         <w:rPr>
           <w:lang w:val="pt_PT" w:bidi="pt_PT"/>
         </w:rPr>
         <w:t xml:space="preserve">; </w:t>
       </w:r>
-      <w:hyperlink r:id="rId253">
-        <w:r>
-          <w:rPr>
-            <w:lang w:val="pt_PT" w:bidi="pt_PT"/>
-          </w:rPr>
-          <w:rPr>
-            <w:color w:val="0000EE"/>
-            <w:u w:val="single"/>
-          </w:rPr>
-          <w:t>Jl 2.10</w:t>
-        </w:r>
-      </w:hyperlink>
+      <w:r>
+        <w:rPr>
+          <w:lang w:val="pt_PT" w:bidi="pt_PT"/>
+        </w:rPr>
+        <w:t>Jl 2.10</w:t>
+      </w:r>
       <w:r>
         <w:rPr>
           <w:lang w:val="pt_PT" w:bidi="pt_PT"/>
         </w:rPr>
         <w:t xml:space="preserve">, </w:t>
       </w:r>
-      <w:hyperlink r:id="rId254">
-        <w:r>
-          <w:rPr>
-            <w:lang w:val="pt_PT" w:bidi="pt_PT"/>
-          </w:rPr>
-          <w:rPr>
-            <w:color w:val="0000EE"/>
-            <w:u w:val="single"/>
-          </w:rPr>
-          <w:t>31</w:t>
-        </w:r>
-      </w:hyperlink>
+      <w:r>
+        <w:rPr>
+          <w:lang w:val="pt_PT" w:bidi="pt_PT"/>
+        </w:rPr>
+        <w:t>31</w:t>
+      </w:r>
       <w:r>
         <w:rPr>
           <w:lang w:val="pt_PT" w:bidi="pt_PT"/>
         </w:rPr>
         <w:t xml:space="preserve">; </w:t>
       </w:r>
-      <w:hyperlink r:id="rId255">
-        <w:r>
-          <w:rPr>
-            <w:lang w:val="pt_PT" w:bidi="pt_PT"/>
-          </w:rPr>
-          <w:rPr>
-            <w:color w:val="0000EE"/>
-            <w:u w:val="single"/>
-          </w:rPr>
-          <w:t>Mq 3.6</w:t>
-        </w:r>
-      </w:hyperlink>
+      <w:r>
+        <w:rPr>
+          <w:lang w:val="pt_PT" w:bidi="pt_PT"/>
+        </w:rPr>
+        <w:t>Mq 3.6</w:t>
+      </w:r>
       <w:r>
         <w:rPr>
           <w:lang w:val="pt_PT" w:bidi="pt_PT"/>
@@ -11501,90 +9875,60 @@
         </w:rPr>
         <w:t>Fome... de ouvir as palavras do Senhor: Deus enviou profetas a Israel para falar Suas palavras diretamente a eles, mas Israel ordenou aos profetas que não profetizassem (</w:t>
       </w:r>
-      <w:hyperlink r:id="rId256">
-        <w:r>
-          <w:rPr>
-            <w:lang w:val="pt_PT" w:bidi="pt_PT"/>
-          </w:rPr>
-          <w:rPr>
-            <w:color w:val="0000EE"/>
-            <w:u w:val="single"/>
-          </w:rPr>
-          <w:t>2.11–12</w:t>
-        </w:r>
-      </w:hyperlink>
+      <w:r>
+        <w:rPr>
+          <w:lang w:val="pt_PT" w:bidi="pt_PT"/>
+        </w:rPr>
+        <w:t>2.11–12</w:t>
+      </w:r>
       <w:r>
         <w:rPr>
           <w:lang w:val="pt_PT" w:bidi="pt_PT"/>
         </w:rPr>
         <w:t xml:space="preserve">). Agora eles tinham o que queriam, mas era um silêncio mais terrível do que seu rugido e trovão: Deus se tornou distante (veja </w:t>
       </w:r>
-      <w:hyperlink r:id="rId257">
-        <w:r>
-          <w:rPr>
-            <w:lang w:val="pt_PT" w:bidi="pt_PT"/>
-          </w:rPr>
-          <w:rPr>
-            <w:color w:val="0000EE"/>
-            <w:u w:val="single"/>
-          </w:rPr>
-          <w:t>Ez 7.26</w:t>
-        </w:r>
-      </w:hyperlink>
+      <w:r>
+        <w:rPr>
+          <w:lang w:val="pt_PT" w:bidi="pt_PT"/>
+        </w:rPr>
+        <w:t>Ez 7.26</w:t>
+      </w:r>
       <w:r>
         <w:rPr>
           <w:lang w:val="pt_PT" w:bidi="pt_PT"/>
         </w:rPr>
         <w:t xml:space="preserve">; </w:t>
       </w:r>
-      <w:hyperlink r:id="rId258">
-        <w:r>
-          <w:rPr>
-            <w:lang w:val="pt_PT" w:bidi="pt_PT"/>
-          </w:rPr>
-          <w:rPr>
-            <w:color w:val="0000EE"/>
-            <w:u w:val="single"/>
-          </w:rPr>
-          <w:t>20.3</w:t>
-        </w:r>
-      </w:hyperlink>
+      <w:r>
+        <w:rPr>
+          <w:lang w:val="pt_PT" w:bidi="pt_PT"/>
+        </w:rPr>
+        <w:t>20.3</w:t>
+      </w:r>
       <w:r>
         <w:rPr>
           <w:lang w:val="pt_PT" w:bidi="pt_PT"/>
         </w:rPr>
         <w:t xml:space="preserve">; </w:t>
       </w:r>
-      <w:hyperlink r:id="rId259">
-        <w:r>
-          <w:rPr>
-            <w:lang w:val="pt_PT" w:bidi="pt_PT"/>
-          </w:rPr>
-          <w:rPr>
-            <w:color w:val="0000EE"/>
-            <w:u w:val="single"/>
-          </w:rPr>
-          <w:t>Mq 3.4</w:t>
-        </w:r>
-      </w:hyperlink>
+      <w:r>
+        <w:rPr>
+          <w:lang w:val="pt_PT" w:bidi="pt_PT"/>
+        </w:rPr>
+        <w:t>Mq 3.4</w:t>
+      </w:r>
       <w:r>
         <w:rPr>
           <w:lang w:val="pt_PT" w:bidi="pt_PT"/>
         </w:rPr>
         <w:t>,</w:t>
       </w:r>
-      <w:hyperlink r:id="rId260">
-        <w:r>
-          <w:rPr>
-            <w:lang w:val="pt_PT" w:bidi="pt_PT"/>
-          </w:rPr>
-          <w:rPr>
-            <w:color w:val="0000EE"/>
-            <w:u w:val="single"/>
-          </w:rPr>
-          <w:t>7</w:t>
-        </w:r>
-      </w:hyperlink>
+      <w:r>
+        <w:rPr>
+          <w:lang w:val="pt_PT" w:bidi="pt_PT"/>
+        </w:rPr>
+        <w:t>7</w:t>
+      </w:r>
       <w:r>
         <w:rPr>
           <w:lang w:val="pt_PT" w:bidi="pt_PT"/>
@@ -11713,36 +10057,24 @@
         </w:rPr>
         <w:t xml:space="preserve">O deus de Dã refere-se ao santuário do norte do bezerro de ouro estabelecido por Jeroboão I (veja </w:t>
       </w:r>
-      <w:hyperlink r:id="rId142">
-        <w:r>
-          <w:rPr>
-            <w:lang w:val="pt_PT" w:bidi="pt_PT"/>
-          </w:rPr>
-          <w:rPr>
-            <w:color w:val="0000EE"/>
-            <w:u w:val="single"/>
-          </w:rPr>
-          <w:t>1Rs 12.28–29</w:t>
-        </w:r>
-      </w:hyperlink>
+      <w:r>
+        <w:rPr>
+          <w:lang w:val="pt_PT" w:bidi="pt_PT"/>
+        </w:rPr>
+        <w:t>1Rs 12.28–29</w:t>
+      </w:r>
       <w:r>
         <w:rPr>
           <w:lang w:val="pt_PT" w:bidi="pt_PT"/>
         </w:rPr>
         <w:t xml:space="preserve">; </w:t>
       </w:r>
-      <w:hyperlink r:id="rId133">
-        <w:r>
-          <w:rPr>
-            <w:lang w:val="pt_PT" w:bidi="pt_PT"/>
-          </w:rPr>
-          <w:rPr>
-            <w:color w:val="0000EE"/>
-            <w:u w:val="single"/>
-          </w:rPr>
-          <w:t>2Rs 10.29</w:t>
-        </w:r>
-      </w:hyperlink>
+      <w:r>
+        <w:rPr>
+          <w:lang w:val="pt_PT" w:bidi="pt_PT"/>
+        </w:rPr>
+        <w:t>2Rs 10.29</w:t>
+      </w:r>
       <w:r>
         <w:rPr>
           <w:lang w:val="pt_PT" w:bidi="pt_PT"/>
@@ -11797,36 +10129,24 @@
         </w:rPr>
         <w:t xml:space="preserve">Eu vi... o Senhor (veja </w:t>
       </w:r>
-      <w:hyperlink r:id="rId235">
-        <w:r>
-          <w:rPr>
-            <w:lang w:val="pt_PT" w:bidi="pt_PT"/>
-          </w:rPr>
-          <w:rPr>
-            <w:color w:val="0000EE"/>
-            <w:u w:val="single"/>
-          </w:rPr>
-          <w:t>7.1</w:t>
-        </w:r>
-      </w:hyperlink>
+      <w:r>
+        <w:rPr>
+          <w:lang w:val="pt_PT" w:bidi="pt_PT"/>
+        </w:rPr>
+        <w:t>7.1</w:t>
+      </w:r>
       <w:r>
         <w:rPr>
           <w:lang w:val="pt_PT" w:bidi="pt_PT"/>
         </w:rPr>
         <w:t xml:space="preserve">): Deus deixou de revelar como ou por que Ele puniria Israel; Ele estava agora pronto para agir. • ao lado do altar: O julgamento deve começar no centro de adoração (cp. </w:t>
       </w:r>
-      <w:hyperlink r:id="rId261">
-        <w:r>
-          <w:rPr>
-            <w:lang w:val="pt_PT" w:bidi="pt_PT"/>
-          </w:rPr>
-          <w:rPr>
-            <w:color w:val="0000EE"/>
-            <w:u w:val="single"/>
-          </w:rPr>
-          <w:t>1Pe 4.17</w:t>
-        </w:r>
-      </w:hyperlink>
+      <w:r>
+        <w:rPr>
+          <w:lang w:val="pt_PT" w:bidi="pt_PT"/>
+        </w:rPr>
+        <w:t>1Pe 4.17</w:t>
+      </w:r>
       <w:r>
         <w:rPr>
           <w:lang w:val="pt_PT" w:bidi="pt_PT"/>
@@ -11942,18 +10262,12 @@
         </w:rPr>
         <w:t xml:space="preserve">Deus é inescapável (cp. </w:t>
       </w:r>
-      <w:hyperlink r:id="rId262">
-        <w:r>
-          <w:rPr>
-            <w:lang w:val="pt_PT" w:bidi="pt_PT"/>
-          </w:rPr>
-          <w:rPr>
-            <w:color w:val="0000EE"/>
-            <w:u w:val="single"/>
-          </w:rPr>
-          <w:t>Sl 139.7–12</w:t>
-        </w:r>
-      </w:hyperlink>
+      <w:r>
+        <w:rPr>
+          <w:lang w:val="pt_PT" w:bidi="pt_PT"/>
+        </w:rPr>
+        <w:t>Sl 139.7–12</w:t>
+      </w:r>
       <w:r>
         <w:rPr>
           <w:lang w:val="pt_PT" w:bidi="pt_PT"/>
@@ -12008,90 +10322,60 @@
         </w:rPr>
         <w:t xml:space="preserve">Embora o Monte Carmelo não seja a montanha mais alta da região, sua elevação frequentemente representa a beleza e a riqueza da terra. • serpente marinha: No antigo Oriente Próximo, o mar era um símbolo de caos, frequentemente contrastado com o deus nacional (cp. </w:t>
       </w:r>
-      <w:hyperlink r:id="rId263">
-        <w:r>
-          <w:rPr>
-            <w:lang w:val="pt_PT" w:bidi="pt_PT"/>
-          </w:rPr>
-          <w:rPr>
-            <w:color w:val="0000EE"/>
-            <w:u w:val="single"/>
-          </w:rPr>
-          <w:t>Sl 74.14</w:t>
-        </w:r>
-      </w:hyperlink>
+      <w:r>
+        <w:rPr>
+          <w:lang w:val="pt_PT" w:bidi="pt_PT"/>
+        </w:rPr>
+        <w:t>Sl 74.14</w:t>
+      </w:r>
       <w:r>
         <w:rPr>
           <w:lang w:val="pt_PT" w:bidi="pt_PT"/>
         </w:rPr>
         <w:t xml:space="preserve">; </w:t>
       </w:r>
-      <w:hyperlink r:id="rId264">
-        <w:r>
-          <w:rPr>
-            <w:lang w:val="pt_PT" w:bidi="pt_PT"/>
-          </w:rPr>
-          <w:rPr>
-            <w:color w:val="0000EE"/>
-            <w:u w:val="single"/>
-          </w:rPr>
-          <w:t>89.10</w:t>
-        </w:r>
-      </w:hyperlink>
+      <w:r>
+        <w:rPr>
+          <w:lang w:val="pt_PT" w:bidi="pt_PT"/>
+        </w:rPr>
+        <w:t>89.10</w:t>
+      </w:r>
       <w:r>
         <w:rPr>
           <w:lang w:val="pt_PT" w:bidi="pt_PT"/>
         </w:rPr>
         <w:t xml:space="preserve">; </w:t>
       </w:r>
-      <w:hyperlink r:id="rId265">
-        <w:r>
-          <w:rPr>
-            <w:lang w:val="pt_PT" w:bidi="pt_PT"/>
-          </w:rPr>
-          <w:rPr>
-            <w:color w:val="0000EE"/>
-            <w:u w:val="single"/>
-          </w:rPr>
-          <w:t>104.26</w:t>
-        </w:r>
-      </w:hyperlink>
+      <w:r>
+        <w:rPr>
+          <w:lang w:val="pt_PT" w:bidi="pt_PT"/>
+        </w:rPr>
+        <w:t>104.26</w:t>
+      </w:r>
       <w:r>
         <w:rPr>
           <w:lang w:val="pt_PT" w:bidi="pt_PT"/>
         </w:rPr>
         <w:t xml:space="preserve">). No entanto, o texto bíblico não concede status divino ao monstro marinho (“Leviatã”, também chamado de “Raabe”; </w:t>
       </w:r>
-      <w:hyperlink r:id="rId266">
-        <w:r>
-          <w:rPr>
-            <w:lang w:val="pt_PT" w:bidi="pt_PT"/>
-          </w:rPr>
-          <w:rPr>
-            <w:color w:val="0000EE"/>
-            <w:u w:val="single"/>
-          </w:rPr>
-          <w:t>Sl 89.9–10</w:t>
-        </w:r>
-      </w:hyperlink>
+      <w:r>
+        <w:rPr>
+          <w:lang w:val="pt_PT" w:bidi="pt_PT"/>
+        </w:rPr>
+        <w:t>Sl 89.9–10</w:t>
+      </w:r>
       <w:r>
         <w:rPr>
           <w:lang w:val="pt_PT" w:bidi="pt_PT"/>
         </w:rPr>
         <w:t>), mas o vê como sujeito ao comando e julgamento do Senhor (</w:t>
       </w:r>
-      <w:hyperlink r:id="rId267">
-        <w:r>
-          <w:rPr>
-            <w:lang w:val="pt_PT" w:bidi="pt_PT"/>
-          </w:rPr>
-          <w:rPr>
-            <w:color w:val="0000EE"/>
-            <w:u w:val="single"/>
-          </w:rPr>
-          <w:t>Is 27.1</w:t>
-        </w:r>
-      </w:hyperlink>
+      <w:r>
+        <w:rPr>
+          <w:lang w:val="pt_PT" w:bidi="pt_PT"/>
+        </w:rPr>
+        <w:t>Is 27.1</w:t>
+      </w:r>
       <w:r>
         <w:rPr>
           <w:lang w:val="pt_PT" w:bidi="pt_PT"/>
@@ -12146,36 +10430,24 @@
         </w:rPr>
         <w:t xml:space="preserve">Amós utiliza um terceiro fragmento de hino (também </w:t>
       </w:r>
-      <w:hyperlink r:id="rId127">
-        <w:r>
-          <w:rPr>
-            <w:lang w:val="pt_PT" w:bidi="pt_PT"/>
-          </w:rPr>
-          <w:rPr>
-            <w:color w:val="0000EE"/>
-            <w:u w:val="single"/>
-          </w:rPr>
-          <w:t>4.13</w:t>
-        </w:r>
-      </w:hyperlink>
+      <w:r>
+        <w:rPr>
+          <w:lang w:val="pt_PT" w:bidi="pt_PT"/>
+        </w:rPr>
+        <w:t>4.13</w:t>
+      </w:r>
       <w:r>
         <w:rPr>
           <w:lang w:val="pt_PT" w:bidi="pt_PT"/>
         </w:rPr>
         <w:t xml:space="preserve">; </w:t>
       </w:r>
-      <w:hyperlink r:id="rId174">
-        <w:r>
-          <w:rPr>
-            <w:lang w:val="pt_PT" w:bidi="pt_PT"/>
-          </w:rPr>
-          <w:rPr>
-            <w:color w:val="0000EE"/>
-            <w:u w:val="single"/>
-          </w:rPr>
-          <w:t>5.8–9</w:t>
-        </w:r>
-      </w:hyperlink>
+      <w:r>
+        <w:rPr>
+          <w:lang w:val="pt_PT" w:bidi="pt_PT"/>
+        </w:rPr>
+        <w:t>5.8–9</w:t>
+      </w:r>
       <w:r>
         <w:rPr>
           <w:lang w:val="pt_PT" w:bidi="pt_PT"/>
@@ -12243,36 +10515,24 @@
         </w:rPr>
         <w:t xml:space="preserve">): Cuxe (veja </w:t>
       </w:r>
-      <w:hyperlink r:id="rId268">
-        <w:r>
-          <w:rPr>
-            <w:lang w:val="pt_PT" w:bidi="pt_PT"/>
-          </w:rPr>
-          <w:rPr>
-            <w:color w:val="0000EE"/>
-            <w:u w:val="single"/>
-          </w:rPr>
-          <w:t>Gn 10.6–7</w:t>
-        </w:r>
-      </w:hyperlink>
+      <w:r>
+        <w:rPr>
+          <w:lang w:val="pt_PT" w:bidi="pt_PT"/>
+        </w:rPr>
+        <w:t>Gn 10.6–7</w:t>
+      </w:r>
       <w:r>
         <w:rPr>
           <w:lang w:val="pt_PT" w:bidi="pt_PT"/>
         </w:rPr>
         <w:t xml:space="preserve">) ficava ao sul da Segunda Catarata do Nilo (cp. </w:t>
       </w:r>
-      <w:hyperlink r:id="rId269">
-        <w:r>
-          <w:rPr>
-            <w:lang w:val="pt_PT" w:bidi="pt_PT"/>
-          </w:rPr>
-          <w:rPr>
-            <w:color w:val="0000EE"/>
-            <w:u w:val="single"/>
-          </w:rPr>
-          <w:t>Is 18.1</w:t>
-        </w:r>
-      </w:hyperlink>
+      <w:r>
+        <w:rPr>
+          <w:lang w:val="pt_PT" w:bidi="pt_PT"/>
+        </w:rPr>
+        <w:t>Is 18.1</w:t>
+      </w:r>
       <w:r>
         <w:rPr>
           <w:lang w:val="pt_PT" w:bidi="pt_PT"/>
@@ -12292,54 +10552,36 @@
         </w:rPr>
         <w:t xml:space="preserve"> seu vizinho ao norte. • O Êxodo de Israel do Egito é comparado a duas outras migrações antigas: os filisteus de Creta (veja também </w:t>
       </w:r>
-      <w:hyperlink r:id="rId270">
-        <w:r>
-          <w:rPr>
-            <w:lang w:val="pt_PT" w:bidi="pt_PT"/>
-          </w:rPr>
-          <w:rPr>
-            <w:color w:val="0000EE"/>
-            <w:u w:val="single"/>
-          </w:rPr>
-          <w:t>Jr 47.4</w:t>
-        </w:r>
-      </w:hyperlink>
+      <w:r>
+        <w:rPr>
+          <w:lang w:val="pt_PT" w:bidi="pt_PT"/>
+        </w:rPr>
+        <w:t>Jr 47.4</w:t>
+      </w:r>
       <w:r>
         <w:rPr>
           <w:lang w:val="pt_PT" w:bidi="pt_PT"/>
         </w:rPr>
         <w:t xml:space="preserve">) e os arameus de Quir (cp. </w:t>
       </w:r>
-      <w:hyperlink r:id="rId271">
-        <w:r>
-          <w:rPr>
-            <w:lang w:val="pt_PT" w:bidi="pt_PT"/>
-          </w:rPr>
-          <w:rPr>
-            <w:color w:val="0000EE"/>
-            <w:u w:val="single"/>
-          </w:rPr>
-          <w:t>Am 1.5</w:t>
-        </w:r>
-      </w:hyperlink>
+      <w:r>
+        <w:rPr>
+          <w:lang w:val="pt_PT" w:bidi="pt_PT"/>
+        </w:rPr>
+        <w:t>Am 1.5</w:t>
+      </w:r>
       <w:r>
         <w:rPr>
           <w:lang w:val="pt_PT" w:bidi="pt_PT"/>
         </w:rPr>
         <w:t xml:space="preserve">; </w:t>
       </w:r>
-      <w:hyperlink r:id="rId37">
-        <w:r>
-          <w:rPr>
-            <w:lang w:val="pt_PT" w:bidi="pt_PT"/>
-          </w:rPr>
-          <w:rPr>
-            <w:color w:val="0000EE"/>
-            <w:u w:val="single"/>
-          </w:rPr>
-          <w:t>2Rs 16.9</w:t>
-        </w:r>
-      </w:hyperlink>
+      <w:r>
+        <w:rPr>
+          <w:lang w:val="pt_PT" w:bidi="pt_PT"/>
+        </w:rPr>
+        <w:t>2Rs 16.9</w:t>
+      </w:r>
       <w:r>
         <w:rPr>
           <w:lang w:val="pt_PT" w:bidi="pt_PT"/>
@@ -12490,36 +10732,24 @@
         </w:rPr>
         <w:t xml:space="preserve">Amós retrata a verdadeira adoração a Deus como centrada no Templo de Jerusalém, com um descendente de Davi governando um reino unido que inclui tanto Israel quanto Judá (cp. </w:t>
       </w:r>
-      <w:hyperlink r:id="rId272">
-        <w:r>
-          <w:rPr>
-            <w:lang w:val="pt_PT" w:bidi="pt_PT"/>
-          </w:rPr>
-          <w:rPr>
-            <w:color w:val="0000EE"/>
-            <w:u w:val="single"/>
-          </w:rPr>
-          <w:t>Is 9.6–7</w:t>
-        </w:r>
-      </w:hyperlink>
+      <w:r>
+        <w:rPr>
+          <w:lang w:val="pt_PT" w:bidi="pt_PT"/>
+        </w:rPr>
+        <w:t>Is 9.6–7</w:t>
+      </w:r>
       <w:r>
         <w:rPr>
           <w:lang w:val="pt_PT" w:bidi="pt_PT"/>
         </w:rPr>
         <w:t xml:space="preserve">; </w:t>
       </w:r>
-      <w:hyperlink r:id="rId273">
-        <w:r>
-          <w:rPr>
-            <w:lang w:val="pt_PT" w:bidi="pt_PT"/>
-          </w:rPr>
-          <w:rPr>
-            <w:color w:val="0000EE"/>
-            <w:u w:val="single"/>
-          </w:rPr>
-          <w:t>11.1–5</w:t>
-        </w:r>
-      </w:hyperlink>
+      <w:r>
+        <w:rPr>
+          <w:lang w:val="pt_PT" w:bidi="pt_PT"/>
+        </w:rPr>
+        <w:t>11.1–5</w:t>
+      </w:r>
       <w:r>
         <w:rPr>
           <w:lang w:val="pt_PT" w:bidi="pt_PT"/>
@@ -12574,72 +10804,48 @@
         </w:rPr>
         <w:t>Como os profetas frequentemente faziam, Amós encerra sua oração de súplica de julgamentos com uma mensagem de esperança e restauração. Embora Jerusalém e seu Templo fossem destruídos, a linhagem de reis de Davi cortada (</w:t>
       </w:r>
-      <w:hyperlink r:id="rId274">
-        <w:r>
-          <w:rPr>
-            <w:lang w:val="pt_PT" w:bidi="pt_PT"/>
-          </w:rPr>
-          <w:rPr>
-            <w:color w:val="0000EE"/>
-            <w:u w:val="single"/>
-          </w:rPr>
-          <w:t>Sl 89.38–51</w:t>
-        </w:r>
-      </w:hyperlink>
+      <w:r>
+        <w:rPr>
+          <w:lang w:val="pt_PT" w:bidi="pt_PT"/>
+        </w:rPr>
+        <w:t>Sl 89.38–51</w:t>
+      </w:r>
       <w:r>
         <w:rPr>
           <w:lang w:val="pt_PT" w:bidi="pt_PT"/>
         </w:rPr>
         <w:t xml:space="preserve">), e seu povo levado ao cativeiro, Deus restauraria um remanescente de Israel (veja também </w:t>
       </w:r>
-      <w:hyperlink r:id="rId275">
-        <w:r>
-          <w:rPr>
-            <w:lang w:val="pt_PT" w:bidi="pt_PT"/>
-          </w:rPr>
-          <w:rPr>
-            <w:color w:val="0000EE"/>
-            <w:u w:val="single"/>
-          </w:rPr>
-          <w:t>Is 2.2–4</w:t>
-        </w:r>
-      </w:hyperlink>
+      <w:r>
+        <w:rPr>
+          <w:lang w:val="pt_PT" w:bidi="pt_PT"/>
+        </w:rPr>
+        <w:t>Is 2.2–4</w:t>
+      </w:r>
       <w:r>
         <w:rPr>
           <w:lang w:val="pt_PT" w:bidi="pt_PT"/>
         </w:rPr>
         <w:t xml:space="preserve">; </w:t>
       </w:r>
-      <w:hyperlink r:id="rId276">
-        <w:r>
-          <w:rPr>
-            <w:lang w:val="pt_PT" w:bidi="pt_PT"/>
-          </w:rPr>
-          <w:rPr>
-            <w:color w:val="0000EE"/>
-            <w:u w:val="single"/>
-          </w:rPr>
-          <w:t>4.2</w:t>
-        </w:r>
-      </w:hyperlink>
+      <w:r>
+        <w:rPr>
+          <w:lang w:val="pt_PT" w:bidi="pt_PT"/>
+        </w:rPr>
+        <w:t>4.2</w:t>
+      </w:r>
       <w:r>
         <w:rPr>
           <w:lang w:val="pt_PT" w:bidi="pt_PT"/>
         </w:rPr>
         <w:t xml:space="preserve">; </w:t>
       </w:r>
-      <w:hyperlink r:id="rId273">
-        <w:r>
-          <w:rPr>
-            <w:lang w:val="pt_PT" w:bidi="pt_PT"/>
-          </w:rPr>
-          <w:rPr>
-            <w:color w:val="0000EE"/>
-            <w:u w:val="single"/>
-          </w:rPr>
-          <w:t>11.1–5</w:t>
-        </w:r>
-      </w:hyperlink>
+      <w:r>
+        <w:rPr>
+          <w:lang w:val="pt_PT" w:bidi="pt_PT"/>
+        </w:rPr>
+        <w:t>11.1–5</w:t>
+      </w:r>
       <w:r>
         <w:rPr>
           <w:lang w:val="pt_PT" w:bidi="pt_PT"/>
@@ -12694,126 +10900,84 @@
         </w:rPr>
         <w:t xml:space="preserve">Edom (veja </w:t>
       </w:r>
-      <w:hyperlink r:id="rId277">
-        <w:r>
-          <w:rPr>
-            <w:lang w:val="pt_PT" w:bidi="pt_PT"/>
-          </w:rPr>
-          <w:rPr>
-            <w:color w:val="0000EE"/>
-            <w:u w:val="single"/>
-          </w:rPr>
-          <w:t>1.11</w:t>
-        </w:r>
-      </w:hyperlink>
+      <w:r>
+        <w:rPr>
+          <w:lang w:val="pt_PT" w:bidi="pt_PT"/>
+        </w:rPr>
+        <w:t>1.11</w:t>
+      </w:r>
       <w:r>
         <w:rPr>
           <w:lang w:val="pt_PT" w:bidi="pt_PT"/>
         </w:rPr>
         <w:t xml:space="preserve">) representa os inimigos de Deus e de Israel (veja </w:t>
       </w:r>
-      <w:hyperlink r:id="rId278">
-        <w:r>
-          <w:rPr>
-            <w:lang w:val="pt_PT" w:bidi="pt_PT"/>
-          </w:rPr>
-          <w:rPr>
-            <w:color w:val="0000EE"/>
-            <w:u w:val="single"/>
-          </w:rPr>
-          <w:t>Is 34.5–6</w:t>
-        </w:r>
-      </w:hyperlink>
+      <w:r>
+        <w:rPr>
+          <w:lang w:val="pt_PT" w:bidi="pt_PT"/>
+        </w:rPr>
+        <w:t>Is 34.5–6</w:t>
+      </w:r>
       <w:r>
         <w:rPr>
           <w:lang w:val="pt_PT" w:bidi="pt_PT"/>
         </w:rPr>
         <w:t xml:space="preserve">, </w:t>
       </w:r>
-      <w:hyperlink r:id="rId279">
-        <w:r>
-          <w:rPr>
-            <w:lang w:val="pt_PT" w:bidi="pt_PT"/>
-          </w:rPr>
-          <w:rPr>
-            <w:color w:val="0000EE"/>
-            <w:u w:val="single"/>
-          </w:rPr>
-          <w:t>11</w:t>
-        </w:r>
-      </w:hyperlink>
+      <w:r>
+        <w:rPr>
+          <w:lang w:val="pt_PT" w:bidi="pt_PT"/>
+        </w:rPr>
+        <w:t>11</w:t>
+      </w:r>
       <w:r>
         <w:rPr>
           <w:lang w:val="pt_PT" w:bidi="pt_PT"/>
         </w:rPr>
         <w:t xml:space="preserve">; </w:t>
       </w:r>
-      <w:hyperlink r:id="rId280">
-        <w:r>
-          <w:rPr>
-            <w:lang w:val="pt_PT" w:bidi="pt_PT"/>
-          </w:rPr>
-          <w:rPr>
-            <w:color w:val="0000EE"/>
-            <w:u w:val="single"/>
-          </w:rPr>
-          <w:t>63.1</w:t>
-        </w:r>
-      </w:hyperlink>
+      <w:r>
+        <w:rPr>
+          <w:lang w:val="pt_PT" w:bidi="pt_PT"/>
+        </w:rPr>
+        <w:t>63.1</w:t>
+      </w:r>
       <w:r>
         <w:rPr>
           <w:lang w:val="pt_PT" w:bidi="pt_PT"/>
         </w:rPr>
         <w:t>). No tempo da restauração, os inimigos de Deus estão sujeitos ao seu povo e ao próprio Deus. • as nações que eu chamei: Deus prometeu a Abraão que ele seria uma bênção para todos os povos da terra (</w:t>
       </w:r>
-      <w:hyperlink r:id="rId281">
-        <w:r>
-          <w:rPr>
-            <w:lang w:val="pt_PT" w:bidi="pt_PT"/>
-          </w:rPr>
-          <w:rPr>
-            <w:color w:val="0000EE"/>
-            <w:u w:val="single"/>
-          </w:rPr>
-          <w:t>Gn 12.2–3</w:t>
-        </w:r>
-      </w:hyperlink>
+      <w:r>
+        <w:rPr>
+          <w:lang w:val="pt_PT" w:bidi="pt_PT"/>
+        </w:rPr>
+        <w:t>Gn 12.2–3</w:t>
+      </w:r>
       <w:r>
         <w:rPr>
           <w:lang w:val="pt_PT" w:bidi="pt_PT"/>
         </w:rPr>
         <w:t>). O reino de Deus abraçaria os marginalizados e estrangeiros anteriormente excluídos (</w:t>
       </w:r>
-      <w:hyperlink r:id="rId282">
-        <w:r>
-          <w:rPr>
-            <w:lang w:val="pt_PT" w:bidi="pt_PT"/>
-          </w:rPr>
-          <w:rPr>
-            <w:color w:val="0000EE"/>
-            <w:u w:val="single"/>
-          </w:rPr>
-          <w:t>Is 56</w:t>
-        </w:r>
-      </w:hyperlink>
+      <w:r>
+        <w:rPr>
+          <w:lang w:val="pt_PT" w:bidi="pt_PT"/>
+        </w:rPr>
+        <w:t>Is 56</w:t>
+      </w:r>
       <w:r>
         <w:rPr>
           <w:lang w:val="pt_PT" w:bidi="pt_PT"/>
         </w:rPr>
         <w:t xml:space="preserve">; veja </w:t>
       </w:r>
-      <w:hyperlink r:id="rId283">
-        <w:r>
-          <w:rPr>
-            <w:lang w:val="pt_PT" w:bidi="pt_PT"/>
-          </w:rPr>
-          <w:rPr>
-            <w:color w:val="0000EE"/>
-            <w:u w:val="single"/>
-          </w:rPr>
-          <w:t>At 8.27–39</w:t>
-        </w:r>
-      </w:hyperlink>
+      <w:r>
+        <w:rPr>
+          <w:lang w:val="pt_PT" w:bidi="pt_PT"/>
+        </w:rPr>
+        <w:t>At 8.27–39</w:t>
+      </w:r>
       <w:r>
         <w:rPr>
           <w:lang w:val="pt_PT" w:bidi="pt_PT"/>
@@ -12916,18 +11080,12 @@
         </w:rPr>
         <w:t>A era vindoura restauraria a harmonia natural perdida no Éden (</w:t>
       </w:r>
-      <w:hyperlink r:id="rId284">
-        <w:r>
-          <w:rPr>
-            <w:lang w:val="pt_PT" w:bidi="pt_PT"/>
-          </w:rPr>
-          <w:rPr>
-            <w:color w:val="0000EE"/>
-            <w:u w:val="single"/>
-          </w:rPr>
-          <w:t>Gn 3</w:t>
-        </w:r>
-      </w:hyperlink>
+      <w:r>
+        <w:rPr>
+          <w:lang w:val="pt_PT" w:bidi="pt_PT"/>
+        </w:rPr>
+        <w:t>Gn 3</w:t>
+      </w:r>
       <w:r>
         <w:rPr>
           <w:lang w:val="pt_PT" w:bidi="pt_PT"/>
@@ -12982,36 +11140,24 @@
         </w:rPr>
         <w:t>Deus prometeu não destruir completamente o seu povo (</w:t>
       </w:r>
-      <w:hyperlink r:id="rId285">
-        <w:r>
-          <w:rPr>
-            <w:lang w:val="pt_PT" w:bidi="pt_PT"/>
-          </w:rPr>
-          <w:rPr>
-            <w:color w:val="0000EE"/>
-            <w:u w:val="single"/>
-          </w:rPr>
-          <w:t>9.8</w:t>
-        </w:r>
-      </w:hyperlink>
+      <w:r>
+        <w:rPr>
+          <w:lang w:val="pt_PT" w:bidi="pt_PT"/>
+        </w:rPr>
+        <w:t>9.8</w:t>
+      </w:r>
       <w:r>
         <w:rPr>
           <w:lang w:val="pt_PT" w:bidi="pt_PT"/>
         </w:rPr>
         <w:t xml:space="preserve">), mas trazer o remanescente sobrevivente de volta à terra (veja </w:t>
       </w:r>
-      <w:hyperlink r:id="rId286">
-        <w:r>
-          <w:rPr>
-            <w:lang w:val="pt_PT" w:bidi="pt_PT"/>
-          </w:rPr>
-          <w:rPr>
-            <w:color w:val="0000EE"/>
-            <w:u w:val="single"/>
-          </w:rPr>
-          <w:t>Os 2.23</w:t>
-        </w:r>
-      </w:hyperlink>
+      <w:r>
+        <w:rPr>
+          <w:lang w:val="pt_PT" w:bidi="pt_PT"/>
+        </w:rPr>
+        <w:t>Os 2.23</w:t>
+      </w:r>
       <w:r>
         <w:rPr>
           <w:lang w:val="pt_PT" w:bidi="pt_PT"/>
